--- a/bathymetry_calibration/docs/Bathymetry_Calibration_User_Guide.docx
+++ b/bathymetry_calibration/docs/Bathymetry_Calibration_User_Guide.docx
@@ -129,7 +129,7 @@
         <w:t>Guide:</w:t>
       </w:r>
       <w:r>
-        <w:t xml:space="preserve"> Version 1.0 • 12 October 2026</w:t>
+        <w:t xml:space="preserve"> Version 1.1 • 12 October 2026</w:t>
       </w:r>
     </w:p>
     <w:p/>
@@ -156,7 +156,38 @@
     </w:p>
     <w:p>
       <w:r>
-        <w:t>This guide assumes familiarity with HEC-RAS cross sections, sediment modeling and survey datums. Read the quick start to operate the workbench; use the calculation and interpretation sections when preparing a defensible technical review.</w:t>
+        <w:t>For experienced HEC-RAS modelers and reviewers. The six parts follow the work from verified inputs to traceable calculations, diagnostic interpretation and review evidence. Section numbers are stable references.</w:t>
+      </w:r>
+    </w:p>
+    <w:p>
+      <w:r/>
+      <w:r>
+        <w:rPr>
+          <w:b/>
+        </w:rPr>
+        <w:t>First run:</w:t>
+      </w:r>
+      <w:r>
+        <w:t xml:space="preserve"> §§01, 03–07, 13, 27.  </w:t>
+      </w:r>
+      <w:r>
+        <w:rPr>
+          <w:b/>
+        </w:rPr>
+        <w:t>Audit the curve:</w:t>
+      </w:r>
+      <w:r>
+        <w:t xml:space="preserve"> §§07–12, 19–24.</w:t>
+        <w:br/>
+      </w:r>
+      <w:r>
+        <w:rPr>
+          <w:b/>
+        </w:rPr>
+        <w:t>Prepare a formal review:</w:t>
+      </w:r>
+      <w:r>
+        <w:t xml:space="preserve"> §§02, 13–18, 26–29, 34. Click a contents entry to jump to it.</w:t>
       </w:r>
     </w:p>
     <w:tbl>
@@ -244,12 +275,56 @@
         </w:trPr>
         <w:tc>
           <w:tcPr>
+            <w:tcW w:type="dxa" w:w="5040"/>
+            <w:gridSpan w:val="2"/>
+            <w:shd w:fill="EDF3F6"/>
+          </w:tcPr>
+          <w:p>
+            <w:pPr>
+              <w:spacing w:after="40" w:before="40" w:line="247" w:lineRule="auto"/>
+            </w:pPr>
+            <w:r>
+              <w:rPr>
+                <w:b/>
+                <w:color w:val="287C83"/>
+                <w:sz w:val="18"/>
+              </w:rPr>
+              <w:t>I  Prepare a defensible comparison</w:t>
+            </w:r>
+          </w:p>
+        </w:tc>
+        <w:tc>
+          <w:tcPr>
+            <w:tcW w:type="dxa" w:w="5040"/>
+            <w:gridSpan w:val="2"/>
+            <w:shd w:fill="EDF3F6"/>
+          </w:tcPr>
+          <w:p>
+            <w:pPr>
+              <w:spacing w:after="40" w:before="40" w:line="247" w:lineRule="auto"/>
+            </w:pPr>
+            <w:r>
+              <w:rPr>
+                <w:b/>
+                <w:color w:val="287C83"/>
+                <w:sz w:val="18"/>
+              </w:rPr>
+              <w:t>IV  Test assumptions and uncertainty</w:t>
+            </w:r>
+          </w:p>
+        </w:tc>
+      </w:tr>
+      <w:tr>
+        <w:trPr>
+          <w:cantSplit/>
+        </w:trPr>
+        <w:tc>
+          <w:tcPr>
             <w:tcW w:type="dxa" w:w="4536"/>
-            <w:shd w:fill="F3F6F8"/>
-          </w:tcPr>
-          <w:p>
-            <w:pPr>
-              <w:spacing w:after="60" w:before="60" w:line="247" w:lineRule="auto"/>
+          </w:tcPr>
+          <w:p>
+            <w:pPr>
+              <w:spacing w:after="40" w:before="40" w:line="247" w:lineRule="auto"/>
             </w:pPr>
             <w:hyperlink w:anchor="s01">
               <w:r>
@@ -257,7 +332,7 @@
                   <w:color w:val="17354C"/>
                   <w:sz w:val="18"/>
                 </w:rPr>
-                <w:t>Quick start</w:t>
+                <w:t>01  Quick start</w:t>
               </w:r>
             </w:hyperlink>
           </w:p>
@@ -265,11 +340,10 @@
         <w:tc>
           <w:tcPr>
             <w:tcW w:type="dxa" w:w="504"/>
-            <w:shd w:fill="F3F6F8"/>
-          </w:tcPr>
-          <w:p>
-            <w:pPr>
-              <w:spacing w:after="60" w:before="60" w:line="247" w:lineRule="auto"/>
+          </w:tcPr>
+          <w:p>
+            <w:pPr>
+              <w:spacing w:after="40" w:before="40" w:line="247" w:lineRule="auto"/>
             </w:pPr>
             <w:r>
               <w:rPr>
@@ -279,6 +353,46 @@
             </w:r>
           </w:p>
         </w:tc>
+        <w:tc>
+          <w:tcPr>
+            <w:tcW w:type="dxa" w:w="4536"/>
+          </w:tcPr>
+          <w:p>
+            <w:pPr>
+              <w:spacing w:after="40" w:before="40" w:line="247" w:lineRule="auto"/>
+            </w:pPr>
+            <w:hyperlink w:anchor="s19">
+              <w:r>
+                <w:rPr>
+                  <w:color w:val="17354C"/>
+                  <w:sz w:val="18"/>
+                </w:rPr>
+                <w:t>19  Operating the assumption explorer</w:t>
+              </w:r>
+            </w:hyperlink>
+          </w:p>
+        </w:tc>
+        <w:tc>
+          <w:tcPr>
+            <w:tcW w:type="dxa" w:w="504"/>
+          </w:tcPr>
+          <w:p>
+            <w:pPr>
+              <w:spacing w:after="40" w:before="40" w:line="247" w:lineRule="auto"/>
+            </w:pPr>
+            <w:r>
+              <w:rPr>
+                <w:sz w:val="18"/>
+              </w:rPr>
+              <w:t>21</w:t>
+            </w:r>
+          </w:p>
+        </w:tc>
+      </w:tr>
+      <w:tr>
+        <w:trPr>
+          <w:cantSplit/>
+        </w:trPr>
         <w:tc>
           <w:tcPr>
             <w:tcW w:type="dxa" w:w="4536"/>
@@ -286,7 +400,1314 @@
           </w:tcPr>
           <w:p>
             <w:pPr>
-              <w:spacing w:after="60" w:before="60" w:line="247" w:lineRule="auto"/>
+              <w:spacing w:after="40" w:before="40" w:line="247" w:lineRule="auto"/>
+            </w:pPr>
+            <w:hyperlink w:anchor="s02">
+              <w:r>
+                <w:rPr>
+                  <w:color w:val="17354C"/>
+                  <w:sz w:val="18"/>
+                </w:rPr>
+                <w:t>02  What the comparison can establish</w:t>
+              </w:r>
+            </w:hyperlink>
+          </w:p>
+        </w:tc>
+        <w:tc>
+          <w:tcPr>
+            <w:tcW w:type="dxa" w:w="504"/>
+            <w:shd w:fill="F3F6F8"/>
+          </w:tcPr>
+          <w:p>
+            <w:pPr>
+              <w:spacing w:after="40" w:before="40" w:line="247" w:lineRule="auto"/>
+            </w:pPr>
+            <w:r>
+              <w:rPr>
+                <w:sz w:val="18"/>
+              </w:rPr>
+              <w:t>4</w:t>
+            </w:r>
+          </w:p>
+        </w:tc>
+        <w:tc>
+          <w:tcPr>
+            <w:tcW w:type="dxa" w:w="4536"/>
+            <w:shd w:fill="F3F6F8"/>
+          </w:tcPr>
+          <w:p>
+            <w:pPr>
+              <w:spacing w:after="40" w:before="40" w:line="247" w:lineRule="auto"/>
+            </w:pPr>
+            <w:hyperlink w:anchor="s20">
+              <w:r>
+                <w:rPr>
+                  <w:color w:val="17354C"/>
+                  <w:sz w:val="18"/>
+                </w:rPr>
+                <w:t>20  Knobs for support and reconstruction</w:t>
+              </w:r>
+            </w:hyperlink>
+          </w:p>
+        </w:tc>
+        <w:tc>
+          <w:tcPr>
+            <w:tcW w:type="dxa" w:w="504"/>
+            <w:shd w:fill="F3F6F8"/>
+          </w:tcPr>
+          <w:p>
+            <w:pPr>
+              <w:spacing w:after="40" w:before="40" w:line="247" w:lineRule="auto"/>
+            </w:pPr>
+            <w:r>
+              <w:rPr>
+                <w:sz w:val="18"/>
+              </w:rPr>
+              <w:t>22</w:t>
+            </w:r>
+          </w:p>
+        </w:tc>
+      </w:tr>
+      <w:tr>
+        <w:trPr>
+          <w:cantSplit/>
+        </w:trPr>
+        <w:tc>
+          <w:tcPr>
+            <w:tcW w:type="dxa" w:w="4536"/>
+          </w:tcPr>
+          <w:p>
+            <w:pPr>
+              <w:spacing w:after="40" w:before="40" w:line="247" w:lineRule="auto"/>
+            </w:pPr>
+            <w:hyperlink w:anchor="s03">
+              <w:r>
+                <w:rPr>
+                  <w:color w:val="17354C"/>
+                  <w:sz w:val="18"/>
+                </w:rPr>
+                <w:t>03  Preparing the inputs</w:t>
+              </w:r>
+            </w:hyperlink>
+          </w:p>
+        </w:tc>
+        <w:tc>
+          <w:tcPr>
+            <w:tcW w:type="dxa" w:w="504"/>
+          </w:tcPr>
+          <w:p>
+            <w:pPr>
+              <w:spacing w:after="40" w:before="40" w:line="247" w:lineRule="auto"/>
+            </w:pPr>
+            <w:r>
+              <w:rPr>
+                <w:sz w:val="18"/>
+              </w:rPr>
+              <w:t>5</w:t>
+            </w:r>
+          </w:p>
+        </w:tc>
+        <w:tc>
+          <w:tcPr>
+            <w:tcW w:type="dxa" w:w="4536"/>
+          </w:tcPr>
+          <w:p>
+            <w:pPr>
+              <w:spacing w:after="40" w:before="40" w:line="247" w:lineRule="auto"/>
+            </w:pPr>
+            <w:hyperlink w:anchor="s21">
+              <w:r>
+                <w:rPr>
+                  <w:color w:val="17354C"/>
+                  <w:sz w:val="18"/>
+                </w:rPr>
+                <w:t>21  Knobs for classification, shifts and error</w:t>
+              </w:r>
+            </w:hyperlink>
+          </w:p>
+        </w:tc>
+        <w:tc>
+          <w:tcPr>
+            <w:tcW w:type="dxa" w:w="504"/>
+          </w:tcPr>
+          <w:p>
+            <w:pPr>
+              <w:spacing w:after="40" w:before="40" w:line="247" w:lineRule="auto"/>
+            </w:pPr>
+            <w:r>
+              <w:rPr>
+                <w:sz w:val="18"/>
+              </w:rPr>
+              <w:t>23</w:t>
+            </w:r>
+          </w:p>
+        </w:tc>
+      </w:tr>
+      <w:tr>
+        <w:trPr>
+          <w:cantSplit/>
+        </w:trPr>
+        <w:tc>
+          <w:tcPr>
+            <w:tcW w:type="dxa" w:w="4536"/>
+            <w:shd w:fill="F3F6F8"/>
+          </w:tcPr>
+          <w:p>
+            <w:pPr>
+              <w:spacing w:after="40" w:before="40" w:line="247" w:lineRule="auto"/>
+            </w:pPr>
+            <w:hyperlink w:anchor="s04">
+              <w:r>
+                <w:rPr>
+                  <w:color w:val="17354C"/>
+                  <w:sz w:val="18"/>
+                </w:rPr>
+                <w:t>04  Choosing the river-mile extent</w:t>
+              </w:r>
+            </w:hyperlink>
+          </w:p>
+        </w:tc>
+        <w:tc>
+          <w:tcPr>
+            <w:tcW w:type="dxa" w:w="504"/>
+            <w:shd w:fill="F3F6F8"/>
+          </w:tcPr>
+          <w:p>
+            <w:pPr>
+              <w:spacing w:after="40" w:before="40" w:line="247" w:lineRule="auto"/>
+            </w:pPr>
+            <w:r>
+              <w:rPr>
+                <w:sz w:val="18"/>
+              </w:rPr>
+              <w:t>6</w:t>
+            </w:r>
+          </w:p>
+        </w:tc>
+        <w:tc>
+          <w:tcPr>
+            <w:tcW w:type="dxa" w:w="4536"/>
+            <w:shd w:fill="F3F6F8"/>
+          </w:tcPr>
+          <w:p>
+            <w:pPr>
+              <w:spacing w:after="40" w:before="40" w:line="247" w:lineRule="auto"/>
+            </w:pPr>
+            <w:hyperlink w:anchor="s22">
+              <w:r>
+                <w:rPr>
+                  <w:color w:val="17354C"/>
+                  <w:sz w:val="18"/>
+                </w:rPr>
+                <w:t>22  Numerical QA and the integration grid</w:t>
+              </w:r>
+            </w:hyperlink>
+          </w:p>
+        </w:tc>
+        <w:tc>
+          <w:tcPr>
+            <w:tcW w:type="dxa" w:w="504"/>
+            <w:shd w:fill="F3F6F8"/>
+          </w:tcPr>
+          <w:p>
+            <w:pPr>
+              <w:spacing w:after="40" w:before="40" w:line="247" w:lineRule="auto"/>
+            </w:pPr>
+            <w:r>
+              <w:rPr>
+                <w:sz w:val="18"/>
+              </w:rPr>
+              <w:t>24</w:t>
+            </w:r>
+          </w:p>
+        </w:tc>
+      </w:tr>
+      <w:tr>
+        <w:trPr>
+          <w:cantSplit/>
+        </w:trPr>
+        <w:tc>
+          <w:tcPr>
+            <w:tcW w:type="dxa" w:w="4536"/>
+          </w:tcPr>
+          <w:p>
+            <w:pPr>
+              <w:spacing w:after="40" w:before="40" w:line="247" w:lineRule="auto"/>
+            </w:pPr>
+            <w:hyperlink w:anchor="s05">
+              <w:r>
+                <w:rPr>
+                  <w:color w:val="17354C"/>
+                  <w:sz w:val="18"/>
+                </w:rPr>
+                <w:t>05  Dates, units and vertical datum</w:t>
+              </w:r>
+            </w:hyperlink>
+          </w:p>
+        </w:tc>
+        <w:tc>
+          <w:tcPr>
+            <w:tcW w:type="dxa" w:w="504"/>
+          </w:tcPr>
+          <w:p>
+            <w:pPr>
+              <w:spacing w:after="40" w:before="40" w:line="247" w:lineRule="auto"/>
+            </w:pPr>
+            <w:r>
+              <w:rPr>
+                <w:sz w:val="18"/>
+              </w:rPr>
+              <w:t>7</w:t>
+            </w:r>
+          </w:p>
+        </w:tc>
+        <w:tc>
+          <w:tcPr>
+            <w:tcW w:type="dxa" w:w="4536"/>
+          </w:tcPr>
+          <w:p>
+            <w:pPr>
+              <w:spacing w:after="40" w:before="40" w:line="247" w:lineRule="auto"/>
+            </w:pPr>
+            <w:hyperlink w:anchor="s23">
+              <w:r>
+                <w:rPr>
+                  <w:color w:val="17354C"/>
+                  <w:sz w:val="18"/>
+                </w:rPr>
+                <w:t>23  How survey-volume uncertainty is calculated</w:t>
+              </w:r>
+            </w:hyperlink>
+          </w:p>
+        </w:tc>
+        <w:tc>
+          <w:tcPr>
+            <w:tcW w:type="dxa" w:w="504"/>
+          </w:tcPr>
+          <w:p>
+            <w:pPr>
+              <w:spacing w:after="40" w:before="40" w:line="247" w:lineRule="auto"/>
+            </w:pPr>
+            <w:r>
+              <w:rPr>
+                <w:sz w:val="18"/>
+              </w:rPr>
+              <w:t>25</w:t>
+            </w:r>
+          </w:p>
+        </w:tc>
+      </w:tr>
+      <w:tr>
+        <w:trPr>
+          <w:cantSplit/>
+        </w:trPr>
+        <w:tc>
+          <w:tcPr>
+            <w:tcW w:type="dxa" w:w="4536"/>
+            <w:shd w:fill="F3F6F8"/>
+          </w:tcPr>
+          <w:p>
+            <w:pPr>
+              <w:spacing w:after="40" w:before="40" w:line="247" w:lineRule="auto"/>
+            </w:pPr>
+            <w:hyperlink w:anchor="s06">
+              <w:r>
+                <w:rPr>
+                  <w:color w:val="17354C"/>
+                  <w:sz w:val="18"/>
+                </w:rPr>
+                <w:t>06  Reviewing survey QA/QC</w:t>
+              </w:r>
+            </w:hyperlink>
+          </w:p>
+        </w:tc>
+        <w:tc>
+          <w:tcPr>
+            <w:tcW w:type="dxa" w:w="504"/>
+            <w:shd w:fill="F3F6F8"/>
+          </w:tcPr>
+          <w:p>
+            <w:pPr>
+              <w:spacing w:after="40" w:before="40" w:line="247" w:lineRule="auto"/>
+            </w:pPr>
+            <w:r>
+              <w:rPr>
+                <w:sz w:val="18"/>
+              </w:rPr>
+              <w:t>8</w:t>
+            </w:r>
+          </w:p>
+        </w:tc>
+        <w:tc>
+          <w:tcPr>
+            <w:tcW w:type="dxa" w:w="4536"/>
+            <w:shd w:fill="F3F6F8"/>
+          </w:tcPr>
+          <w:p>
+            <w:pPr>
+              <w:spacing w:after="40" w:before="40" w:line="247" w:lineRule="auto"/>
+            </w:pPr>
+            <w:hyperlink w:anchor="s24">
+              <w:r>
+                <w:rPr>
+                  <w:color w:val="17354C"/>
+                  <w:sz w:val="18"/>
+                </w:rPr>
+                <w:t>24  Bias screening and conditional significance</w:t>
+              </w:r>
+            </w:hyperlink>
+          </w:p>
+        </w:tc>
+        <w:tc>
+          <w:tcPr>
+            <w:tcW w:type="dxa" w:w="504"/>
+            <w:shd w:fill="F3F6F8"/>
+          </w:tcPr>
+          <w:p>
+            <w:pPr>
+              <w:spacing w:after="40" w:before="40" w:line="247" w:lineRule="auto"/>
+            </w:pPr>
+            <w:r>
+              <w:rPr>
+                <w:sz w:val="18"/>
+              </w:rPr>
+              <w:t>26</w:t>
+            </w:r>
+          </w:p>
+        </w:tc>
+      </w:tr>
+      <w:tr>
+        <w:trPr>
+          <w:cantSplit/>
+        </w:trPr>
+        <w:tc>
+          <w:tcPr>
+            <w:tcW w:type="dxa" w:w="4536"/>
+          </w:tcPr>
+          <w:p>
+            <w:pPr>
+              <w:spacing w:after="40" w:before="40" w:line="247" w:lineRule="auto"/>
+            </w:pPr>
+            <w:hyperlink w:anchor="s07">
+              <w:r>
+                <w:rPr>
+                  <w:color w:val="17354C"/>
+                  <w:sz w:val="18"/>
+                </w:rPr>
+                <w:t>07  How the shared bed footprint is defined</w:t>
+              </w:r>
+            </w:hyperlink>
+          </w:p>
+        </w:tc>
+        <w:tc>
+          <w:tcPr>
+            <w:tcW w:type="dxa" w:w="504"/>
+          </w:tcPr>
+          <w:p>
+            <w:pPr>
+              <w:spacing w:after="40" w:before="40" w:line="247" w:lineRule="auto"/>
+            </w:pPr>
+            <w:r>
+              <w:rPr>
+                <w:sz w:val="18"/>
+              </w:rPr>
+              <w:t>9</w:t>
+            </w:r>
+          </w:p>
+        </w:tc>
+        <w:tc>
+          <w:tcPr>
+            <w:tcW w:type="dxa" w:w="5040"/>
+            <w:gridSpan w:val="2"/>
+            <w:shd w:fill="EDF3F6"/>
+          </w:tcPr>
+          <w:p>
+            <w:pPr>
+              <w:spacing w:after="40" w:before="40" w:line="247" w:lineRule="auto"/>
+            </w:pPr>
+            <w:r>
+              <w:rPr>
+                <w:b/>
+                <w:color w:val="287C83"/>
+                <w:sz w:val="18"/>
+              </w:rPr>
+              <w:t>V  Extend and document the review</w:t>
+            </w:r>
+          </w:p>
+        </w:tc>
+      </w:tr>
+      <w:tr>
+        <w:trPr>
+          <w:cantSplit/>
+        </w:trPr>
+        <w:tc>
+          <w:tcPr>
+            <w:tcW w:type="dxa" w:w="5040"/>
+            <w:gridSpan w:val="2"/>
+            <w:shd w:fill="EDF3F6"/>
+          </w:tcPr>
+          <w:p>
+            <w:pPr>
+              <w:spacing w:after="40" w:before="40" w:line="247" w:lineRule="auto"/>
+            </w:pPr>
+            <w:r>
+              <w:rPr>
+                <w:b/>
+                <w:color w:val="287C83"/>
+                <w:sz w:val="18"/>
+              </w:rPr>
+              <w:t>II  Trace the volume calculation</w:t>
+            </w:r>
+          </w:p>
+        </w:tc>
+        <w:tc>
+          <w:tcPr>
+            <w:tcW w:type="dxa" w:w="4536"/>
+            <w:shd w:fill="F3F6F8"/>
+          </w:tcPr>
+          <w:p>
+            <w:pPr>
+              <w:spacing w:after="40" w:before="40" w:line="247" w:lineRule="auto"/>
+            </w:pPr>
+            <w:hyperlink w:anchor="s25">
+              <w:r>
+                <w:rPr>
+                  <w:color w:val="17354C"/>
+                  <w:sz w:val="18"/>
+                </w:rPr>
+                <w:t>25  Multiple surveys and annual change rates</w:t>
+              </w:r>
+            </w:hyperlink>
+          </w:p>
+        </w:tc>
+        <w:tc>
+          <w:tcPr>
+            <w:tcW w:type="dxa" w:w="504"/>
+            <w:shd w:fill="F3F6F8"/>
+          </w:tcPr>
+          <w:p>
+            <w:pPr>
+              <w:spacing w:after="40" w:before="40" w:line="247" w:lineRule="auto"/>
+            </w:pPr>
+            <w:r>
+              <w:rPr>
+                <w:sz w:val="18"/>
+              </w:rPr>
+              <w:t>27</w:t>
+            </w:r>
+          </w:p>
+        </w:tc>
+      </w:tr>
+      <w:tr>
+        <w:trPr>
+          <w:cantSplit/>
+        </w:trPr>
+        <w:tc>
+          <w:tcPr>
+            <w:tcW w:type="dxa" w:w="4536"/>
+          </w:tcPr>
+          <w:p>
+            <w:pPr>
+              <w:spacing w:after="40" w:before="40" w:line="247" w:lineRule="auto"/>
+            </w:pPr>
+            <w:hyperlink w:anchor="s08">
+              <w:r>
+                <w:rPr>
+                  <w:color w:val="17354C"/>
+                  <w:sz w:val="18"/>
+                </w:rPr>
+                <w:t>08  From elevation change to section area</w:t>
+              </w:r>
+            </w:hyperlink>
+          </w:p>
+        </w:tc>
+        <w:tc>
+          <w:tcPr>
+            <w:tcW w:type="dxa" w:w="504"/>
+          </w:tcPr>
+          <w:p>
+            <w:pPr>
+              <w:spacing w:after="40" w:before="40" w:line="247" w:lineRule="auto"/>
+            </w:pPr>
+            <w:r>
+              <w:rPr>
+                <w:sz w:val="18"/>
+              </w:rPr>
+              <w:t>10</w:t>
+            </w:r>
+          </w:p>
+        </w:tc>
+        <w:tc>
+          <w:tcPr>
+            <w:tcW w:type="dxa" w:w="4536"/>
+          </w:tcPr>
+          <w:p>
+            <w:pPr>
+              <w:spacing w:after="40" w:before="40" w:line="247" w:lineRule="auto"/>
+            </w:pPr>
+            <w:hyperlink w:anchor="s26">
+              <w:r>
+                <w:rPr>
+                  <w:color w:val="17354C"/>
+                  <w:sz w:val="18"/>
+                </w:rPr>
+                <w:t>26  Native HEC-RAS volume as a separate audit</w:t>
+              </w:r>
+            </w:hyperlink>
+          </w:p>
+        </w:tc>
+        <w:tc>
+          <w:tcPr>
+            <w:tcW w:type="dxa" w:w="504"/>
+          </w:tcPr>
+          <w:p>
+            <w:pPr>
+              <w:spacing w:after="40" w:before="40" w:line="247" w:lineRule="auto"/>
+            </w:pPr>
+            <w:r>
+              <w:rPr>
+                <w:sz w:val="18"/>
+              </w:rPr>
+              <w:t>28</w:t>
+            </w:r>
+          </w:p>
+        </w:tc>
+      </w:tr>
+      <w:tr>
+        <w:trPr>
+          <w:cantSplit/>
+        </w:trPr>
+        <w:tc>
+          <w:tcPr>
+            <w:tcW w:type="dxa" w:w="4536"/>
+            <w:shd w:fill="F3F6F8"/>
+          </w:tcPr>
+          <w:p>
+            <w:pPr>
+              <w:spacing w:after="40" w:before="40" w:line="247" w:lineRule="auto"/>
+            </w:pPr>
+            <w:hyperlink w:anchor="s09">
+              <w:r>
+                <w:rPr>
+                  <w:color w:val="17354C"/>
+                  <w:sz w:val="18"/>
+                </w:rPr>
+                <w:t>09  From section area to reach volume</w:t>
+              </w:r>
+            </w:hyperlink>
+          </w:p>
+        </w:tc>
+        <w:tc>
+          <w:tcPr>
+            <w:tcW w:type="dxa" w:w="504"/>
+            <w:shd w:fill="F3F6F8"/>
+          </w:tcPr>
+          <w:p>
+            <w:pPr>
+              <w:spacing w:after="40" w:before="40" w:line="247" w:lineRule="auto"/>
+            </w:pPr>
+            <w:r>
+              <w:rPr>
+                <w:sz w:val="18"/>
+              </w:rPr>
+              <w:t>11</w:t>
+            </w:r>
+          </w:p>
+        </w:tc>
+        <w:tc>
+          <w:tcPr>
+            <w:tcW w:type="dxa" w:w="4536"/>
+            <w:shd w:fill="F3F6F8"/>
+          </w:tcPr>
+          <w:p>
+            <w:pPr>
+              <w:spacing w:after="40" w:before="40" w:line="247" w:lineRule="auto"/>
+            </w:pPr>
+            <w:hyperlink w:anchor="s27">
+              <w:r>
+                <w:rPr>
+                  <w:color w:val="17354C"/>
+                  <w:sz w:val="18"/>
+                </w:rPr>
+                <w:t>27  Exporting evidence and preparing figures</w:t>
+              </w:r>
+            </w:hyperlink>
+          </w:p>
+        </w:tc>
+        <w:tc>
+          <w:tcPr>
+            <w:tcW w:type="dxa" w:w="504"/>
+            <w:shd w:fill="F3F6F8"/>
+          </w:tcPr>
+          <w:p>
+            <w:pPr>
+              <w:spacing w:after="40" w:before="40" w:line="247" w:lineRule="auto"/>
+            </w:pPr>
+            <w:r>
+              <w:rPr>
+                <w:sz w:val="18"/>
+              </w:rPr>
+              <w:t>29</w:t>
+            </w:r>
+          </w:p>
+        </w:tc>
+      </w:tr>
+      <w:tr>
+        <w:trPr>
+          <w:cantSplit/>
+        </w:trPr>
+        <w:tc>
+          <w:tcPr>
+            <w:tcW w:type="dxa" w:w="4536"/>
+          </w:tcPr>
+          <w:p>
+            <w:pPr>
+              <w:spacing w:after="40" w:before="40" w:line="247" w:lineRule="auto"/>
+            </w:pPr>
+            <w:hyperlink w:anchor="s10">
+              <w:r>
+                <w:rPr>
+                  <w:color w:val="17354C"/>
+                  <w:sz w:val="18"/>
+                </w:rPr>
+                <w:t>10  A complete hand calculation</w:t>
+              </w:r>
+            </w:hyperlink>
+          </w:p>
+        </w:tc>
+        <w:tc>
+          <w:tcPr>
+            <w:tcW w:type="dxa" w:w="504"/>
+          </w:tcPr>
+          <w:p>
+            <w:pPr>
+              <w:spacing w:after="40" w:before="40" w:line="247" w:lineRule="auto"/>
+            </w:pPr>
+            <w:r>
+              <w:rPr>
+                <w:sz w:val="18"/>
+              </w:rPr>
+              <w:t>12</w:t>
+            </w:r>
+          </w:p>
+        </w:tc>
+        <w:tc>
+          <w:tcPr>
+            <w:tcW w:type="dxa" w:w="4536"/>
+          </w:tcPr>
+          <w:p>
+            <w:pPr>
+              <w:spacing w:after="40" w:before="40" w:line="247" w:lineRule="auto"/>
+            </w:pPr>
+            <w:hyperlink w:anchor="s28">
+              <w:r>
+                <w:rPr>
+                  <w:color w:val="17354C"/>
+                  <w:sz w:val="18"/>
+                </w:rPr>
+                <w:t>28  A technical-review evidence checklist</w:t>
+              </w:r>
+            </w:hyperlink>
+          </w:p>
+        </w:tc>
+        <w:tc>
+          <w:tcPr>
+            <w:tcW w:type="dxa" w:w="504"/>
+          </w:tcPr>
+          <w:p>
+            <w:pPr>
+              <w:spacing w:after="40" w:before="40" w:line="247" w:lineRule="auto"/>
+            </w:pPr>
+            <w:r>
+              <w:rPr>
+                <w:sz w:val="18"/>
+              </w:rPr>
+              <w:t>30</w:t>
+            </w:r>
+          </w:p>
+        </w:tc>
+      </w:tr>
+      <w:tr>
+        <w:trPr>
+          <w:cantSplit/>
+        </w:trPr>
+        <w:tc>
+          <w:tcPr>
+            <w:tcW w:type="dxa" w:w="4536"/>
+            <w:shd w:fill="F3F6F8"/>
+          </w:tcPr>
+          <w:p>
+            <w:pPr>
+              <w:spacing w:after="40" w:before="40" w:line="247" w:lineRule="auto"/>
+            </w:pPr>
+            <w:hyperlink w:anchor="s11">
+              <w:r>
+                <w:rPr>
+                  <w:color w:val="17354C"/>
+                  <w:sz w:val="18"/>
+                </w:rPr>
+                <w:t>11  Why two cumulative curves are available</w:t>
+              </w:r>
+            </w:hyperlink>
+          </w:p>
+        </w:tc>
+        <w:tc>
+          <w:tcPr>
+            <w:tcW w:type="dxa" w:w="504"/>
+            <w:shd w:fill="F3F6F8"/>
+          </w:tcPr>
+          <w:p>
+            <w:pPr>
+              <w:spacing w:after="40" w:before="40" w:line="247" w:lineRule="auto"/>
+            </w:pPr>
+            <w:r>
+              <w:rPr>
+                <w:sz w:val="18"/>
+              </w:rPr>
+              <w:t>13</w:t>
+            </w:r>
+          </w:p>
+        </w:tc>
+        <w:tc>
+          <w:tcPr>
+            <w:tcW w:type="dxa" w:w="4536"/>
+            <w:shd w:fill="F3F6F8"/>
+          </w:tcPr>
+          <w:p>
+            <w:pPr>
+              <w:spacing w:after="40" w:before="40" w:line="247" w:lineRule="auto"/>
+            </w:pPr>
+            <w:hyperlink w:anchor="s29">
+              <w:r>
+                <w:rPr>
+                  <w:color w:val="17354C"/>
+                  <w:sz w:val="18"/>
+                </w:rPr>
+                <w:t>29  Review-ready methods and interpretation text</w:t>
+              </w:r>
+            </w:hyperlink>
+          </w:p>
+        </w:tc>
+        <w:tc>
+          <w:tcPr>
+            <w:tcW w:type="dxa" w:w="504"/>
+            <w:shd w:fill="F3F6F8"/>
+          </w:tcPr>
+          <w:p>
+            <w:pPr>
+              <w:spacing w:after="40" w:before="40" w:line="247" w:lineRule="auto"/>
+            </w:pPr>
+            <w:r>
+              <w:rPr>
+                <w:sz w:val="18"/>
+              </w:rPr>
+              <w:t>31</w:t>
+            </w:r>
+          </w:p>
+        </w:tc>
+      </w:tr>
+      <w:tr>
+        <w:trPr>
+          <w:cantSplit/>
+        </w:trPr>
+        <w:tc>
+          <w:tcPr>
+            <w:tcW w:type="dxa" w:w="4536"/>
+          </w:tcPr>
+          <w:p>
+            <w:pPr>
+              <w:spacing w:after="40" w:before="40" w:line="247" w:lineRule="auto"/>
+            </w:pPr>
+            <w:hyperlink w:anchor="s12">
+              <w:r>
+                <w:rPr>
+                  <w:color w:val="17354C"/>
+                  <w:sz w:val="18"/>
+                </w:rPr>
+                <w:t>12  What happens at unsupported gaps</w:t>
+              </w:r>
+            </w:hyperlink>
+          </w:p>
+        </w:tc>
+        <w:tc>
+          <w:tcPr>
+            <w:tcW w:type="dxa" w:w="504"/>
+          </w:tcPr>
+          <w:p>
+            <w:pPr>
+              <w:spacing w:after="40" w:before="40" w:line="247" w:lineRule="auto"/>
+            </w:pPr>
+            <w:r>
+              <w:rPr>
+                <w:sz w:val="18"/>
+              </w:rPr>
+              <w:t>14</w:t>
+            </w:r>
+          </w:p>
+        </w:tc>
+        <w:tc>
+          <w:tcPr>
+            <w:tcW w:type="dxa" w:w="5040"/>
+            <w:gridSpan w:val="2"/>
+            <w:shd w:fill="EDF3F6"/>
+          </w:tcPr>
+          <w:p>
+            <w:pPr>
+              <w:spacing w:after="40" w:before="40" w:line="247" w:lineRule="auto"/>
+            </w:pPr>
+            <w:r>
+              <w:rPr>
+                <w:b/>
+                <w:color w:val="287C83"/>
+                <w:sz w:val="18"/>
+              </w:rPr>
+              <w:t>VI  Reference</w:t>
+            </w:r>
+          </w:p>
+        </w:tc>
+      </w:tr>
+      <w:tr>
+        <w:trPr>
+          <w:cantSplit/>
+        </w:trPr>
+        <w:tc>
+          <w:tcPr>
+            <w:tcW w:type="dxa" w:w="5040"/>
+            <w:gridSpan w:val="2"/>
+            <w:shd w:fill="EDF3F6"/>
+          </w:tcPr>
+          <w:p>
+            <w:pPr>
+              <w:spacing w:after="40" w:before="40" w:line="247" w:lineRule="auto"/>
+            </w:pPr>
+            <w:r>
+              <w:rPr>
+                <w:b/>
+                <w:color w:val="287C83"/>
+                <w:sz w:val="18"/>
+              </w:rPr>
+              <w:t>III  Diagnose model agreement</w:t>
+            </w:r>
+          </w:p>
+        </w:tc>
+        <w:tc>
+          <w:tcPr>
+            <w:tcW w:type="dxa" w:w="4536"/>
+            <w:shd w:fill="F3F6F8"/>
+          </w:tcPr>
+          <w:p>
+            <w:pPr>
+              <w:spacing w:after="40" w:before="40" w:line="247" w:lineRule="auto"/>
+            </w:pPr>
+            <w:hyperlink w:anchor="s30">
+              <w:r>
+                <w:rPr>
+                  <w:color w:val="17354C"/>
+                  <w:sz w:val="18"/>
+                </w:rPr>
+                <w:t>30  Troubleshooting and interpretation traps</w:t>
+              </w:r>
+            </w:hyperlink>
+          </w:p>
+        </w:tc>
+        <w:tc>
+          <w:tcPr>
+            <w:tcW w:type="dxa" w:w="504"/>
+            <w:shd w:fill="F3F6F8"/>
+          </w:tcPr>
+          <w:p>
+            <w:pPr>
+              <w:spacing w:after="40" w:before="40" w:line="247" w:lineRule="auto"/>
+            </w:pPr>
+            <w:r>
+              <w:rPr>
+                <w:sz w:val="18"/>
+              </w:rPr>
+              <w:t>32</w:t>
+            </w:r>
+          </w:p>
+        </w:tc>
+      </w:tr>
+      <w:tr>
+        <w:trPr>
+          <w:cantSplit/>
+        </w:trPr>
+        <w:tc>
+          <w:tcPr>
+            <w:tcW w:type="dxa" w:w="4536"/>
+          </w:tcPr>
+          <w:p>
+            <w:pPr>
+              <w:spacing w:after="40" w:before="40" w:line="247" w:lineRule="auto"/>
+            </w:pPr>
+            <w:hyperlink w:anchor="s13">
+              <w:r>
+                <w:rPr>
+                  <w:color w:val="17354C"/>
+                  <w:sz w:val="18"/>
+                </w:rPr>
+                <w:t>13  Reading the main comparison plot</w:t>
+              </w:r>
+            </w:hyperlink>
+          </w:p>
+        </w:tc>
+        <w:tc>
+          <w:tcPr>
+            <w:tcW w:type="dxa" w:w="504"/>
+          </w:tcPr>
+          <w:p>
+            <w:pPr>
+              <w:spacing w:after="40" w:before="40" w:line="247" w:lineRule="auto"/>
+            </w:pPr>
+            <w:r>
+              <w:rPr>
+                <w:sz w:val="18"/>
+              </w:rPr>
+              <w:t>15</w:t>
+            </w:r>
+          </w:p>
+        </w:tc>
+        <w:tc>
+          <w:tcPr>
+            <w:tcW w:type="dxa" w:w="4536"/>
+          </w:tcPr>
+          <w:p>
+            <w:pPr>
+              <w:spacing w:after="40" w:before="40" w:line="247" w:lineRule="auto"/>
+            </w:pPr>
+            <w:hyperlink w:anchor="s31">
+              <w:r>
+                <w:rPr>
+                  <w:color w:val="17354C"/>
+                  <w:sz w:val="18"/>
+                </w:rPr>
+                <w:t>31  Setup and reproducible command-line use</w:t>
+              </w:r>
+            </w:hyperlink>
+          </w:p>
+        </w:tc>
+        <w:tc>
+          <w:tcPr>
+            <w:tcW w:type="dxa" w:w="504"/>
+          </w:tcPr>
+          <w:p>
+            <w:pPr>
+              <w:spacing w:after="40" w:before="40" w:line="247" w:lineRule="auto"/>
+            </w:pPr>
+            <w:r>
+              <w:rPr>
+                <w:sz w:val="18"/>
+              </w:rPr>
+              <w:t>33</w:t>
+            </w:r>
+          </w:p>
+        </w:tc>
+      </w:tr>
+      <w:tr>
+        <w:trPr>
+          <w:cantSplit/>
+        </w:trPr>
+        <w:tc>
+          <w:tcPr>
+            <w:tcW w:type="dxa" w:w="4536"/>
+            <w:shd w:fill="F3F6F8"/>
+          </w:tcPr>
+          <w:p>
+            <w:pPr>
+              <w:spacing w:after="40" w:before="40" w:line="247" w:lineRule="auto"/>
+            </w:pPr>
+            <w:hyperlink w:anchor="s14">
+              <w:r>
+                <w:rPr>
+                  <w:color w:val="17354C"/>
+                  <w:sz w:val="18"/>
+                </w:rPr>
+                <w:t>14  Reading the pattern-diagnostic panels</w:t>
+              </w:r>
+            </w:hyperlink>
+          </w:p>
+        </w:tc>
+        <w:tc>
+          <w:tcPr>
+            <w:tcW w:type="dxa" w:w="504"/>
+            <w:shd w:fill="F3F6F8"/>
+          </w:tcPr>
+          <w:p>
+            <w:pPr>
+              <w:spacing w:after="40" w:before="40" w:line="247" w:lineRule="auto"/>
+            </w:pPr>
+            <w:r>
+              <w:rPr>
+                <w:sz w:val="18"/>
+              </w:rPr>
+              <w:t>16</w:t>
+            </w:r>
+          </w:p>
+        </w:tc>
+        <w:tc>
+          <w:tcPr>
+            <w:tcW w:type="dxa" w:w="4536"/>
+            <w:shd w:fill="F3F6F8"/>
+          </w:tcPr>
+          <w:p>
+            <w:pPr>
+              <w:spacing w:after="40" w:before="40" w:line="247" w:lineRule="auto"/>
+            </w:pPr>
+            <w:hyperlink w:anchor="s32">
+              <w:r>
+                <w:rPr>
+                  <w:color w:val="17354C"/>
+                  <w:sz w:val="18"/>
+                </w:rPr>
+                <w:t>32  Key fields in the exported tables</w:t>
+              </w:r>
+            </w:hyperlink>
+          </w:p>
+        </w:tc>
+        <w:tc>
+          <w:tcPr>
+            <w:tcW w:type="dxa" w:w="504"/>
+            <w:shd w:fill="F3F6F8"/>
+          </w:tcPr>
+          <w:p>
+            <w:pPr>
+              <w:spacing w:after="40" w:before="40" w:line="247" w:lineRule="auto"/>
+            </w:pPr>
+            <w:r>
+              <w:rPr>
+                <w:sz w:val="18"/>
+              </w:rPr>
+              <w:t>34</w:t>
+            </w:r>
+          </w:p>
+        </w:tc>
+      </w:tr>
+      <w:tr>
+        <w:trPr>
+          <w:cantSplit/>
+        </w:trPr>
+        <w:tc>
+          <w:tcPr>
+            <w:tcW w:type="dxa" w:w="4536"/>
+          </w:tcPr>
+          <w:p>
+            <w:pPr>
+              <w:spacing w:after="40" w:before="40" w:line="247" w:lineRule="auto"/>
+            </w:pPr>
+            <w:hyperlink w:anchor="s15">
+              <w:r>
+                <w:rPr>
+                  <w:color w:val="17354C"/>
+                  <w:sz w:val="18"/>
+                </w:rPr>
+                <w:t>15  Interpreting the performance metrics</w:t>
+              </w:r>
+            </w:hyperlink>
+          </w:p>
+        </w:tc>
+        <w:tc>
+          <w:tcPr>
+            <w:tcW w:type="dxa" w:w="504"/>
+          </w:tcPr>
+          <w:p>
+            <w:pPr>
+              <w:spacing w:after="40" w:before="40" w:line="247" w:lineRule="auto"/>
+            </w:pPr>
+            <w:r>
+              <w:rPr>
+                <w:sz w:val="18"/>
+              </w:rPr>
+              <w:t>17</w:t>
+            </w:r>
+          </w:p>
+        </w:tc>
+        <w:tc>
+          <w:tcPr>
+            <w:tcW w:type="dxa" w:w="4536"/>
+          </w:tcPr>
+          <w:p>
+            <w:pPr>
+              <w:spacing w:after="40" w:before="40" w:line="247" w:lineRule="auto"/>
+            </w:pPr>
+            <w:hyperlink w:anchor="s33">
+              <w:r>
+                <w:rPr>
+                  <w:color w:val="17354C"/>
+                  <w:sz w:val="18"/>
+                </w:rPr>
+                <w:t>33  Glossary and notation</w:t>
+              </w:r>
+            </w:hyperlink>
+          </w:p>
+        </w:tc>
+        <w:tc>
+          <w:tcPr>
+            <w:tcW w:type="dxa" w:w="504"/>
+          </w:tcPr>
+          <w:p>
+            <w:pPr>
+              <w:spacing w:after="40" w:before="40" w:line="247" w:lineRule="auto"/>
+            </w:pPr>
+            <w:r>
+              <w:rPr>
+                <w:sz w:val="18"/>
+              </w:rPr>
+              <w:t>35</w:t>
+            </w:r>
+          </w:p>
+        </w:tc>
+      </w:tr>
+      <w:tr>
+        <w:trPr>
+          <w:cantSplit/>
+        </w:trPr>
+        <w:tc>
+          <w:tcPr>
+            <w:tcW w:type="dxa" w:w="4536"/>
+            <w:shd w:fill="F3F6F8"/>
+          </w:tcPr>
+          <w:p>
+            <w:pPr>
+              <w:spacing w:after="40" w:before="40" w:line="247" w:lineRule="auto"/>
+            </w:pPr>
+            <w:hyperlink w:anchor="s16">
+              <w:r>
+                <w:rPr>
+                  <w:color w:val="17354C"/>
+                  <w:sz w:val="18"/>
+                </w:rPr>
+                <w:t>16  Using cross-section and bed-shape plots</w:t>
+              </w:r>
+            </w:hyperlink>
+          </w:p>
+        </w:tc>
+        <w:tc>
+          <w:tcPr>
+            <w:tcW w:type="dxa" w:w="504"/>
+            <w:shd w:fill="F3F6F8"/>
+          </w:tcPr>
+          <w:p>
+            <w:pPr>
+              <w:spacing w:after="40" w:before="40" w:line="247" w:lineRule="auto"/>
+            </w:pPr>
+            <w:r>
+              <w:rPr>
+                <w:sz w:val="18"/>
+              </w:rPr>
+              <w:t>18</w:t>
+            </w:r>
+          </w:p>
+        </w:tc>
+        <w:tc>
+          <w:tcPr>
+            <w:tcW w:type="dxa" w:w="4536"/>
+            <w:shd w:fill="F3F6F8"/>
+          </w:tcPr>
+          <w:p>
+            <w:pPr>
+              <w:spacing w:after="40" w:before="40" w:line="247" w:lineRule="auto"/>
+            </w:pPr>
+            <w:hyperlink w:anchor="s34">
+              <w:r>
+                <w:rPr>
+                  <w:color w:val="17354C"/>
+                  <w:sz w:val="18"/>
+                </w:rPr>
+                <w:t>34  Version, sources and verification record</w:t>
+              </w:r>
+            </w:hyperlink>
+          </w:p>
+        </w:tc>
+        <w:tc>
+          <w:tcPr>
+            <w:tcW w:type="dxa" w:w="504"/>
+            <w:shd w:fill="F3F6F8"/>
+          </w:tcPr>
+          <w:p>
+            <w:pPr>
+              <w:spacing w:after="40" w:before="40" w:line="247" w:lineRule="auto"/>
+            </w:pPr>
+            <w:r>
+              <w:rPr>
+                <w:sz w:val="18"/>
+              </w:rPr>
+              <w:t>36</w:t>
+            </w:r>
+          </w:p>
+        </w:tc>
+      </w:tr>
+      <w:tr>
+        <w:trPr>
+          <w:cantSplit/>
+        </w:trPr>
+        <w:tc>
+          <w:tcPr>
+            <w:tcW w:type="dxa" w:w="4536"/>
+          </w:tcPr>
+          <w:p>
+            <w:pPr>
+              <w:spacing w:after="40" w:before="40" w:line="247" w:lineRule="auto"/>
+            </w:pPr>
+            <w:hyperlink w:anchor="s17">
+              <w:r>
+                <w:rPr>
+                  <w:color w:val="17354C"/>
+                  <w:sz w:val="18"/>
+                </w:rPr>
+                <w:t>17  Why small net change can hide activity</w:t>
+              </w:r>
+            </w:hyperlink>
+          </w:p>
+        </w:tc>
+        <w:tc>
+          <w:tcPr>
+            <w:tcW w:type="dxa" w:w="504"/>
+          </w:tcPr>
+          <w:p>
+            <w:pPr>
+              <w:spacing w:after="40" w:before="40" w:line="247" w:lineRule="auto"/>
+            </w:pPr>
+            <w:r>
+              <w:rPr>
+                <w:sz w:val="18"/>
+              </w:rPr>
+              <w:t>19</w:t>
+            </w:r>
+          </w:p>
+        </w:tc>
+        <w:tc>
+          <w:tcPr>
+            <w:tcW w:type="dxa" w:w="4536"/>
+          </w:tcPr>
+          <w:p>
+            <w:pPr>
+              <w:spacing w:after="40" w:before="40" w:line="247" w:lineRule="auto"/>
+            </w:pPr>
+          </w:p>
+        </w:tc>
+        <w:tc>
+          <w:tcPr>
+            <w:tcW w:type="dxa" w:w="504"/>
+          </w:tcPr>
+          <w:p>
+            <w:pPr>
+              <w:spacing w:after="40" w:before="40" w:line="247" w:lineRule="auto"/>
+            </w:pPr>
+          </w:p>
+        </w:tc>
+      </w:tr>
+      <w:tr>
+        <w:trPr>
+          <w:cantSplit/>
+        </w:trPr>
+        <w:tc>
+          <w:tcPr>
+            <w:tcW w:type="dxa" w:w="4536"/>
+            <w:shd w:fill="F3F6F8"/>
+          </w:tcPr>
+          <w:p>
+            <w:pPr>
+              <w:spacing w:after="40" w:before="40" w:line="247" w:lineRule="auto"/>
             </w:pPr>
             <w:hyperlink w:anchor="s18">
               <w:r>
@@ -294,7 +1715,7 @@
                   <w:color w:val="17354C"/>
                   <w:sz w:val="18"/>
                 </w:rPr>
-                <w:t>Reading variability and active-width plots</w:t>
+                <w:t>18  Reading variability and active-width plots</w:t>
               </w:r>
             </w:hyperlink>
           </w:p>
@@ -306,7 +1727,7 @@
           </w:tcPr>
           <w:p>
             <w:pPr>
-              <w:spacing w:after="60" w:before="60" w:line="247" w:lineRule="auto"/>
+              <w:spacing w:after="40" w:before="40" w:line="247" w:lineRule="auto"/>
             </w:pPr>
             <w:r>
               <w:rPr>
@@ -316,28 +1737,14 @@
             </w:r>
           </w:p>
         </w:tc>
-      </w:tr>
-      <w:tr>
-        <w:trPr>
-          <w:cantSplit/>
-        </w:trPr>
         <w:tc>
           <w:tcPr>
             <w:tcW w:type="dxa" w:w="4536"/>
           </w:tcPr>
           <w:p>
             <w:pPr>
-              <w:spacing w:after="60" w:before="60" w:line="247" w:lineRule="auto"/>
-            </w:pPr>
-            <w:hyperlink w:anchor="s02">
-              <w:r>
-                <w:rPr>
-                  <w:color w:val="17354C"/>
-                  <w:sz w:val="18"/>
-                </w:rPr>
-                <w:t>What the comparison can establish</w:t>
-              </w:r>
-            </w:hyperlink>
+              <w:spacing w:after="40" w:before="40" w:line="247" w:lineRule="auto"/>
+            </w:pPr>
           </w:p>
         </w:tc>
         <w:tc>
@@ -346,1206 +1753,8 @@
           </w:tcPr>
           <w:p>
             <w:pPr>
-              <w:spacing w:after="60" w:before="60" w:line="247" w:lineRule="auto"/>
-            </w:pPr>
-            <w:r>
-              <w:rPr>
-                <w:sz w:val="18"/>
-              </w:rPr>
-              <w:t>4</w:t>
-            </w:r>
-          </w:p>
-        </w:tc>
-        <w:tc>
-          <w:tcPr>
-            <w:tcW w:type="dxa" w:w="4536"/>
-          </w:tcPr>
-          <w:p>
-            <w:pPr>
-              <w:spacing w:after="60" w:before="60" w:line="247" w:lineRule="auto"/>
-            </w:pPr>
-            <w:hyperlink w:anchor="s19">
-              <w:r>
-                <w:rPr>
-                  <w:color w:val="17354C"/>
-                  <w:sz w:val="18"/>
-                </w:rPr>
-                <w:t>Operating the assumption explorer</w:t>
-              </w:r>
-            </w:hyperlink>
-          </w:p>
-        </w:tc>
-        <w:tc>
-          <w:tcPr>
-            <w:tcW w:type="dxa" w:w="504"/>
-          </w:tcPr>
-          <w:p>
-            <w:pPr>
-              <w:spacing w:after="60" w:before="60" w:line="247" w:lineRule="auto"/>
-            </w:pPr>
-            <w:r>
-              <w:rPr>
-                <w:sz w:val="18"/>
-              </w:rPr>
-              <w:t>21</w:t>
-            </w:r>
-          </w:p>
-        </w:tc>
-      </w:tr>
-      <w:tr>
-        <w:trPr>
-          <w:cantSplit/>
-        </w:trPr>
-        <w:tc>
-          <w:tcPr>
-            <w:tcW w:type="dxa" w:w="4536"/>
-            <w:shd w:fill="F3F6F8"/>
-          </w:tcPr>
-          <w:p>
-            <w:pPr>
-              <w:spacing w:after="60" w:before="60" w:line="247" w:lineRule="auto"/>
-            </w:pPr>
-            <w:hyperlink w:anchor="s03">
-              <w:r>
-                <w:rPr>
-                  <w:color w:val="17354C"/>
-                  <w:sz w:val="18"/>
-                </w:rPr>
-                <w:t>Preparing the inputs</w:t>
-              </w:r>
-            </w:hyperlink>
-          </w:p>
-        </w:tc>
-        <w:tc>
-          <w:tcPr>
-            <w:tcW w:type="dxa" w:w="504"/>
-            <w:shd w:fill="F3F6F8"/>
-          </w:tcPr>
-          <w:p>
-            <w:pPr>
-              <w:spacing w:after="60" w:before="60" w:line="247" w:lineRule="auto"/>
-            </w:pPr>
-            <w:r>
-              <w:rPr>
-                <w:sz w:val="18"/>
-              </w:rPr>
-              <w:t>5</w:t>
-            </w:r>
-          </w:p>
-        </w:tc>
-        <w:tc>
-          <w:tcPr>
-            <w:tcW w:type="dxa" w:w="4536"/>
-            <w:shd w:fill="F3F6F8"/>
-          </w:tcPr>
-          <w:p>
-            <w:pPr>
-              <w:spacing w:after="60" w:before="60" w:line="247" w:lineRule="auto"/>
-            </w:pPr>
-            <w:hyperlink w:anchor="s20">
-              <w:r>
-                <w:rPr>
-                  <w:color w:val="17354C"/>
-                  <w:sz w:val="18"/>
-                </w:rPr>
-                <w:t>Knobs for support and reconstruction</w:t>
-              </w:r>
-            </w:hyperlink>
-          </w:p>
-        </w:tc>
-        <w:tc>
-          <w:tcPr>
-            <w:tcW w:type="dxa" w:w="504"/>
-            <w:shd w:fill="F3F6F8"/>
-          </w:tcPr>
-          <w:p>
-            <w:pPr>
-              <w:spacing w:after="60" w:before="60" w:line="247" w:lineRule="auto"/>
-            </w:pPr>
-            <w:r>
-              <w:rPr>
-                <w:sz w:val="18"/>
-              </w:rPr>
-              <w:t>22</w:t>
-            </w:r>
-          </w:p>
-        </w:tc>
-      </w:tr>
-      <w:tr>
-        <w:trPr>
-          <w:cantSplit/>
-        </w:trPr>
-        <w:tc>
-          <w:tcPr>
-            <w:tcW w:type="dxa" w:w="4536"/>
-          </w:tcPr>
-          <w:p>
-            <w:pPr>
-              <w:spacing w:after="60" w:before="60" w:line="247" w:lineRule="auto"/>
-            </w:pPr>
-            <w:hyperlink w:anchor="s04">
-              <w:r>
-                <w:rPr>
-                  <w:color w:val="17354C"/>
-                  <w:sz w:val="18"/>
-                </w:rPr>
-                <w:t>Choosing the river-mile extent</w:t>
-              </w:r>
-            </w:hyperlink>
-          </w:p>
-        </w:tc>
-        <w:tc>
-          <w:tcPr>
-            <w:tcW w:type="dxa" w:w="504"/>
-          </w:tcPr>
-          <w:p>
-            <w:pPr>
-              <w:spacing w:after="60" w:before="60" w:line="247" w:lineRule="auto"/>
-            </w:pPr>
-            <w:r>
-              <w:rPr>
-                <w:sz w:val="18"/>
-              </w:rPr>
-              <w:t>6</w:t>
-            </w:r>
-          </w:p>
-        </w:tc>
-        <w:tc>
-          <w:tcPr>
-            <w:tcW w:type="dxa" w:w="4536"/>
-          </w:tcPr>
-          <w:p>
-            <w:pPr>
-              <w:spacing w:after="60" w:before="60" w:line="247" w:lineRule="auto"/>
-            </w:pPr>
-            <w:hyperlink w:anchor="s21">
-              <w:r>
-                <w:rPr>
-                  <w:color w:val="17354C"/>
-                  <w:sz w:val="18"/>
-                </w:rPr>
-                <w:t>Knobs for classification, shifts and error</w:t>
-              </w:r>
-            </w:hyperlink>
-          </w:p>
-        </w:tc>
-        <w:tc>
-          <w:tcPr>
-            <w:tcW w:type="dxa" w:w="504"/>
-          </w:tcPr>
-          <w:p>
-            <w:pPr>
-              <w:spacing w:after="60" w:before="60" w:line="247" w:lineRule="auto"/>
-            </w:pPr>
-            <w:r>
-              <w:rPr>
-                <w:sz w:val="18"/>
-              </w:rPr>
-              <w:t>23</w:t>
-            </w:r>
-          </w:p>
-        </w:tc>
-      </w:tr>
-      <w:tr>
-        <w:trPr>
-          <w:cantSplit/>
-        </w:trPr>
-        <w:tc>
-          <w:tcPr>
-            <w:tcW w:type="dxa" w:w="4536"/>
-            <w:shd w:fill="F3F6F8"/>
-          </w:tcPr>
-          <w:p>
-            <w:pPr>
-              <w:spacing w:after="60" w:before="60" w:line="247" w:lineRule="auto"/>
-            </w:pPr>
-            <w:hyperlink w:anchor="s05">
-              <w:r>
-                <w:rPr>
-                  <w:color w:val="17354C"/>
-                  <w:sz w:val="18"/>
-                </w:rPr>
-                <w:t>Dates, units and vertical datum</w:t>
-              </w:r>
-            </w:hyperlink>
-          </w:p>
-        </w:tc>
-        <w:tc>
-          <w:tcPr>
-            <w:tcW w:type="dxa" w:w="504"/>
-            <w:shd w:fill="F3F6F8"/>
-          </w:tcPr>
-          <w:p>
-            <w:pPr>
-              <w:spacing w:after="60" w:before="60" w:line="247" w:lineRule="auto"/>
-            </w:pPr>
-            <w:r>
-              <w:rPr>
-                <w:sz w:val="18"/>
-              </w:rPr>
-              <w:t>7</w:t>
-            </w:r>
-          </w:p>
-        </w:tc>
-        <w:tc>
-          <w:tcPr>
-            <w:tcW w:type="dxa" w:w="4536"/>
-            <w:shd w:fill="F3F6F8"/>
-          </w:tcPr>
-          <w:p>
-            <w:pPr>
-              <w:spacing w:after="60" w:before="60" w:line="247" w:lineRule="auto"/>
-            </w:pPr>
-            <w:hyperlink w:anchor="s22">
-              <w:r>
-                <w:rPr>
-                  <w:color w:val="17354C"/>
-                  <w:sz w:val="18"/>
-                </w:rPr>
-                <w:t>Numerical QA and the integration grid</w:t>
-              </w:r>
-            </w:hyperlink>
-          </w:p>
-        </w:tc>
-        <w:tc>
-          <w:tcPr>
-            <w:tcW w:type="dxa" w:w="504"/>
-            <w:shd w:fill="F3F6F8"/>
-          </w:tcPr>
-          <w:p>
-            <w:pPr>
-              <w:spacing w:after="60" w:before="60" w:line="247" w:lineRule="auto"/>
-            </w:pPr>
-            <w:r>
-              <w:rPr>
-                <w:sz w:val="18"/>
-              </w:rPr>
-              <w:t>24</w:t>
-            </w:r>
-          </w:p>
-        </w:tc>
-      </w:tr>
-      <w:tr>
-        <w:trPr>
-          <w:cantSplit/>
-        </w:trPr>
-        <w:tc>
-          <w:tcPr>
-            <w:tcW w:type="dxa" w:w="4536"/>
-          </w:tcPr>
-          <w:p>
-            <w:pPr>
-              <w:spacing w:after="60" w:before="60" w:line="247" w:lineRule="auto"/>
-            </w:pPr>
-            <w:hyperlink w:anchor="s06">
-              <w:r>
-                <w:rPr>
-                  <w:color w:val="17354C"/>
-                  <w:sz w:val="18"/>
-                </w:rPr>
-                <w:t>Reviewing survey QA/QC</w:t>
-              </w:r>
-            </w:hyperlink>
-          </w:p>
-        </w:tc>
-        <w:tc>
-          <w:tcPr>
-            <w:tcW w:type="dxa" w:w="504"/>
-          </w:tcPr>
-          <w:p>
-            <w:pPr>
-              <w:spacing w:after="60" w:before="60" w:line="247" w:lineRule="auto"/>
-            </w:pPr>
-            <w:r>
-              <w:rPr>
-                <w:sz w:val="18"/>
-              </w:rPr>
-              <w:t>8</w:t>
-            </w:r>
-          </w:p>
-        </w:tc>
-        <w:tc>
-          <w:tcPr>
-            <w:tcW w:type="dxa" w:w="4536"/>
-          </w:tcPr>
-          <w:p>
-            <w:pPr>
-              <w:spacing w:after="60" w:before="60" w:line="247" w:lineRule="auto"/>
-            </w:pPr>
-            <w:hyperlink w:anchor="s23">
-              <w:r>
-                <w:rPr>
-                  <w:color w:val="17354C"/>
-                  <w:sz w:val="18"/>
-                </w:rPr>
-                <w:t>How survey-volume uncertainty is calculated</w:t>
-              </w:r>
-            </w:hyperlink>
-          </w:p>
-        </w:tc>
-        <w:tc>
-          <w:tcPr>
-            <w:tcW w:type="dxa" w:w="504"/>
-          </w:tcPr>
-          <w:p>
-            <w:pPr>
-              <w:spacing w:after="60" w:before="60" w:line="247" w:lineRule="auto"/>
-            </w:pPr>
-            <w:r>
-              <w:rPr>
-                <w:sz w:val="18"/>
-              </w:rPr>
-              <w:t>25</w:t>
-            </w:r>
-          </w:p>
-        </w:tc>
-      </w:tr>
-      <w:tr>
-        <w:trPr>
-          <w:cantSplit/>
-        </w:trPr>
-        <w:tc>
-          <w:tcPr>
-            <w:tcW w:type="dxa" w:w="4536"/>
-            <w:shd w:fill="F3F6F8"/>
-          </w:tcPr>
-          <w:p>
-            <w:pPr>
-              <w:spacing w:after="60" w:before="60" w:line="247" w:lineRule="auto"/>
-            </w:pPr>
-            <w:hyperlink w:anchor="s07">
-              <w:r>
-                <w:rPr>
-                  <w:color w:val="17354C"/>
-                  <w:sz w:val="18"/>
-                </w:rPr>
-                <w:t>How the shared bed footprint is defined</w:t>
-              </w:r>
-            </w:hyperlink>
-          </w:p>
-        </w:tc>
-        <w:tc>
-          <w:tcPr>
-            <w:tcW w:type="dxa" w:w="504"/>
-            <w:shd w:fill="F3F6F8"/>
-          </w:tcPr>
-          <w:p>
-            <w:pPr>
-              <w:spacing w:after="60" w:before="60" w:line="247" w:lineRule="auto"/>
-            </w:pPr>
-            <w:r>
-              <w:rPr>
-                <w:sz w:val="18"/>
-              </w:rPr>
-              <w:t>9</w:t>
-            </w:r>
-          </w:p>
-        </w:tc>
-        <w:tc>
-          <w:tcPr>
-            <w:tcW w:type="dxa" w:w="4536"/>
-            <w:shd w:fill="F3F6F8"/>
-          </w:tcPr>
-          <w:p>
-            <w:pPr>
-              <w:spacing w:after="60" w:before="60" w:line="247" w:lineRule="auto"/>
-            </w:pPr>
-            <w:hyperlink w:anchor="s24">
-              <w:r>
-                <w:rPr>
-                  <w:color w:val="17354C"/>
-                  <w:sz w:val="18"/>
-                </w:rPr>
-                <w:t>Bias screening and conditional significance</w:t>
-              </w:r>
-            </w:hyperlink>
-          </w:p>
-        </w:tc>
-        <w:tc>
-          <w:tcPr>
-            <w:tcW w:type="dxa" w:w="504"/>
-            <w:shd w:fill="F3F6F8"/>
-          </w:tcPr>
-          <w:p>
-            <w:pPr>
-              <w:spacing w:after="60" w:before="60" w:line="247" w:lineRule="auto"/>
-            </w:pPr>
-            <w:r>
-              <w:rPr>
-                <w:sz w:val="18"/>
-              </w:rPr>
-              <w:t>26</w:t>
-            </w:r>
-          </w:p>
-        </w:tc>
-      </w:tr>
-      <w:tr>
-        <w:trPr>
-          <w:cantSplit/>
-        </w:trPr>
-        <w:tc>
-          <w:tcPr>
-            <w:tcW w:type="dxa" w:w="4536"/>
-          </w:tcPr>
-          <w:p>
-            <w:pPr>
-              <w:spacing w:after="60" w:before="60" w:line="247" w:lineRule="auto"/>
-            </w:pPr>
-            <w:hyperlink w:anchor="s08">
-              <w:r>
-                <w:rPr>
-                  <w:color w:val="17354C"/>
-                  <w:sz w:val="18"/>
-                </w:rPr>
-                <w:t>From elevation change to section area</w:t>
-              </w:r>
-            </w:hyperlink>
-          </w:p>
-        </w:tc>
-        <w:tc>
-          <w:tcPr>
-            <w:tcW w:type="dxa" w:w="504"/>
-          </w:tcPr>
-          <w:p>
-            <w:pPr>
-              <w:spacing w:after="60" w:before="60" w:line="247" w:lineRule="auto"/>
-            </w:pPr>
-            <w:r>
-              <w:rPr>
-                <w:sz w:val="18"/>
-              </w:rPr>
-              <w:t>10</w:t>
-            </w:r>
-          </w:p>
-        </w:tc>
-        <w:tc>
-          <w:tcPr>
-            <w:tcW w:type="dxa" w:w="4536"/>
-          </w:tcPr>
-          <w:p>
-            <w:pPr>
-              <w:spacing w:after="60" w:before="60" w:line="247" w:lineRule="auto"/>
-            </w:pPr>
-            <w:hyperlink w:anchor="s25">
-              <w:r>
-                <w:rPr>
-                  <w:color w:val="17354C"/>
-                  <w:sz w:val="18"/>
-                </w:rPr>
-                <w:t>Multiple surveys and annual change rates</w:t>
-              </w:r>
-            </w:hyperlink>
-          </w:p>
-        </w:tc>
-        <w:tc>
-          <w:tcPr>
-            <w:tcW w:type="dxa" w:w="504"/>
-          </w:tcPr>
-          <w:p>
-            <w:pPr>
-              <w:spacing w:after="60" w:before="60" w:line="247" w:lineRule="auto"/>
-            </w:pPr>
-            <w:r>
-              <w:rPr>
-                <w:sz w:val="18"/>
-              </w:rPr>
-              <w:t>27</w:t>
-            </w:r>
-          </w:p>
-        </w:tc>
-      </w:tr>
-      <w:tr>
-        <w:trPr>
-          <w:cantSplit/>
-        </w:trPr>
-        <w:tc>
-          <w:tcPr>
-            <w:tcW w:type="dxa" w:w="4536"/>
-            <w:shd w:fill="F3F6F8"/>
-          </w:tcPr>
-          <w:p>
-            <w:pPr>
-              <w:spacing w:after="60" w:before="60" w:line="247" w:lineRule="auto"/>
-            </w:pPr>
-            <w:hyperlink w:anchor="s09">
-              <w:r>
-                <w:rPr>
-                  <w:color w:val="17354C"/>
-                  <w:sz w:val="18"/>
-                </w:rPr>
-                <w:t>From section area to reach volume</w:t>
-              </w:r>
-            </w:hyperlink>
-          </w:p>
-        </w:tc>
-        <w:tc>
-          <w:tcPr>
-            <w:tcW w:type="dxa" w:w="504"/>
-            <w:shd w:fill="F3F6F8"/>
-          </w:tcPr>
-          <w:p>
-            <w:pPr>
-              <w:spacing w:after="60" w:before="60" w:line="247" w:lineRule="auto"/>
-            </w:pPr>
-            <w:r>
-              <w:rPr>
-                <w:sz w:val="18"/>
-              </w:rPr>
-              <w:t>11</w:t>
-            </w:r>
-          </w:p>
-        </w:tc>
-        <w:tc>
-          <w:tcPr>
-            <w:tcW w:type="dxa" w:w="4536"/>
-            <w:shd w:fill="F3F6F8"/>
-          </w:tcPr>
-          <w:p>
-            <w:pPr>
-              <w:spacing w:after="60" w:before="60" w:line="247" w:lineRule="auto"/>
-            </w:pPr>
-            <w:hyperlink w:anchor="s26">
-              <w:r>
-                <w:rPr>
-                  <w:color w:val="17354C"/>
-                  <w:sz w:val="18"/>
-                </w:rPr>
-                <w:t>Native HEC-RAS volume as a separate audit</w:t>
-              </w:r>
-            </w:hyperlink>
-          </w:p>
-        </w:tc>
-        <w:tc>
-          <w:tcPr>
-            <w:tcW w:type="dxa" w:w="504"/>
-            <w:shd w:fill="F3F6F8"/>
-          </w:tcPr>
-          <w:p>
-            <w:pPr>
-              <w:spacing w:after="60" w:before="60" w:line="247" w:lineRule="auto"/>
-            </w:pPr>
-            <w:r>
-              <w:rPr>
-                <w:sz w:val="18"/>
-              </w:rPr>
-              <w:t>28</w:t>
-            </w:r>
-          </w:p>
-        </w:tc>
-      </w:tr>
-      <w:tr>
-        <w:trPr>
-          <w:cantSplit/>
-        </w:trPr>
-        <w:tc>
-          <w:tcPr>
-            <w:tcW w:type="dxa" w:w="4536"/>
-          </w:tcPr>
-          <w:p>
-            <w:pPr>
-              <w:spacing w:after="60" w:before="60" w:line="247" w:lineRule="auto"/>
-            </w:pPr>
-            <w:hyperlink w:anchor="s10">
-              <w:r>
-                <w:rPr>
-                  <w:color w:val="17354C"/>
-                  <w:sz w:val="18"/>
-                </w:rPr>
-                <w:t>A complete hand calculation</w:t>
-              </w:r>
-            </w:hyperlink>
-          </w:p>
-        </w:tc>
-        <w:tc>
-          <w:tcPr>
-            <w:tcW w:type="dxa" w:w="504"/>
-          </w:tcPr>
-          <w:p>
-            <w:pPr>
-              <w:spacing w:after="60" w:before="60" w:line="247" w:lineRule="auto"/>
-            </w:pPr>
-            <w:r>
-              <w:rPr>
-                <w:sz w:val="18"/>
-              </w:rPr>
-              <w:t>12</w:t>
-            </w:r>
-          </w:p>
-        </w:tc>
-        <w:tc>
-          <w:tcPr>
-            <w:tcW w:type="dxa" w:w="4536"/>
-          </w:tcPr>
-          <w:p>
-            <w:pPr>
-              <w:spacing w:after="60" w:before="60" w:line="247" w:lineRule="auto"/>
-            </w:pPr>
-            <w:hyperlink w:anchor="s27">
-              <w:r>
-                <w:rPr>
-                  <w:color w:val="17354C"/>
-                  <w:sz w:val="18"/>
-                </w:rPr>
-                <w:t>Exporting evidence and preparing figures</w:t>
-              </w:r>
-            </w:hyperlink>
-          </w:p>
-        </w:tc>
-        <w:tc>
-          <w:tcPr>
-            <w:tcW w:type="dxa" w:w="504"/>
-          </w:tcPr>
-          <w:p>
-            <w:pPr>
-              <w:spacing w:after="60" w:before="60" w:line="247" w:lineRule="auto"/>
-            </w:pPr>
-            <w:r>
-              <w:rPr>
-                <w:sz w:val="18"/>
-              </w:rPr>
-              <w:t>29</w:t>
-            </w:r>
-          </w:p>
-        </w:tc>
-      </w:tr>
-      <w:tr>
-        <w:trPr>
-          <w:cantSplit/>
-        </w:trPr>
-        <w:tc>
-          <w:tcPr>
-            <w:tcW w:type="dxa" w:w="4536"/>
-            <w:shd w:fill="F3F6F8"/>
-          </w:tcPr>
-          <w:p>
-            <w:pPr>
-              <w:spacing w:after="60" w:before="60" w:line="247" w:lineRule="auto"/>
-            </w:pPr>
-            <w:hyperlink w:anchor="s11">
-              <w:r>
-                <w:rPr>
-                  <w:color w:val="17354C"/>
-                  <w:sz w:val="18"/>
-                </w:rPr>
-                <w:t>Why two cumulative curves are available</w:t>
-              </w:r>
-            </w:hyperlink>
-          </w:p>
-        </w:tc>
-        <w:tc>
-          <w:tcPr>
-            <w:tcW w:type="dxa" w:w="504"/>
-            <w:shd w:fill="F3F6F8"/>
-          </w:tcPr>
-          <w:p>
-            <w:pPr>
-              <w:spacing w:after="60" w:before="60" w:line="247" w:lineRule="auto"/>
-            </w:pPr>
-            <w:r>
-              <w:rPr>
-                <w:sz w:val="18"/>
-              </w:rPr>
-              <w:t>13</w:t>
-            </w:r>
-          </w:p>
-        </w:tc>
-        <w:tc>
-          <w:tcPr>
-            <w:tcW w:type="dxa" w:w="4536"/>
-            <w:shd w:fill="F3F6F8"/>
-          </w:tcPr>
-          <w:p>
-            <w:pPr>
-              <w:spacing w:after="60" w:before="60" w:line="247" w:lineRule="auto"/>
-            </w:pPr>
-            <w:hyperlink w:anchor="s28">
-              <w:r>
-                <w:rPr>
-                  <w:color w:val="17354C"/>
-                  <w:sz w:val="18"/>
-                </w:rPr>
-                <w:t>A technical-review evidence checklist</w:t>
-              </w:r>
-            </w:hyperlink>
-          </w:p>
-        </w:tc>
-        <w:tc>
-          <w:tcPr>
-            <w:tcW w:type="dxa" w:w="504"/>
-            <w:shd w:fill="F3F6F8"/>
-          </w:tcPr>
-          <w:p>
-            <w:pPr>
-              <w:spacing w:after="60" w:before="60" w:line="247" w:lineRule="auto"/>
-            </w:pPr>
-            <w:r>
-              <w:rPr>
-                <w:sz w:val="18"/>
-              </w:rPr>
-              <w:t>30</w:t>
-            </w:r>
-          </w:p>
-        </w:tc>
-      </w:tr>
-      <w:tr>
-        <w:trPr>
-          <w:cantSplit/>
-        </w:trPr>
-        <w:tc>
-          <w:tcPr>
-            <w:tcW w:type="dxa" w:w="4536"/>
-          </w:tcPr>
-          <w:p>
-            <w:pPr>
-              <w:spacing w:after="60" w:before="60" w:line="247" w:lineRule="auto"/>
-            </w:pPr>
-            <w:hyperlink w:anchor="s12">
-              <w:r>
-                <w:rPr>
-                  <w:color w:val="17354C"/>
-                  <w:sz w:val="18"/>
-                </w:rPr>
-                <w:t>What happens at unsupported gaps</w:t>
-              </w:r>
-            </w:hyperlink>
-          </w:p>
-        </w:tc>
-        <w:tc>
-          <w:tcPr>
-            <w:tcW w:type="dxa" w:w="504"/>
-          </w:tcPr>
-          <w:p>
-            <w:pPr>
-              <w:spacing w:after="60" w:before="60" w:line="247" w:lineRule="auto"/>
-            </w:pPr>
-            <w:r>
-              <w:rPr>
-                <w:sz w:val="18"/>
-              </w:rPr>
-              <w:t>14</w:t>
-            </w:r>
-          </w:p>
-        </w:tc>
-        <w:tc>
-          <w:tcPr>
-            <w:tcW w:type="dxa" w:w="4536"/>
-          </w:tcPr>
-          <w:p>
-            <w:pPr>
-              <w:spacing w:after="60" w:before="60" w:line="247" w:lineRule="auto"/>
-            </w:pPr>
-            <w:hyperlink w:anchor="s29">
-              <w:r>
-                <w:rPr>
-                  <w:color w:val="17354C"/>
-                  <w:sz w:val="18"/>
-                </w:rPr>
-                <w:t>Review-ready methods and interpretation text</w:t>
-              </w:r>
-            </w:hyperlink>
-          </w:p>
-        </w:tc>
-        <w:tc>
-          <w:tcPr>
-            <w:tcW w:type="dxa" w:w="504"/>
-          </w:tcPr>
-          <w:p>
-            <w:pPr>
-              <w:spacing w:after="60" w:before="60" w:line="247" w:lineRule="auto"/>
-            </w:pPr>
-            <w:r>
-              <w:rPr>
-                <w:sz w:val="18"/>
-              </w:rPr>
-              <w:t>31</w:t>
-            </w:r>
-          </w:p>
-        </w:tc>
-      </w:tr>
-      <w:tr>
-        <w:trPr>
-          <w:cantSplit/>
-        </w:trPr>
-        <w:tc>
-          <w:tcPr>
-            <w:tcW w:type="dxa" w:w="4536"/>
-            <w:shd w:fill="F3F6F8"/>
-          </w:tcPr>
-          <w:p>
-            <w:pPr>
-              <w:spacing w:after="60" w:before="60" w:line="247" w:lineRule="auto"/>
-            </w:pPr>
-            <w:hyperlink w:anchor="s13">
-              <w:r>
-                <w:rPr>
-                  <w:color w:val="17354C"/>
-                  <w:sz w:val="18"/>
-                </w:rPr>
-                <w:t>Reading the main comparison plot</w:t>
-              </w:r>
-            </w:hyperlink>
-          </w:p>
-        </w:tc>
-        <w:tc>
-          <w:tcPr>
-            <w:tcW w:type="dxa" w:w="504"/>
-            <w:shd w:fill="F3F6F8"/>
-          </w:tcPr>
-          <w:p>
-            <w:pPr>
-              <w:spacing w:after="60" w:before="60" w:line="247" w:lineRule="auto"/>
-            </w:pPr>
-            <w:r>
-              <w:rPr>
-                <w:sz w:val="18"/>
-              </w:rPr>
-              <w:t>15</w:t>
-            </w:r>
-          </w:p>
-        </w:tc>
-        <w:tc>
-          <w:tcPr>
-            <w:tcW w:type="dxa" w:w="4536"/>
-            <w:shd w:fill="F3F6F8"/>
-          </w:tcPr>
-          <w:p>
-            <w:pPr>
-              <w:spacing w:after="60" w:before="60" w:line="247" w:lineRule="auto"/>
-            </w:pPr>
-            <w:hyperlink w:anchor="s30">
-              <w:r>
-                <w:rPr>
-                  <w:color w:val="17354C"/>
-                  <w:sz w:val="18"/>
-                </w:rPr>
-                <w:t>Troubleshooting and interpretation traps</w:t>
-              </w:r>
-            </w:hyperlink>
-          </w:p>
-        </w:tc>
-        <w:tc>
-          <w:tcPr>
-            <w:tcW w:type="dxa" w:w="504"/>
-            <w:shd w:fill="F3F6F8"/>
-          </w:tcPr>
-          <w:p>
-            <w:pPr>
-              <w:spacing w:after="60" w:before="60" w:line="247" w:lineRule="auto"/>
-            </w:pPr>
-            <w:r>
-              <w:rPr>
-                <w:sz w:val="18"/>
-              </w:rPr>
-              <w:t>32</w:t>
-            </w:r>
-          </w:p>
-        </w:tc>
-      </w:tr>
-      <w:tr>
-        <w:trPr>
-          <w:cantSplit/>
-        </w:trPr>
-        <w:tc>
-          <w:tcPr>
-            <w:tcW w:type="dxa" w:w="4536"/>
-          </w:tcPr>
-          <w:p>
-            <w:pPr>
-              <w:spacing w:after="60" w:before="60" w:line="247" w:lineRule="auto"/>
-            </w:pPr>
-            <w:hyperlink w:anchor="s14">
-              <w:r>
-                <w:rPr>
-                  <w:color w:val="17354C"/>
-                  <w:sz w:val="18"/>
-                </w:rPr>
-                <w:t>Reading the pattern-diagnostic panels</w:t>
-              </w:r>
-            </w:hyperlink>
-          </w:p>
-        </w:tc>
-        <w:tc>
-          <w:tcPr>
-            <w:tcW w:type="dxa" w:w="504"/>
-          </w:tcPr>
-          <w:p>
-            <w:pPr>
-              <w:spacing w:after="60" w:before="60" w:line="247" w:lineRule="auto"/>
-            </w:pPr>
-            <w:r>
-              <w:rPr>
-                <w:sz w:val="18"/>
-              </w:rPr>
-              <w:t>16</w:t>
-            </w:r>
-          </w:p>
-        </w:tc>
-        <w:tc>
-          <w:tcPr>
-            <w:tcW w:type="dxa" w:w="4536"/>
-          </w:tcPr>
-          <w:p>
-            <w:pPr>
-              <w:spacing w:after="60" w:before="60" w:line="247" w:lineRule="auto"/>
-            </w:pPr>
-            <w:hyperlink w:anchor="s31">
-              <w:r>
-                <w:rPr>
-                  <w:color w:val="17354C"/>
-                  <w:sz w:val="18"/>
-                </w:rPr>
-                <w:t>Setup and reproducible command-line use</w:t>
-              </w:r>
-            </w:hyperlink>
-          </w:p>
-        </w:tc>
-        <w:tc>
-          <w:tcPr>
-            <w:tcW w:type="dxa" w:w="504"/>
-          </w:tcPr>
-          <w:p>
-            <w:pPr>
-              <w:spacing w:after="60" w:before="60" w:line="247" w:lineRule="auto"/>
-            </w:pPr>
-            <w:r>
-              <w:rPr>
-                <w:sz w:val="18"/>
-              </w:rPr>
-              <w:t>33</w:t>
-            </w:r>
-          </w:p>
-        </w:tc>
-      </w:tr>
-      <w:tr>
-        <w:trPr>
-          <w:cantSplit/>
-        </w:trPr>
-        <w:tc>
-          <w:tcPr>
-            <w:tcW w:type="dxa" w:w="4536"/>
-            <w:shd w:fill="F3F6F8"/>
-          </w:tcPr>
-          <w:p>
-            <w:pPr>
-              <w:spacing w:after="60" w:before="60" w:line="247" w:lineRule="auto"/>
-            </w:pPr>
-            <w:hyperlink w:anchor="s15">
-              <w:r>
-                <w:rPr>
-                  <w:color w:val="17354C"/>
-                  <w:sz w:val="18"/>
-                </w:rPr>
-                <w:t>Interpreting the performance metrics</w:t>
-              </w:r>
-            </w:hyperlink>
-          </w:p>
-        </w:tc>
-        <w:tc>
-          <w:tcPr>
-            <w:tcW w:type="dxa" w:w="504"/>
-            <w:shd w:fill="F3F6F8"/>
-          </w:tcPr>
-          <w:p>
-            <w:pPr>
-              <w:spacing w:after="60" w:before="60" w:line="247" w:lineRule="auto"/>
-            </w:pPr>
-            <w:r>
-              <w:rPr>
-                <w:sz w:val="18"/>
-              </w:rPr>
-              <w:t>17</w:t>
-            </w:r>
-          </w:p>
-        </w:tc>
-        <w:tc>
-          <w:tcPr>
-            <w:tcW w:type="dxa" w:w="4536"/>
-            <w:shd w:fill="F3F6F8"/>
-          </w:tcPr>
-          <w:p>
-            <w:pPr>
-              <w:spacing w:after="60" w:before="60" w:line="247" w:lineRule="auto"/>
-            </w:pPr>
-            <w:hyperlink w:anchor="s32">
-              <w:r>
-                <w:rPr>
-                  <w:color w:val="17354C"/>
-                  <w:sz w:val="18"/>
-                </w:rPr>
-                <w:t>Key fields in the exported tables</w:t>
-              </w:r>
-            </w:hyperlink>
-          </w:p>
-        </w:tc>
-        <w:tc>
-          <w:tcPr>
-            <w:tcW w:type="dxa" w:w="504"/>
-            <w:shd w:fill="F3F6F8"/>
-          </w:tcPr>
-          <w:p>
-            <w:pPr>
-              <w:spacing w:after="60" w:before="60" w:line="247" w:lineRule="auto"/>
-            </w:pPr>
-            <w:r>
-              <w:rPr>
-                <w:sz w:val="18"/>
-              </w:rPr>
-              <w:t>34</w:t>
-            </w:r>
-          </w:p>
-        </w:tc>
-      </w:tr>
-      <w:tr>
-        <w:trPr>
-          <w:cantSplit/>
-        </w:trPr>
-        <w:tc>
-          <w:tcPr>
-            <w:tcW w:type="dxa" w:w="4536"/>
-          </w:tcPr>
-          <w:p>
-            <w:pPr>
-              <w:spacing w:after="60" w:before="60" w:line="247" w:lineRule="auto"/>
-            </w:pPr>
-            <w:hyperlink w:anchor="s16">
-              <w:r>
-                <w:rPr>
-                  <w:color w:val="17354C"/>
-                  <w:sz w:val="18"/>
-                </w:rPr>
-                <w:t>Using cross-section and bed-shape plots</w:t>
-              </w:r>
-            </w:hyperlink>
-          </w:p>
-        </w:tc>
-        <w:tc>
-          <w:tcPr>
-            <w:tcW w:type="dxa" w:w="504"/>
-          </w:tcPr>
-          <w:p>
-            <w:pPr>
-              <w:spacing w:after="60" w:before="60" w:line="247" w:lineRule="auto"/>
-            </w:pPr>
-            <w:r>
-              <w:rPr>
-                <w:sz w:val="18"/>
-              </w:rPr>
-              <w:t>18</w:t>
-            </w:r>
-          </w:p>
-        </w:tc>
-        <w:tc>
-          <w:tcPr>
-            <w:tcW w:type="dxa" w:w="4536"/>
-          </w:tcPr>
-          <w:p>
-            <w:pPr>
-              <w:spacing w:after="60" w:before="60" w:line="247" w:lineRule="auto"/>
-            </w:pPr>
-            <w:hyperlink w:anchor="s33">
-              <w:r>
-                <w:rPr>
-                  <w:color w:val="17354C"/>
-                  <w:sz w:val="18"/>
-                </w:rPr>
-                <w:t>Glossary and notation</w:t>
-              </w:r>
-            </w:hyperlink>
-          </w:p>
-        </w:tc>
-        <w:tc>
-          <w:tcPr>
-            <w:tcW w:type="dxa" w:w="504"/>
-          </w:tcPr>
-          <w:p>
-            <w:pPr>
-              <w:spacing w:after="60" w:before="60" w:line="247" w:lineRule="auto"/>
-            </w:pPr>
-            <w:r>
-              <w:rPr>
-                <w:sz w:val="18"/>
-              </w:rPr>
-              <w:t>35</w:t>
-            </w:r>
-          </w:p>
-        </w:tc>
-      </w:tr>
-      <w:tr>
-        <w:trPr>
-          <w:cantSplit/>
-        </w:trPr>
-        <w:tc>
-          <w:tcPr>
-            <w:tcW w:type="dxa" w:w="4536"/>
-            <w:shd w:fill="F3F6F8"/>
-          </w:tcPr>
-          <w:p>
-            <w:pPr>
-              <w:spacing w:after="60" w:before="60" w:line="247" w:lineRule="auto"/>
-            </w:pPr>
-            <w:hyperlink w:anchor="s17">
-              <w:r>
-                <w:rPr>
-                  <w:color w:val="17354C"/>
-                  <w:sz w:val="18"/>
-                </w:rPr>
-                <w:t>Why small net change can hide activity</w:t>
-              </w:r>
-            </w:hyperlink>
-          </w:p>
-        </w:tc>
-        <w:tc>
-          <w:tcPr>
-            <w:tcW w:type="dxa" w:w="504"/>
-            <w:shd w:fill="F3F6F8"/>
-          </w:tcPr>
-          <w:p>
-            <w:pPr>
-              <w:spacing w:after="60" w:before="60" w:line="247" w:lineRule="auto"/>
-            </w:pPr>
-            <w:r>
-              <w:rPr>
-                <w:sz w:val="18"/>
-              </w:rPr>
-              <w:t>19</w:t>
-            </w:r>
-          </w:p>
-        </w:tc>
-        <w:tc>
-          <w:tcPr>
-            <w:tcW w:type="dxa" w:w="4536"/>
-            <w:shd w:fill="F3F6F8"/>
-          </w:tcPr>
-          <w:p>
-            <w:pPr>
-              <w:spacing w:after="60" w:before="60" w:line="247" w:lineRule="auto"/>
-            </w:pPr>
-            <w:hyperlink w:anchor="s34">
-              <w:r>
-                <w:rPr>
-                  <w:color w:val="17354C"/>
-                  <w:sz w:val="18"/>
-                </w:rPr>
-                <w:t>Version, sources and verification record</w:t>
-              </w:r>
-            </w:hyperlink>
-          </w:p>
-        </w:tc>
-        <w:tc>
-          <w:tcPr>
-            <w:tcW w:type="dxa" w:w="504"/>
-            <w:shd w:fill="F3F6F8"/>
-          </w:tcPr>
-          <w:p>
-            <w:pPr>
-              <w:spacing w:after="60" w:before="60" w:line="247" w:lineRule="auto"/>
-            </w:pPr>
-            <w:r>
-              <w:rPr>
-                <w:sz w:val="18"/>
-              </w:rPr>
-              <w:t>36</w:t>
-            </w:r>
+              <w:spacing w:after="40" w:before="40" w:line="247" w:lineRule="auto"/>
+            </w:pPr>
           </w:p>
         </w:tc>
       </w:tr>
@@ -1562,12 +1771,32 @@
       </w:r>
     </w:p>
     <w:p>
+      <w:pPr>
+        <w:pStyle w:val="Heading1"/>
+        <w:keepNext/>
+        <w:pageBreakBefore/>
+        <w:spacing w:after="100"/>
+      </w:pPr>
+      <w:r>
+        <w:rPr>
+          <w:b/>
+          <w:color w:val="287C83"/>
+          <w:sz w:val="17"/>
+        </w:rPr>
+        <w:t>PART I  Prepare a defensible comparison</w:t>
+      </w:r>
+    </w:p>
+    <w:p>
       <w:bookmarkStart w:id="1" w:name="s01"/>
       <w:pPr>
-        <w:pStyle w:val="Heading1"/>
-        <w:pageBreakBefore/>
+        <w:pStyle w:val="Heading2"/>
+        <w:spacing w:before="0" w:after="160"/>
       </w:pPr>
       <w:r>
+        <w:rPr>
+          <w:color w:val="17354C"/>
+          <w:sz w:val="42"/>
+        </w:rPr>
         <w:t>01  Quick start</w:t>
       </w:r>
       <w:bookmarkEnd w:id="1"/>
@@ -1799,12 +2028,31 @@
       </w:r>
     </w:p>
     <w:p>
+      <w:pPr>
+        <w:keepNext/>
+        <w:pageBreakBefore/>
+        <w:spacing w:after="100"/>
+      </w:pPr>
+      <w:r>
+        <w:rPr>
+          <w:b/>
+          <w:color w:val="287C83"/>
+          <w:sz w:val="17"/>
+        </w:rPr>
+        <w:t>PART I  Prepare a defensible comparison</w:t>
+      </w:r>
+    </w:p>
+    <w:p>
       <w:bookmarkStart w:id="2" w:name="s02"/>
       <w:pPr>
-        <w:pStyle w:val="Heading1"/>
-        <w:pageBreakBefore/>
+        <w:pStyle w:val="Heading2"/>
+        <w:spacing w:before="0" w:after="160"/>
       </w:pPr>
       <w:r>
+        <w:rPr>
+          <w:color w:val="17354C"/>
+          <w:sz w:val="42"/>
+        </w:rPr>
         <w:t>02  What the comparison can establish</w:t>
       </w:r>
       <w:bookmarkEnd w:id="2"/>
@@ -1823,7 +2071,7 @@
       <w:r>
         <w:drawing>
           <wp:inline xmlns:a="http://schemas.openxmlformats.org/drawingml/2006/main" xmlns:pic="http://schemas.openxmlformats.org/drawingml/2006/picture">
-            <wp:extent cx="6263640" cy="2862316"/>
+            <wp:extent cx="6263640" cy="3352101"/>
             <wp:docPr id="1" name="Picture 1" descr="A defensible review starts with inputs and support, then evaluates agreement and assumption sensitivity."/>
             <wp:cNvGraphicFramePr>
               <a:graphicFrameLocks noChangeAspect="1"/>
@@ -1844,7 +2092,7 @@
                   <pic:spPr>
                     <a:xfrm>
                       <a:off x="0" y="0"/>
-                      <a:ext cx="6263640" cy="2862316"/>
+                      <a:ext cx="6263640" cy="3352101"/>
                     </a:xfrm>
                     <a:prstGeom prst="rect"/>
                   </pic:spPr>
@@ -1865,9 +2113,13 @@
     </w:p>
     <w:p>
       <w:pPr>
-        <w:pStyle w:val="Heading2"/>
+        <w:pStyle w:val="Heading3"/>
       </w:pPr>
       <w:r>
+        <w:rPr>
+          <w:color w:val="287C83"/>
+          <w:sz w:val="24"/>
+        </w:rPr>
         <w:t>Three complementary questions</w:t>
       </w:r>
     </w:p>
@@ -1977,12 +2229,70 @@
       </w:pPr>
     </w:p>
     <w:p>
+      <w:r/>
+      <w:r>
+        <w:rPr>
+          <w:b/>
+        </w:rPr>
+        <w:t>Terms used throughout:</w:t>
+      </w:r>
+      <w:r>
+        <w:t xml:space="preserve"> an </w:t>
+      </w:r>
+      <w:r>
+        <w:rPr>
+          <w:b/>
+        </w:rPr>
+        <w:t>integration reach</w:t>
+      </w:r>
+      <w:r>
+        <w:t xml:space="preserve"> joins two adjacent accepted XS; it is distinct from a named HEC-RAS Reach. A </w:t>
+      </w:r>
+      <w:r>
+        <w:rPr>
+          <w:b/>
+        </w:rPr>
+        <w:t>date interval</w:t>
+      </w:r>
+      <w:r>
+        <w:t xml:space="preserve"> spans baseline to target epochs. </w:t>
+      </w:r>
+      <w:r>
+        <w:rPr>
+          <w:b/>
+        </w:rPr>
+        <w:t>Accepted support</w:t>
+      </w:r>
+      <w:r>
+        <w:t xml:space="preserve"> comprises the usable lateral runs shared by every required profile; their width can vary from section to section.</w:t>
+      </w:r>
+    </w:p>
+    <w:p>
+      <w:pPr>
+        <w:keepNext/>
+        <w:pageBreakBefore/>
+        <w:spacing w:after="100"/>
+      </w:pPr>
+      <w:r>
+        <w:rPr>
+          <w:b/>
+          <w:color w:val="287C83"/>
+          <w:sz w:val="17"/>
+        </w:rPr>
+        <w:t>PART I  Prepare a defensible comparison</w:t>
+      </w:r>
+    </w:p>
+    <w:p>
       <w:bookmarkStart w:id="3" w:name="s03"/>
       <w:pPr>
-        <w:pStyle w:val="Heading1"/>
-        <w:pageBreakBefore/>
+        <w:pStyle w:val="Heading2"/>
+        <w:spacing w:before="0" w:after="160"/>
       </w:pPr>
       <w:r>
+        <w:rPr>
+          <w:color w:val="17354C"/>
+          <w:sz w:val="42"/>
+        </w:rPr>
         <w:t>03  Preparing the inputs</w:t>
       </w:r>
       <w:bookmarkEnd w:id="3"/>
@@ -2329,9 +2639,13 @@
     </w:p>
     <w:p>
       <w:pPr>
-        <w:pStyle w:val="Heading2"/>
+        <w:pStyle w:val="Heading3"/>
       </w:pPr>
       <w:r>
+        <w:rPr>
+          <w:color w:val="287C83"/>
+          <w:sz w:val="24"/>
+        </w:rPr>
         <w:t>Supported survey sources</w:t>
       </w:r>
     </w:p>
@@ -2396,12 +2710,31 @@
       </w:pPr>
     </w:p>
     <w:p>
+      <w:pPr>
+        <w:keepNext/>
+        <w:pageBreakBefore/>
+        <w:spacing w:after="100"/>
+      </w:pPr>
+      <w:r>
+        <w:rPr>
+          <w:b/>
+          <w:color w:val="287C83"/>
+          <w:sz w:val="17"/>
+        </w:rPr>
+        <w:t>PART I  Prepare a defensible comparison</w:t>
+      </w:r>
+    </w:p>
+    <w:p>
       <w:bookmarkStart w:id="4" w:name="s04"/>
       <w:pPr>
-        <w:pStyle w:val="Heading1"/>
-        <w:pageBreakBefore/>
+        <w:pStyle w:val="Heading2"/>
+        <w:spacing w:before="0" w:after="160"/>
       </w:pPr>
       <w:r>
+        <w:rPr>
+          <w:color w:val="17354C"/>
+          <w:sz w:val="42"/>
+        </w:rPr>
         <w:t>04  Choosing the river-mile extent</w:t>
       </w:r>
       <w:bookmarkEnd w:id="4"/>
@@ -2420,8 +2753,8 @@
       <w:r>
         <w:drawing>
           <wp:inline xmlns:a="http://schemas.openxmlformats.org/drawingml/2006/main" xmlns:pic="http://schemas.openxmlformats.org/drawingml/2006/picture">
-            <wp:extent cx="6263640" cy="1804185"/>
-            <wp:docPr id="2" name="Picture 2" descr="Project manifest context and the configured selection. This is geometry context, not a bathymetric-change result."/>
+            <wp:extent cx="6263640" cy="2583600"/>
+            <wp:docPr id="2" name="Picture 2" descr="Project manifest context and the configured selection. Lower ticks are schematic; not every XS is shown. This figure describes geometry."/>
             <wp:cNvGraphicFramePr>
               <a:graphicFrameLocks noChangeAspect="1"/>
             </wp:cNvGraphicFramePr>
@@ -2441,7 +2774,7 @@
                   <pic:spPr>
                     <a:xfrm>
                       <a:off x="0" y="0"/>
-                      <a:ext cx="6263640" cy="1804185"/>
+                      <a:ext cx="6263640" cy="2583600"/>
                     </a:xfrm>
                     <a:prstGeom prst="rect"/>
                   </pic:spPr>
@@ -2457,7 +2790,7 @@
         <w:pStyle w:val="Caption"/>
       </w:pPr>
       <w:r>
-        <w:t>Figure 2. Project manifest context and the configured selection. This is geometry context, not a bathymetric-change result.</w:t>
+        <w:t>Figure 2. Project manifest context and the configured selection. Lower ticks are schematic; not every XS is shown. This figure describes geometry.</w:t>
       </w:r>
     </w:p>
     <w:p>
@@ -2503,9 +2836,13 @@
     </w:p>
     <w:p>
       <w:pPr>
-        <w:pStyle w:val="Heading2"/>
+        <w:pStyle w:val="Heading3"/>
       </w:pPr>
       <w:r>
+        <w:rPr>
+          <w:color w:val="287C83"/>
+          <w:sz w:val="24"/>
+        </w:rPr>
         <w:t>How to select a reach</w:t>
       </w:r>
     </w:p>
@@ -2548,6 +2885,11 @@
     <w:p>
       <w:r>
         <w:t>For text IDs, supply a consistent river_mile manifest column. Without a mapping, plots show clearly labeled downstream distance in miles. They do not invent an absolute RM origin.</w:t>
+      </w:r>
+    </w:p>
+    <w:p>
+      <w:r>
+        <w:t>The parser reads a number; it cannot verify its geographic meaning or units. This project uses RM names. For another model using feet or arbitrary station numbers, verify the naming convention and supply an explicit river_mile mapping before interpreting the axis as river miles.</w:t>
       </w:r>
     </w:p>
     <w:tbl>
@@ -2601,21 +2943,44 @@
       </w:pPr>
     </w:p>
     <w:p>
+      <w:pPr>
+        <w:keepNext/>
+        <w:pageBreakBefore/>
+        <w:spacing w:after="100"/>
+      </w:pPr>
+      <w:r>
+        <w:rPr>
+          <w:b/>
+          <w:color w:val="287C83"/>
+          <w:sz w:val="17"/>
+        </w:rPr>
+        <w:t>PART I  Prepare a defensible comparison</w:t>
+      </w:r>
+    </w:p>
+    <w:p>
       <w:bookmarkStart w:id="5" w:name="s05"/>
       <w:pPr>
-        <w:pStyle w:val="Heading1"/>
-        <w:pageBreakBefore/>
+        <w:pStyle w:val="Heading2"/>
+        <w:spacing w:before="0" w:after="160"/>
       </w:pPr>
       <w:r>
+        <w:rPr>
+          <w:color w:val="17354C"/>
+          <w:sz w:val="42"/>
+        </w:rPr>
         <w:t>05  Dates, units and vertical datum</w:t>
       </w:r>
       <w:bookmarkEnd w:id="5"/>
     </w:p>
     <w:p>
       <w:pPr>
-        <w:pStyle w:val="Heading2"/>
+        <w:pStyle w:val="Heading3"/>
       </w:pPr>
       <w:r>
+        <w:rPr>
+          <w:color w:val="287C83"/>
+          <w:sz w:val="24"/>
+        </w:rPr>
         <w:t>Match the comparison interval</w:t>
       </w:r>
     </w:p>
@@ -2676,9 +3041,13 @@
     </w:p>
     <w:p>
       <w:pPr>
-        <w:pStyle w:val="Heading2"/>
+        <w:pStyle w:val="Heading3"/>
       </w:pPr>
       <w:r>
+        <w:rPr>
+          <w:color w:val="287C83"/>
+          <w:sz w:val="24"/>
+        </w:rPr>
         <w:t>Displayed units versus stored units</w:t>
       </w:r>
     </w:p>
@@ -3169,31 +3538,63 @@
     </w:p>
     <w:p>
       <w:pPr>
-        <w:pStyle w:val="Heading2"/>
+        <w:pStyle w:val="Heading3"/>
       </w:pPr>
       <w:r>
+        <w:rPr>
+          <w:color w:val="287C83"/>
+          <w:sz w:val="24"/>
+        </w:rPr>
         <w:t>Check a common datum independently</w:t>
       </w:r>
     </w:p>
     <w:p>
       <w:r>
         <w:t>Verify vertical scaling and transformations for every source. A uniform model–survey offset can be a datum problem or an initial-bed modeling difference. A coherent observed change can be real deposition/erosion or an epoch datum shift. Use benchmarks or independently justified stable controls before applying a correction.</w:t>
+      </w:r>
+    </w:p>
+    <w:p>
+      <w:pPr>
+        <w:keepNext/>
+        <w:pageBreakBefore/>
+        <w:spacing w:after="100"/>
+      </w:pPr>
+      <w:r>
+        <w:rPr>
+          <w:b/>
+          <w:color w:val="287C83"/>
+          <w:sz w:val="17"/>
+        </w:rPr>
+        <w:t>PART I  Prepare a defensible comparison</w:t>
       </w:r>
     </w:p>
     <w:p>
       <w:bookmarkStart w:id="6" w:name="s06"/>
       <w:pPr>
-        <w:pStyle w:val="Heading1"/>
-        <w:pageBreakBefore/>
+        <w:pStyle w:val="Heading2"/>
+        <w:spacing w:before="0" w:after="160"/>
       </w:pPr>
       <w:r>
+        <w:rPr>
+          <w:color w:val="17354C"/>
+          <w:sz w:val="42"/>
+        </w:rPr>
         <w:t>06  Reviewing survey QA/QC</w:t>
       </w:r>
       <w:bookmarkEnd w:id="6"/>
     </w:p>
     <w:p>
       <w:r>
-        <w:t>Review survey QA/QC can run before a model HDF is selected. It examines extracted samples along the transects, not every cell of the source terrain. Review full-raster seams, stripes, coverage edges and registration in GIS as well.</w:t>
+        <w:t xml:space="preserve">Open </w:t>
+      </w:r>
+      <w:r>
+        <w:rPr>
+          <w:b/>
+        </w:rPr>
+        <w:t>Review survey QA/QC</w:t>
+      </w:r>
+      <w:r>
+        <w:t xml:space="preserve"> before selecting a model HDF if needed. It examines extracted samples along the transects, not every cell of the source terrain. Review full-raster seams, stripes, coverage edges and registration in GIS as well.</w:t>
       </w:r>
     </w:p>
     <w:p>
@@ -3525,7 +3926,16 @@
     </w:p>
     <w:p>
       <w:r>
-        <w:t>Restore raw values and decisions clears the selected survey’s session decisions. Source files are never edited. Changing sources or the selected reach prevents an already-open QA/QC window from applying stale decisions; reopen it for the new inputs.</w:t>
+        <w:t xml:space="preserve">The </w:t>
+      </w:r>
+      <w:r>
+        <w:rPr>
+          <w:b/>
+        </w:rPr>
+        <w:t>Restore raw values and decisions</w:t>
+      </w:r>
+      <w:r>
+        <w:t xml:space="preserve"> action clears the selected survey’s session decisions. Source files are never edited. Changing sources or the selected reach prevents an already-open QA/QC window from applying stale decisions; reopen it for the new inputs.</w:t>
       </w:r>
     </w:p>
     <w:tbl>
@@ -3579,12 +3989,31 @@
       </w:pPr>
     </w:p>
     <w:p>
+      <w:pPr>
+        <w:keepNext/>
+        <w:pageBreakBefore/>
+        <w:spacing w:after="100"/>
+      </w:pPr>
+      <w:r>
+        <w:rPr>
+          <w:b/>
+          <w:color w:val="287C83"/>
+          <w:sz w:val="17"/>
+        </w:rPr>
+        <w:t>PART I  Prepare a defensible comparison</w:t>
+      </w:r>
+    </w:p>
+    <w:p>
       <w:bookmarkStart w:id="7" w:name="s07"/>
       <w:pPr>
-        <w:pStyle w:val="Heading1"/>
-        <w:pageBreakBefore/>
+        <w:pStyle w:val="Heading2"/>
+        <w:spacing w:before="0" w:after="160"/>
       </w:pPr>
       <w:r>
+        <w:rPr>
+          <w:color w:val="17354C"/>
+          <w:sz w:val="42"/>
+        </w:rPr>
         <w:t>07  How the shared bed footprint is defined</w:t>
       </w:r>
       <w:bookmarkEnd w:id="7"/>
@@ -3603,7 +4032,7 @@
       <w:r>
         <w:drawing>
           <wp:inline xmlns:a="http://schemas.openxmlformats.org/drawingml/2006/main" xmlns:pic="http://schemas.openxmlformats.org/drawingml/2006/picture">
-            <wp:extent cx="6263640" cy="3032951"/>
+            <wp:extent cx="6263640" cy="3265089"/>
             <wp:docPr id="3" name="Picture 3" descr="Illustrative overlap: a gap in the target survey removes that interval from both model and observed calculations."/>
             <wp:cNvGraphicFramePr>
               <a:graphicFrameLocks noChangeAspect="1"/>
@@ -3624,7 +4053,7 @@
                   <pic:spPr>
                     <a:xfrm>
                       <a:off x="0" y="0"/>
-                      <a:ext cx="6263640" cy="3032951"/>
+                      <a:ext cx="6263640" cy="3265089"/>
                     </a:xfrm>
                     <a:prstGeom prst="rect"/>
                   </pic:spPr>
@@ -3856,7 +4285,7 @@
                 <w:color w:val="287C83"/>
                 <w:sz w:val="21"/>
               </w:rPr>
-              <w:t>A high coverage percentage can still describe a small footprint</w:t>
+              <w:t>Why coverage needs two percentages</w:t>
             </w:r>
           </w:p>
           <w:p>
@@ -3879,19 +4308,53 @@
       </w:pPr>
     </w:p>
     <w:p>
+      <w:r>
+        <w:t>“Sampled bed area” is the endpoint-weighted estimate ΣWᵢℓᵢ, using accepted width Wᵢ and nodal control length ℓᵢ (§09). It is an integration-area proxy, not a surveyed two-dimensional polygon. Shared support makes the two sources comparable at each XS; it does not establish the morphology or coverage between them.</w:t>
+      </w:r>
+    </w:p>
+    <w:p>
+      <w:pPr>
+        <w:pStyle w:val="Heading1"/>
+        <w:keepNext/>
+        <w:pageBreakBefore/>
+        <w:spacing w:after="100"/>
+      </w:pPr>
+      <w:r>
+        <w:rPr>
+          <w:b/>
+          <w:color w:val="287C83"/>
+          <w:sz w:val="17"/>
+        </w:rPr>
+        <w:t>PART II  Trace the volume calculation</w:t>
+      </w:r>
+    </w:p>
+    <w:p>
       <w:bookmarkStart w:id="8" w:name="s08"/>
       <w:pPr>
-        <w:pStyle w:val="Heading1"/>
-        <w:pageBreakBefore/>
+        <w:pStyle w:val="Heading2"/>
+        <w:spacing w:before="0" w:after="160"/>
       </w:pPr>
       <w:r>
+        <w:rPr>
+          <w:color w:val="17354C"/>
+          <w:sz w:val="42"/>
+        </w:rPr>
         <w:t>08  From elevation change to section area</w:t>
       </w:r>
       <w:bookmarkEnd w:id="8"/>
     </w:p>
     <w:p>
       <w:r>
-        <w:t xml:space="preserve">At each accepted lateral station, subtract baseline bed elevation from target bed elevation. </w:t>
+        <w:t xml:space="preserve">Trace </w:t>
+      </w:r>
+      <w:r>
+        <w:rPr>
+          <w:b/>
+        </w:rPr>
+        <w:t>elevation difference → section area → reach volume → cumulative accounting</w:t>
+      </w:r>
+      <w:r>
+        <w:t xml:space="preserve">, separately for model and survey on shared support. </w:t>
       </w:r>
       <w:r>
         <w:rPr>
@@ -3899,20 +4362,383 @@
         </w:rPr>
         <w:t>Positive change is deposition; negative change is erosion.</w:t>
       </w:r>
-      <w:r>
-        <w:t xml:space="preserve"> Model and survey changes are calculated separately on the same intervals.</w:t>
-      </w:r>
+      <w:r/>
+    </w:p>
+    <w:tbl>
+      <w:tblPr>
+        <w:tblW w:type="auto" w:w="0"/>
+        <w:jc w:val="center"/>
+        <w:tblLayout w:type="fixed"/>
+        <w:tblLook w:firstColumn="1" w:firstRow="1" w:lastColumn="0" w:lastRow="0" w:noHBand="0" w:noVBand="1" w:val="04A0"/>
+      </w:tblPr>
+      <w:tblGrid>
+        <w:gridCol w:w="6552"/>
+        <w:gridCol w:w="3528"/>
+      </w:tblGrid>
+      <w:tr>
+        <w:trPr>
+          <w:tblHeader/>
+        </w:trPr>
+        <w:tc>
+          <w:tcPr>
+            <w:tcW w:type="dxa" w:w="6552"/>
+            <w:shd w:fill="17354C"/>
+          </w:tcPr>
+          <w:p>
+            <w:r>
+              <w:rPr>
+                <w:b/>
+                <w:color w:val="FFFFFF"/>
+                <w:sz w:val="20"/>
+              </w:rPr>
+              <w:t>Calculation</w:t>
+            </w:r>
+          </w:p>
+        </w:tc>
+        <w:tc>
+          <w:tcPr>
+            <w:tcW w:type="dxa" w:w="3528"/>
+            <w:shd w:fill="17354C"/>
+          </w:tcPr>
+          <w:p>
+            <w:r>
+              <w:rPr>
+                <w:b/>
+                <w:color w:val="FFFFFF"/>
+                <w:sz w:val="20"/>
+              </w:rPr>
+              <w:t>Meaning / units</w:t>
+            </w:r>
+          </w:p>
+        </w:tc>
+      </w:tr>
+      <w:tr>
+        <w:trPr>
+          <w:cantSplit/>
+        </w:trPr>
+        <w:tc>
+          <w:tcPr>
+            <w:tcW w:type="dxa" w:w="6552"/>
+            <w:vAlign w:val="center"/>
+            <w:shd w:fill="F3F6F8"/>
+          </w:tcPr>
+          <w:p>
+            <w:pPr>
+              <w:spacing w:after="60" w:before="60" w:line="247" w:lineRule="auto"/>
+            </w:pPr>
+            <w:r>
+              <w:rPr>
+                <w:rFonts w:ascii="Cambria Math" w:hAnsi="Cambria Math"/>
+                <w:sz w:val="22"/>
+              </w:rPr>
+              <w:t>Δz(u) = z</w:t>
+            </w:r>
+            <w:r>
+              <w:rPr>
+                <w:rFonts w:ascii="Cambria Math" w:hAnsi="Cambria Math"/>
+                <w:sz w:val="20"/>
+                <w:vertAlign w:val="subscript"/>
+              </w:rPr>
+              <w:t>a</w:t>
+            </w:r>
+            <w:r>
+              <w:rPr>
+                <w:rFonts w:ascii="Cambria Math" w:hAnsi="Cambria Math"/>
+                <w:sz w:val="22"/>
+              </w:rPr>
+              <w:t>(u) − z</w:t>
+            </w:r>
+            <w:r>
+              <w:rPr>
+                <w:rFonts w:ascii="Cambria Math" w:hAnsi="Cambria Math"/>
+                <w:sz w:val="20"/>
+                <w:vertAlign w:val="subscript"/>
+              </w:rPr>
+              <w:t>b</w:t>
+            </w:r>
+            <w:r>
+              <w:rPr>
+                <w:rFonts w:ascii="Cambria Math" w:hAnsi="Cambria Math"/>
+                <w:sz w:val="22"/>
+              </w:rPr>
+              <w:t>(u)</w:t>
+            </w:r>
+          </w:p>
+        </w:tc>
+        <w:tc>
+          <w:tcPr>
+            <w:tcW w:type="dxa" w:w="3528"/>
+            <w:vAlign w:val="center"/>
+            <w:shd w:fill="F3F6F8"/>
+          </w:tcPr>
+          <w:p>
+            <w:pPr>
+              <w:spacing w:after="60" w:before="60" w:line="247" w:lineRule="auto"/>
+            </w:pPr>
+            <w:r>
+              <w:rPr>
+                <w:sz w:val="20"/>
+              </w:rPr>
+              <w:t>After minus before (ft)</w:t>
+            </w:r>
+          </w:p>
+        </w:tc>
+      </w:tr>
+      <w:tr>
+        <w:trPr>
+          <w:cantSplit/>
+        </w:trPr>
+        <w:tc>
+          <w:tcPr>
+            <w:tcW w:type="dxa" w:w="6552"/>
+            <w:vAlign w:val="center"/>
+          </w:tcPr>
+          <w:p>
+            <w:pPr>
+              <w:spacing w:after="60" w:before="60" w:line="247" w:lineRule="auto"/>
+            </w:pPr>
+            <w:r>
+              <w:rPr>
+                <w:rFonts w:ascii="Cambria Math" w:hAnsi="Cambria Math"/>
+                <w:sz w:val="22"/>
+              </w:rPr>
+              <w:t>ΔA</w:t>
+            </w:r>
+            <w:r>
+              <w:rPr>
+                <w:rFonts w:ascii="Cambria Math" w:hAnsi="Cambria Math"/>
+                <w:sz w:val="20"/>
+                <w:vertAlign w:val="subscript"/>
+              </w:rPr>
+              <w:t>i</w:t>
+            </w:r>
+            <w:r>
+              <w:rPr>
+                <w:rFonts w:ascii="Cambria Math" w:hAnsi="Cambria Math"/>
+                <w:sz w:val="22"/>
+              </w:rPr>
+              <w:t xml:space="preserve"> = Σ</w:t>
+            </w:r>
+            <w:r>
+              <w:rPr>
+                <w:rFonts w:ascii="Cambria Math" w:hAnsi="Cambria Math"/>
+                <w:sz w:val="20"/>
+                <w:vertAlign w:val="subscript"/>
+              </w:rPr>
+              <w:t>j</w:t>
+            </w:r>
+            <w:r>
+              <w:rPr>
+                <w:rFonts w:ascii="Cambria Math" w:hAnsi="Cambria Math"/>
+                <w:sz w:val="22"/>
+              </w:rPr>
+              <w:t xml:space="preserve"> w</w:t>
+            </w:r>
+            <w:r>
+              <w:rPr>
+                <w:rFonts w:ascii="Cambria Math" w:hAnsi="Cambria Math"/>
+                <w:sz w:val="20"/>
+                <w:vertAlign w:val="subscript"/>
+              </w:rPr>
+              <w:t>j</w:t>
+            </w:r>
+            <w:r>
+              <w:rPr>
+                <w:rFonts w:ascii="Cambria Math" w:hAnsi="Cambria Math"/>
+                <w:sz w:val="22"/>
+              </w:rPr>
+              <w:t xml:space="preserve"> (Δz</w:t>
+            </w:r>
+            <w:r>
+              <w:rPr>
+                <w:rFonts w:ascii="Cambria Math" w:hAnsi="Cambria Math"/>
+                <w:sz w:val="20"/>
+                <w:vertAlign w:val="subscript"/>
+              </w:rPr>
+              <w:t>j</w:t>
+            </w:r>
+            <w:r>
+              <w:rPr>
+                <w:rFonts w:ascii="Cambria Math" w:hAnsi="Cambria Math"/>
+                <w:sz w:val="22"/>
+              </w:rPr>
+              <w:t xml:space="preserve"> + Δz</w:t>
+            </w:r>
+            <w:r>
+              <w:rPr>
+                <w:rFonts w:ascii="Cambria Math" w:hAnsi="Cambria Math"/>
+                <w:sz w:val="20"/>
+                <w:vertAlign w:val="subscript"/>
+              </w:rPr>
+              <w:t>j+1</w:t>
+            </w:r>
+            <w:r>
+              <w:rPr>
+                <w:rFonts w:ascii="Cambria Math" w:hAnsi="Cambria Math"/>
+                <w:sz w:val="22"/>
+              </w:rPr>
+              <w:t>) / 2</w:t>
+            </w:r>
+          </w:p>
+        </w:tc>
+        <w:tc>
+          <w:tcPr>
+            <w:tcW w:type="dxa" w:w="3528"/>
+            <w:vAlign w:val="center"/>
+          </w:tcPr>
+          <w:p>
+            <w:pPr>
+              <w:spacing w:after="60" w:before="60" w:line="247" w:lineRule="auto"/>
+            </w:pPr>
+            <w:r>
+              <w:rPr>
+                <w:sz w:val="20"/>
+              </w:rPr>
+              <w:t>Signed change area (ft²)</w:t>
+            </w:r>
+          </w:p>
+        </w:tc>
+      </w:tr>
+      <w:tr>
+        <w:trPr>
+          <w:cantSplit/>
+        </w:trPr>
+        <w:tc>
+          <w:tcPr>
+            <w:tcW w:type="dxa" w:w="6552"/>
+            <w:vAlign w:val="center"/>
+            <w:shd w:fill="F3F6F8"/>
+          </w:tcPr>
+          <w:p>
+            <w:pPr>
+              <w:spacing w:after="60" w:before="60" w:line="247" w:lineRule="auto"/>
+            </w:pPr>
+            <w:r>
+              <w:rPr>
+                <w:rFonts w:ascii="Cambria Math" w:hAnsi="Cambria Math"/>
+                <w:sz w:val="22"/>
+              </w:rPr>
+              <w:t>W</w:t>
+            </w:r>
+            <w:r>
+              <w:rPr>
+                <w:rFonts w:ascii="Cambria Math" w:hAnsi="Cambria Math"/>
+                <w:sz w:val="20"/>
+                <w:vertAlign w:val="subscript"/>
+              </w:rPr>
+              <w:t>i</w:t>
+            </w:r>
+            <w:r>
+              <w:rPr>
+                <w:rFonts w:ascii="Cambria Math" w:hAnsi="Cambria Math"/>
+                <w:sz w:val="22"/>
+              </w:rPr>
+              <w:t xml:space="preserve"> = Σ</w:t>
+            </w:r>
+            <w:r>
+              <w:rPr>
+                <w:rFonts w:ascii="Cambria Math" w:hAnsi="Cambria Math"/>
+                <w:sz w:val="20"/>
+                <w:vertAlign w:val="subscript"/>
+              </w:rPr>
+              <w:t>j</w:t>
+            </w:r>
+            <w:r>
+              <w:rPr>
+                <w:rFonts w:ascii="Cambria Math" w:hAnsi="Cambria Math"/>
+                <w:sz w:val="22"/>
+              </w:rPr>
+              <w:t xml:space="preserve"> w</w:t>
+            </w:r>
+            <w:r>
+              <w:rPr>
+                <w:rFonts w:ascii="Cambria Math" w:hAnsi="Cambria Math"/>
+                <w:sz w:val="20"/>
+                <w:vertAlign w:val="subscript"/>
+              </w:rPr>
+              <w:t>j</w:t>
+            </w:r>
+            <w:r>
+              <w:rPr>
+                <w:rFonts w:ascii="Cambria Math" w:hAnsi="Cambria Math"/>
+                <w:sz w:val="22"/>
+              </w:rPr>
+              <w:t>;   mean change</w:t>
+            </w:r>
+            <w:r>
+              <w:rPr>
+                <w:rFonts w:ascii="Cambria Math" w:hAnsi="Cambria Math"/>
+                <w:sz w:val="20"/>
+                <w:vertAlign w:val="subscript"/>
+              </w:rPr>
+              <w:t>i</w:t>
+            </w:r>
+            <w:r>
+              <w:rPr>
+                <w:rFonts w:ascii="Cambria Math" w:hAnsi="Cambria Math"/>
+                <w:sz w:val="22"/>
+              </w:rPr>
+              <w:t xml:space="preserve"> = ΔA</w:t>
+            </w:r>
+            <w:r>
+              <w:rPr>
+                <w:rFonts w:ascii="Cambria Math" w:hAnsi="Cambria Math"/>
+                <w:sz w:val="20"/>
+                <w:vertAlign w:val="subscript"/>
+              </w:rPr>
+              <w:t>i</w:t>
+            </w:r>
+            <w:r>
+              <w:rPr>
+                <w:rFonts w:ascii="Cambria Math" w:hAnsi="Cambria Math"/>
+                <w:sz w:val="22"/>
+              </w:rPr>
+              <w:t xml:space="preserve"> / W</w:t>
+            </w:r>
+            <w:r>
+              <w:rPr>
+                <w:rFonts w:ascii="Cambria Math" w:hAnsi="Cambria Math"/>
+                <w:sz w:val="20"/>
+                <w:vertAlign w:val="subscript"/>
+              </w:rPr>
+              <w:t>i</w:t>
+            </w:r>
+            <w:r>
+              <w:rPr>
+                <w:rFonts w:ascii="Cambria Math" w:hAnsi="Cambria Math"/>
+                <w:sz w:val="22"/>
+              </w:rPr>
+            </w:r>
+          </w:p>
+        </w:tc>
+        <w:tc>
+          <w:tcPr>
+            <w:tcW w:type="dxa" w:w="3528"/>
+            <w:vAlign w:val="center"/>
+            <w:shd w:fill="F3F6F8"/>
+          </w:tcPr>
+          <w:p>
+            <w:pPr>
+              <w:spacing w:after="60" w:before="60" w:line="247" w:lineRule="auto"/>
+            </w:pPr>
+            <w:r>
+              <w:rPr>
+                <w:sz w:val="20"/>
+              </w:rPr>
+              <w:t>Accepted width / mean (ft)</w:t>
+            </w:r>
+          </w:p>
+        </w:tc>
+      </w:tr>
+    </w:tbl>
+    <w:p>
+      <w:pPr>
+        <w:spacing w:line="20" w:lineRule="exact" w:before="0" w:after="60"/>
+      </w:pPr>
     </w:p>
     <w:p>
-      <w:pPr>
-        <w:pStyle w:val="GuideCode"/>
-      </w:pPr>
-      <w:r>
-        <w:t>Δz(u) = z_target(u) − z_baseline(u)                         [ft]</w:t>
-        <w:br/>
-        <w:t>ΔA_i = Σ w_j × (Δz_j + Δz_(j+1)) / 2                     [ft²]</w:t>
-        <w:br/>
-        <w:t>Mean change_i = ΔA_i / accepted width_i                 [ft]</w:t>
+      <w:r>
+        <w:t>j indexes accepted lateral intervals of width wⱼ; i identifies the XS. Sums include separate accepted runs around holes.</w:t>
       </w:r>
     </w:p>
     <w:p>
@@ -3966,51 +4792,310 @@
     </w:p>
     <w:p>
       <w:r>
-        <w:t>The trapezoid is exact for the linearly interpolated profile between its retained knots. It is not exact integration of an unknown continuous bed surface. A missing interval contributes no integrated area; that does not mean its true bed change is zero.</w:t>
+        <w:t>Trapezoids integrate the piecewise-linear profile exactly. Accuracy relative to the actual bed depends on sampling. Missing intervals contribute no area and remain unmeasured.</w:t>
       </w:r>
     </w:p>
     <w:p>
       <w:pPr>
-        <w:pStyle w:val="Heading2"/>
+        <w:pStyle w:val="Heading3"/>
       </w:pPr>
       <w:r>
+        <w:rPr>
+          <w:color w:val="287C83"/>
+          <w:sz w:val="24"/>
+        </w:rPr>
         <w:t>Hand check for the illustrated change profile</w:t>
       </w:r>
     </w:p>
     <w:p>
       <w:r>
-        <w:t>For stations 0, 50 and 100 ft and changes −3, +3 and −3 ft, each 50-ft interval has equal positive and negative triangles. Each triangle is ½ × 25 × 3 = 37.5 ft². Total deposition area is 75 ft²; erosion magnitude is 75 ft²; signed ΔA is zero; mean change is zero.</w:t>
+        <w:t>At stations 0, 50 and 100 ft, changes are −3, +3 and −3 ft. Four triangles each have area ½ × 25 × 3 = 37.5 ft². Deposition and erosion magnitudes are each 75 ft²; signed ΔA and mean change are zero.</w:t>
       </w:r>
     </w:p>
     <w:p>
       <w:r>
-        <w:t>Gross component integration splits a linear change at its zero crossing. Simply clipping negative endpoint changes to zero and applying a trapezoid would overestimate a crossing triangle. The lateral ledger exposes the actual accepted intervals and integrated contributions.</w:t>
+        <w:t>Gross components split at the interpolated zero crossing. Clipping negative endpoints before trapezoidal integration would overestimate deposition. Check contributions in the lateral ledger.</w:t>
+      </w:r>
+    </w:p>
+    <w:p>
+      <w:pPr>
+        <w:keepNext/>
+        <w:pageBreakBefore/>
+        <w:spacing w:after="100"/>
+      </w:pPr>
+      <w:r>
+        <w:rPr>
+          <w:b/>
+          <w:color w:val="287C83"/>
+          <w:sz w:val="17"/>
+        </w:rPr>
+        <w:t>PART II  Trace the volume calculation</w:t>
       </w:r>
     </w:p>
     <w:p>
       <w:bookmarkStart w:id="9" w:name="s09"/>
       <w:pPr>
-        <w:pStyle w:val="Heading1"/>
-        <w:pageBreakBefore/>
+        <w:pStyle w:val="Heading2"/>
+        <w:spacing w:before="0" w:after="160"/>
       </w:pPr>
       <w:r>
+        <w:rPr>
+          <w:color w:val="17354C"/>
+          <w:sz w:val="42"/>
+        </w:rPr>
         <w:t>09  From section area to reach volume</w:t>
       </w:r>
       <w:bookmarkEnd w:id="9"/>
     </w:p>
     <w:p>
       <w:r>
-        <w:t>The default estimator is average end area. It combines the signed change areas at adjacent accepted cross sections with the verified channel length between them. Converting ft² × ft to yd³ requires division by 27.</w:t>
-      </w:r>
+        <w:t>Average end area combines signed change areas at neighboring accepted XS over their verified channel length. Divide ft² × ft by 27 to obtain yd³.</w:t>
+      </w:r>
+    </w:p>
+    <w:tbl>
+      <w:tblPr>
+        <w:tblW w:type="auto" w:w="0"/>
+        <w:jc w:val="center"/>
+        <w:tblLayout w:type="fixed"/>
+        <w:tblLook w:firstColumn="1" w:firstRow="1" w:lastColumn="0" w:lastRow="0" w:noHBand="0" w:noVBand="1" w:val="04A0"/>
+      </w:tblPr>
+      <w:tblGrid>
+        <w:gridCol w:w="6552"/>
+        <w:gridCol w:w="3528"/>
+      </w:tblGrid>
+      <w:tr>
+        <w:trPr>
+          <w:tblHeader/>
+        </w:trPr>
+        <w:tc>
+          <w:tcPr>
+            <w:tcW w:type="dxa" w:w="6552"/>
+            <w:shd w:fill="17354C"/>
+          </w:tcPr>
+          <w:p>
+            <w:r>
+              <w:rPr>
+                <w:b/>
+                <w:color w:val="FFFFFF"/>
+                <w:sz w:val="20"/>
+              </w:rPr>
+              <w:t>Calculation</w:t>
+            </w:r>
+          </w:p>
+        </w:tc>
+        <w:tc>
+          <w:tcPr>
+            <w:tcW w:type="dxa" w:w="3528"/>
+            <w:shd w:fill="17354C"/>
+          </w:tcPr>
+          <w:p>
+            <w:r>
+              <w:rPr>
+                <w:b/>
+                <w:color w:val="FFFFFF"/>
+                <w:sz w:val="20"/>
+              </w:rPr>
+              <w:t>Meaning / units</w:t>
+            </w:r>
+          </w:p>
+        </w:tc>
+      </w:tr>
+      <w:tr>
+        <w:trPr>
+          <w:cantSplit/>
+        </w:trPr>
+        <w:tc>
+          <w:tcPr>
+            <w:tcW w:type="dxa" w:w="6552"/>
+            <w:vAlign w:val="center"/>
+            <w:shd w:fill="F3F6F8"/>
+          </w:tcPr>
+          <w:p>
+            <w:pPr>
+              <w:spacing w:after="60" w:before="60" w:line="247" w:lineRule="auto"/>
+            </w:pPr>
+            <w:r>
+              <w:rPr>
+                <w:rFonts w:ascii="Cambria Math" w:hAnsi="Cambria Math"/>
+                <w:sz w:val="22"/>
+              </w:rPr>
+              <w:t>V</w:t>
+            </w:r>
+            <w:r>
+              <w:rPr>
+                <w:rFonts w:ascii="Cambria Math" w:hAnsi="Cambria Math"/>
+                <w:sz w:val="20"/>
+                <w:vertAlign w:val="subscript"/>
+              </w:rPr>
+              <w:t>i</w:t>
+            </w:r>
+            <w:r>
+              <w:rPr>
+                <w:rFonts w:ascii="Cambria Math" w:hAnsi="Cambria Math"/>
+                <w:sz w:val="22"/>
+              </w:rPr>
+              <w:t xml:space="preserve"> = L</w:t>
+            </w:r>
+            <w:r>
+              <w:rPr>
+                <w:rFonts w:ascii="Cambria Math" w:hAnsi="Cambria Math"/>
+                <w:sz w:val="20"/>
+                <w:vertAlign w:val="subscript"/>
+              </w:rPr>
+              <w:t>i</w:t>
+            </w:r>
+            <w:r>
+              <w:rPr>
+                <w:rFonts w:ascii="Cambria Math" w:hAnsi="Cambria Math"/>
+                <w:sz w:val="22"/>
+              </w:rPr>
+              <w:t xml:space="preserve"> (ΔA</w:t>
+            </w:r>
+            <w:r>
+              <w:rPr>
+                <w:rFonts w:ascii="Cambria Math" w:hAnsi="Cambria Math"/>
+                <w:sz w:val="20"/>
+                <w:vertAlign w:val="subscript"/>
+              </w:rPr>
+              <w:t>i</w:t>
+            </w:r>
+            <w:r>
+              <w:rPr>
+                <w:rFonts w:ascii="Cambria Math" w:hAnsi="Cambria Math"/>
+                <w:sz w:val="22"/>
+              </w:rPr>
+              <w:t xml:space="preserve"> + ΔA</w:t>
+            </w:r>
+            <w:r>
+              <w:rPr>
+                <w:rFonts w:ascii="Cambria Math" w:hAnsi="Cambria Math"/>
+                <w:sz w:val="20"/>
+                <w:vertAlign w:val="subscript"/>
+              </w:rPr>
+              <w:t>i+1</w:t>
+            </w:r>
+            <w:r>
+              <w:rPr>
+                <w:rFonts w:ascii="Cambria Math" w:hAnsi="Cambria Math"/>
+                <w:sz w:val="22"/>
+              </w:rPr>
+              <w:t>) / (2 × 27)</w:t>
+            </w:r>
+          </w:p>
+        </w:tc>
+        <w:tc>
+          <w:tcPr>
+            <w:tcW w:type="dxa" w:w="3528"/>
+            <w:vAlign w:val="center"/>
+            <w:shd w:fill="F3F6F8"/>
+          </w:tcPr>
+          <w:p>
+            <w:pPr>
+              <w:spacing w:after="60" w:before="60" w:line="247" w:lineRule="auto"/>
+            </w:pPr>
+            <w:r>
+              <w:rPr>
+                <w:sz w:val="20"/>
+              </w:rPr>
+              <w:t>Completed-reach volume (yd³)</w:t>
+            </w:r>
+          </w:p>
+        </w:tc>
+      </w:tr>
+      <w:tr>
+        <w:trPr>
+          <w:cantSplit/>
+        </w:trPr>
+        <w:tc>
+          <w:tcPr>
+            <w:tcW w:type="dxa" w:w="6552"/>
+            <w:vAlign w:val="center"/>
+          </w:tcPr>
+          <w:p>
+            <w:pPr>
+              <w:spacing w:after="60" w:before="60" w:line="247" w:lineRule="auto"/>
+            </w:pPr>
+            <w:r>
+              <w:rPr>
+                <w:rFonts w:ascii="Cambria Math" w:hAnsi="Cambria Math"/>
+                <w:sz w:val="22"/>
+              </w:rPr>
+              <w:t>v</w:t>
+            </w:r>
+            <w:r>
+              <w:rPr>
+                <w:rFonts w:ascii="Cambria Math" w:hAnsi="Cambria Math"/>
+                <w:sz w:val="20"/>
+                <w:vertAlign w:val="subscript"/>
+              </w:rPr>
+              <w:t>i</w:t>
+            </w:r>
+            <w:r>
+              <w:rPr>
+                <w:rFonts w:ascii="Cambria Math" w:hAnsi="Cambria Math"/>
+                <w:sz w:val="22"/>
+              </w:rPr>
+              <w:t xml:space="preserve"> = ΔA</w:t>
+            </w:r>
+            <w:r>
+              <w:rPr>
+                <w:rFonts w:ascii="Cambria Math" w:hAnsi="Cambria Math"/>
+                <w:sz w:val="20"/>
+                <w:vertAlign w:val="subscript"/>
+              </w:rPr>
+              <w:t>i</w:t>
+            </w:r>
+            <w:r>
+              <w:rPr>
+                <w:rFonts w:ascii="Cambria Math" w:hAnsi="Cambria Math"/>
+                <w:sz w:val="22"/>
+              </w:rPr>
+              <w:t xml:space="preserve"> ℓ</w:t>
+            </w:r>
+            <w:r>
+              <w:rPr>
+                <w:rFonts w:ascii="Cambria Math" w:hAnsi="Cambria Math"/>
+                <w:sz w:val="20"/>
+                <w:vertAlign w:val="subscript"/>
+              </w:rPr>
+              <w:t>i</w:t>
+            </w:r>
+            <w:r>
+              <w:rPr>
+                <w:rFonts w:ascii="Cambria Math" w:hAnsi="Cambria Math"/>
+                <w:sz w:val="22"/>
+              </w:rPr>
+              <w:t xml:space="preserve"> / 27</w:t>
+            </w:r>
+          </w:p>
+        </w:tc>
+        <w:tc>
+          <w:tcPr>
+            <w:tcW w:type="dxa" w:w="3528"/>
+            <w:vAlign w:val="center"/>
+          </w:tcPr>
+          <w:p>
+            <w:pPr>
+              <w:spacing w:after="60" w:before="60" w:line="247" w:lineRule="auto"/>
+            </w:pPr>
+            <w:r>
+              <w:rPr>
+                <w:sz w:val="20"/>
+              </w:rPr>
+              <w:t>Local nodal contribution (yd³)</w:t>
+            </w:r>
+          </w:p>
+        </w:tc>
+      </w:tr>
+    </w:tbl>
+    <w:p>
+      <w:pPr>
+        <w:spacing w:line="20" w:lineRule="exact" w:before="0" w:after="60"/>
+      </w:pPr>
     </w:p>
     <w:p>
-      <w:pPr>
-        <w:pStyle w:val="GuideCode"/>
-      </w:pPr>
-      <w:r>
-        <w:t>V_reach,i = L_i × (ΔA_i + ΔA_(i+1)) / 2 / 27             [yd³]</w:t>
-        <w:br/>
-        <w:t>Local V_i = ΔA_i × control length_i / 27                 [yd³]</w:t>
+      <w:r>
+        <w:t>Lᵢ is the verified i→i+1 reach length; ℓᵢ is the nodal control length. Vᵢ is reach volume; vᵢ is an assigned section contribution.</w:t>
       </w:r>
     </w:p>
     <w:p>
@@ -4022,7 +5107,7 @@
       <w:r>
         <w:drawing>
           <wp:inline xmlns:a="http://schemas.openxmlformats.org/drawingml/2006/main" xmlns:pic="http://schemas.openxmlformats.org/drawingml/2006/picture">
-            <wp:extent cx="6263640" cy="2805119"/>
+            <wp:extent cx="6263640" cy="3067828"/>
             <wp:docPr id="5" name="Picture 5" descr="Illustrative default control lengths for two unequal reaches. End sections receive only the adjacent half-length."/>
             <wp:cNvGraphicFramePr>
               <a:graphicFrameLocks noChangeAspect="1"/>
@@ -4043,7 +5128,7 @@
                   <pic:spPr>
                     <a:xfrm>
                       <a:off x="0" y="0"/>
-                      <a:ext cx="6263640" cy="2805119"/>
+                      <a:ext cx="6263640" cy="3067828"/>
                     </a:xfrm>
                     <a:prstGeom prst="rect"/>
                   </pic:spPr>
@@ -4064,20 +5149,33 @@
     </w:p>
     <w:p>
       <w:r>
-        <w:t>The equivalent nodal control weight is half the neighboring accepted reach length on each side. For an interior section, control length = (L_upstream + L_downstream)/2. At the selected upstream or downstream boundary, it is half the one accepted neighboring length.</w:t>
+        <w:t>At an interior XS, ℓᵢ = (L_upstream + L_downstream)/2. A supported-segment endpoint receives half its single accepted neighboring length, including at selection boundaries and unsupported gaps.</w:t>
       </w:r>
     </w:p>
     <w:p>
       <w:pPr>
-        <w:pStyle w:val="Heading2"/>
+        <w:pStyle w:val="Heading3"/>
       </w:pPr>
       <w:r>
+        <w:rPr>
+          <w:color w:val="287C83"/>
+          <w:sz w:val="24"/>
+        </w:rPr>
         <w:t>Why those weights matter</w:t>
       </w:r>
     </w:p>
     <w:p>
       <w:r>
-        <w:t>The sum of local control-volume contributions equals the sum of average-end-area reach volumes within a supported segment. That identity is a useful QA/QC check. It does not prove that the actual unsampled bed varies linearly between sections, nor that the same boundary weights match a native RAS output.</w:t>
+        <w:t xml:space="preserve">Within a supported segment, </w:t>
+      </w:r>
+      <w:r>
+        <w:rPr>
+          <w:b/>
+        </w:rPr>
+        <w:t>Σvᵢ = ΣVᵢ</w:t>
+      </w:r>
+      <w:r>
+        <w:t>. Check this identity in the ledgers; it does not verify unsampled morphology or native RAS accounting. Average end area integrates a linear interpolation of section change areas. The equivalent nodal weights do not reconstruct uniform rectangular bed patches. No porosity correction is applied to these geometric volumes.</w:t>
       </w:r>
     </w:p>
     <w:tbl>
@@ -4119,7 +5217,7 @@
               <w:rPr>
                 <w:sz w:val="20"/>
               </w:rPr>
-              <w:t>Selecting an interior model section as a new upstream boundary removes its contribution from the upstream reach outside the selection. A clipped image of an existing cumulative curve is not an equivalent new calculation.</w:t>
+              <w:t>A new upstream boundary removes that section’s allocation from the reach outside the selection. Recalculate; cropping an existing cumulative plot does not reproduce the new endpoint accounting.</w:t>
             </w:r>
           </w:p>
         </w:tc>
@@ -4136,19 +5234,38 @@
       </w:r>
     </w:p>
     <w:p>
+      <w:pPr>
+        <w:keepNext/>
+        <w:pageBreakBefore/>
+        <w:spacing w:after="100"/>
+      </w:pPr>
+      <w:r>
+        <w:rPr>
+          <w:b/>
+          <w:color w:val="287C83"/>
+          <w:sz w:val="17"/>
+        </w:rPr>
+        <w:t>PART II  Trace the volume calculation</w:t>
+      </w:r>
+    </w:p>
+    <w:p>
       <w:bookmarkStart w:id="10" w:name="s10"/>
       <w:pPr>
-        <w:pStyle w:val="Heading1"/>
-        <w:pageBreakBefore/>
+        <w:pStyle w:val="Heading2"/>
+        <w:spacing w:before="0" w:after="160"/>
       </w:pPr>
       <w:r>
+        <w:rPr>
+          <w:color w:val="17354C"/>
+          <w:sz w:val="42"/>
+        </w:rPr>
         <w:t>10  A complete hand calculation</w:t>
       </w:r>
       <w:bookmarkEnd w:id="10"/>
     </w:p>
     <w:p>
       <w:r>
-        <w:t>This illustrative example uses three sections, change areas −27, −54 and −81 ft², and verified reach lengths 1,000 and 2,000 ft. All source profiles are supported. The numbers below were checked against the tool’s calculation engine.</w:t>
+        <w:t>This illustrative example follows one source through three sections, change areas −27, −54 and −81 ft², and verified reach lengths 1,000 and 2,000 ft. All source profiles are supported. The numbers below were checked against the tool’s calculation engine.</w:t>
       </w:r>
     </w:p>
     <w:tbl>
@@ -4618,9 +5735,13 @@
     </w:p>
     <w:p>
       <w:pPr>
-        <w:pStyle w:val="Heading2"/>
+        <w:pStyle w:val="Heading3"/>
       </w:pPr>
       <w:r>
+        <w:rPr>
+          <w:color w:val="287C83"/>
+          <w:sz w:val="24"/>
+        </w:rPr>
         <w:t>Calculate each completed reach</w:t>
       </w:r>
     </w:p>
@@ -4638,9 +5759,13 @@
     </w:p>
     <w:p>
       <w:pPr>
-        <w:pStyle w:val="Heading2"/>
+        <w:pStyle w:val="Heading3"/>
       </w:pPr>
       <w:r>
+        <w:rPr>
+          <w:color w:val="287C83"/>
+          <w:sz w:val="24"/>
+        </w:rPr>
         <w:t>Calculate each local control contribution</w:t>
       </w:r>
     </w:p>
@@ -4663,9 +5788,13 @@
     </w:p>
     <w:p>
       <w:pPr>
-        <w:pStyle w:val="Heading2"/>
+        <w:pStyle w:val="Heading3"/>
       </w:pPr>
       <w:r>
+        <w:rPr>
+          <w:color w:val="287C83"/>
+          <w:sz w:val="24"/>
+        </w:rPr>
         <w:t>Use the audit tables to repeat this check</w:t>
       </w:r>
     </w:p>
@@ -4768,12 +5897,31 @@
       </w:pPr>
     </w:p>
     <w:p>
+      <w:pPr>
+        <w:keepNext/>
+        <w:pageBreakBefore/>
+        <w:spacing w:after="100"/>
+      </w:pPr>
+      <w:r>
+        <w:rPr>
+          <w:b/>
+          <w:color w:val="287C83"/>
+          <w:sz w:val="17"/>
+        </w:rPr>
+        <w:t>PART II  Trace the volume calculation</w:t>
+      </w:r>
+    </w:p>
+    <w:p>
       <w:bookmarkStart w:id="11" w:name="s11"/>
       <w:pPr>
-        <w:pStyle w:val="Heading1"/>
-        <w:pageBreakBefore/>
+        <w:pStyle w:val="Heading2"/>
+        <w:spacing w:before="0" w:after="160"/>
       </w:pPr>
       <w:r>
+        <w:rPr>
+          <w:color w:val="17354C"/>
+          <w:sz w:val="42"/>
+        </w:rPr>
         <w:t>11  Why two cumulative curves are available</w:t>
       </w:r>
       <w:bookmarkEnd w:id="11"/>
@@ -4810,7 +5958,7 @@
       <w:r>
         <w:drawing>
           <wp:inline xmlns:a="http://schemas.openxmlformats.org/drawingml/2006/main" xmlns:pic="http://schemas.openxmlformats.org/drawingml/2006/picture">
-            <wp:extent cx="6263640" cy="2992493"/>
+            <wp:extent cx="6263640" cy="3631579"/>
             <wp:docPr id="6" name="Picture 6" descr="Illustrative node sum and completed-reach prefix for the hand calculation. Different intermediate values are expected."/>
             <wp:cNvGraphicFramePr>
               <a:graphicFrameLocks noChangeAspect="1"/>
@@ -4831,7 +5979,7 @@
                   <pic:spPr>
                     <a:xfrm>
                       <a:off x="0" y="0"/>
-                      <a:ext cx="6263640" cy="2992493"/>
+                      <a:ext cx="6263640" cy="3631579"/>
                     </a:xfrm>
                     <a:prstGeom prst="rect"/>
                   </pic:spPr>
@@ -4990,30 +6138,58 @@
       </w:r>
     </w:p>
     <w:p>
-      <w:pPr>
-        <w:pStyle w:val="Heading2"/>
-      </w:pPr>
-      <w:r>
-        <w:t>Suggested caption wording</w:t>
+      <w:r>
+        <w:t>Under average end area, an interior node also includes its assigned half of the downstream reach. At B, the −3,500-yd³ node value includes B’s downstream allocation; the completed-reach value −1,500 yd³ ends at B. A station locates an accounting value: the node prefix is not strictly the volume physically upstream of that XS. Lines join discrete samples; they do not define an unsampled continuous volume profile.</w:t>
       </w:r>
     </w:p>
     <w:p>
-      <w:r>
-        <w:t>“Signed bed-volume change is shown as the node control-volume cumulative sum on the common sampled footprint. For the average-end-area estimator, the first plotted node includes a half-reach contribution; the curve resets at unsupported gaps.”</w:t>
+      <w:pPr>
+        <w:pStyle w:val="Heading3"/>
+      </w:pPr>
+      <w:r>
+        <w:rPr>
+          <w:color w:val="287C83"/>
+          <w:sz w:val="24"/>
+        </w:rPr>
+        <w:t>Suggested caption wording</w:t>
       </w:r>
     </w:p>
     <w:p>
       <w:r>
+        <w:t>“Signed bed-volume change is shown as the node control-volume cumulative sum on the common sampled footprint. For the average-end-area estimator, the first plotted node includes a half-reach contribution; the curve resets at unsupported gaps.”</w:t>
+      </w:r>
+    </w:p>
+    <w:p>
+      <w:r>
         <w:t>If you use the boundary convention, say “completed-reach prefix” and note that it begins at zero. If you change the estimator to an endpoint-held alternative, describe its full endpoint weights instead of a default half-reach start.</w:t>
+      </w:r>
+    </w:p>
+    <w:p>
+      <w:pPr>
+        <w:keepNext/>
+        <w:pageBreakBefore/>
+        <w:spacing w:after="100"/>
+      </w:pPr>
+      <w:r>
+        <w:rPr>
+          <w:b/>
+          <w:color w:val="287C83"/>
+          <w:sz w:val="17"/>
+        </w:rPr>
+        <w:t>PART II  Trace the volume calculation</w:t>
       </w:r>
     </w:p>
     <w:p>
       <w:bookmarkStart w:id="12" w:name="s12"/>
       <w:pPr>
-        <w:pStyle w:val="Heading1"/>
-        <w:pageBreakBefore/>
+        <w:pStyle w:val="Heading2"/>
+        <w:spacing w:before="0" w:after="160"/>
       </w:pPr>
       <w:r>
+        <w:rPr>
+          <w:color w:val="17354C"/>
+          <w:sz w:val="42"/>
+        </w:rPr>
         <w:t>12  What happens at unsupported gaps</w:t>
       </w:r>
       <w:bookmarkEnd w:id="12"/>
@@ -5032,7 +6208,7 @@
       <w:r>
         <w:drawing>
           <wp:inline xmlns:a="http://schemas.openxmlformats.org/drawingml/2006/main" xmlns:pic="http://schemas.openxmlformats.org/drawingml/2006/picture">
-            <wp:extent cx="6263640" cy="2816821"/>
+            <wp:extent cx="6263640" cy="2947061"/>
             <wp:docPr id="7" name="Picture 7" descr="Illustrative disconnected segments. Each cumulative curve resets; a final point is not automatically the total for all supported segments."/>
             <wp:cNvGraphicFramePr>
               <a:graphicFrameLocks noChangeAspect="1"/>
@@ -5053,7 +6229,7 @@
                   <pic:spPr>
                     <a:xfrm>
                       <a:off x="0" y="0"/>
-                      <a:ext cx="6263640" cy="2816821"/>
+                      <a:ext cx="6263640" cy="2947061"/>
                     </a:xfrm>
                     <a:prstGeom prst="rect"/>
                   </pic:spPr>
@@ -5074,9 +6250,13 @@
     </w:p>
     <w:p>
       <w:pPr>
-        <w:pStyle w:val="Heading2"/>
+        <w:pStyle w:val="Heading3"/>
       </w:pPr>
       <w:r>
+        <w:rPr>
+          <w:color w:val="287C83"/>
+          <w:sz w:val="24"/>
+        </w:rPr>
         <w:t>Read segment totals correctly</w:t>
       </w:r>
     </w:p>
@@ -5087,9 +6267,13 @@
     </w:p>
     <w:p>
       <w:pPr>
-        <w:pStyle w:val="Heading2"/>
+        <w:pStyle w:val="Heading3"/>
       </w:pPr>
       <w:r>
+        <w:rPr>
+          <w:color w:val="287C83"/>
+          <w:sz w:val="24"/>
+        </w:rPr>
         <w:t>What a gap means in the review</w:t>
       </w:r>
     </w:p>
@@ -5164,7 +6348,7 @@
               <w:rPr>
                 <w:sz w:val="20"/>
               </w:rPr>
-              <w:t>A source gap limit concerns interpolation within a lateral profile. A reach-length limit rejects an overlong accepted channel interval. Raising either setting does not turn an explicitly missing XS into supported data.</w:t>
+              <w:t>A source gap limit concerns interpolation within a lateral profile. A reach-length limit rejects an entire comparison if an accepted channel interval is overlong; it does not exclude that interval and continue. Raising either setting does not turn an explicitly missing XS into supported data.</w:t>
             </w:r>
           </w:p>
         </w:tc>
@@ -5181,12 +6365,32 @@
       </w:r>
     </w:p>
     <w:p>
+      <w:pPr>
+        <w:pStyle w:val="Heading1"/>
+        <w:keepNext/>
+        <w:pageBreakBefore/>
+        <w:spacing w:after="100"/>
+      </w:pPr>
+      <w:r>
+        <w:rPr>
+          <w:b/>
+          <w:color w:val="287C83"/>
+          <w:sz w:val="17"/>
+        </w:rPr>
+        <w:t>PART III  Diagnose model agreement</w:t>
+      </w:r>
+    </w:p>
+    <w:p>
       <w:bookmarkStart w:id="13" w:name="s13"/>
       <w:pPr>
-        <w:pStyle w:val="Heading1"/>
-        <w:pageBreakBefore/>
+        <w:pStyle w:val="Heading2"/>
+        <w:spacing w:before="0" w:after="160"/>
       </w:pPr>
       <w:r>
+        <w:rPr>
+          <w:color w:val="17354C"/>
+          <w:sz w:val="42"/>
+        </w:rPr>
         <w:t>13  Reading the main comparison plot</w:t>
       </w:r>
       <w:bookmarkEnd w:id="13"/>
@@ -5247,9 +6451,13 @@
     </w:p>
     <w:p>
       <w:pPr>
-        <w:pStyle w:val="Heading2"/>
+        <w:pStyle w:val="Heading3"/>
       </w:pPr>
       <w:r>
+        <w:rPr>
+          <w:color w:val="287C83"/>
+          <w:sz w:val="24"/>
+        </w:rPr>
         <w:t>Upper panel: cumulative volume</w:t>
       </w:r>
     </w:p>
@@ -5260,9 +6468,13 @@
     </w:p>
     <w:p>
       <w:pPr>
-        <w:pStyle w:val="Heading2"/>
+        <w:pStyle w:val="Heading3"/>
       </w:pPr>
       <w:r>
+        <w:rPr>
+          <w:color w:val="287C83"/>
+          <w:sz w:val="24"/>
+        </w:rPr>
         <w:t>Lower panel: mean bed change</w:t>
       </w:r>
     </w:p>
@@ -5327,12 +6539,31 @@
       </w:pPr>
     </w:p>
     <w:p>
+      <w:pPr>
+        <w:keepNext/>
+        <w:pageBreakBefore/>
+        <w:spacing w:after="100"/>
+      </w:pPr>
+      <w:r>
+        <w:rPr>
+          <w:b/>
+          <w:color w:val="287C83"/>
+          <w:sz w:val="17"/>
+        </w:rPr>
+        <w:t>PART III  Diagnose model agreement</w:t>
+      </w:r>
+    </w:p>
+    <w:p>
       <w:bookmarkStart w:id="14" w:name="s14"/>
       <w:pPr>
-        <w:pStyle w:val="Heading1"/>
-        <w:pageBreakBefore/>
+        <w:pStyle w:val="Heading2"/>
+        <w:spacing w:before="0" w:after="160"/>
       </w:pPr>
       <w:r>
+        <w:rPr>
+          <w:color w:val="17354C"/>
+          <w:sz w:val="42"/>
+        </w:rPr>
         <w:t>14  Reading the pattern-diagnostic panels</w:t>
       </w:r>
       <w:bookmarkEnd w:id="14"/>
@@ -5346,8 +6577,8 @@
       <w:r>
         <w:drawing>
           <wp:inline xmlns:a="http://schemas.openxmlformats.org/drawingml/2006/main" xmlns:pic="http://schemas.openxmlformats.org/drawingml/2006/picture">
-            <wp:extent cx="6126480" cy="5942982"/>
-            <wp:docPr id="9" name="Picture 9" descr="Actual diagnostic rendering of the same illustrative case. Excellent shape agreement does not imply correct change magnitude."/>
+            <wp:extent cx="6126480" cy="5948729"/>
+            <wp:docPr id="9" name="Picture 9" descr="Tool-generated diagnostics for the same illustrative case, with shorter print labels. Panels a–f separate magnitude, pattern and bed-shape questions."/>
             <wp:cNvGraphicFramePr>
               <a:graphicFrameLocks noChangeAspect="1"/>
             </wp:cNvGraphicFramePr>
@@ -5367,7 +6598,7 @@
                   <pic:spPr>
                     <a:xfrm>
                       <a:off x="0" y="0"/>
-                      <a:ext cx="6126480" cy="5942982"/>
+                      <a:ext cx="6126480" cy="5948729"/>
                     </a:xfrm>
                     <a:prstGeom prst="rect"/>
                   </pic:spPr>
@@ -5383,7 +6614,7 @@
         <w:pStyle w:val="Caption"/>
       </w:pPr>
       <w:r>
-        <w:t>Figure 9. Actual diagnostic rendering of the same illustrative case. Excellent shape agreement does not imply correct change magnitude.</w:t>
+        <w:t>Figure 9. Tool-generated diagnostics for the same illustrative case, with shorter print labels. Panels a–f separate magnitude, pattern and bed-shape questions.</w:t>
       </w:r>
     </w:p>
     <w:p>
@@ -5394,7 +6625,7 @@
         <w:rPr>
           <w:b/>
         </w:rPr>
-        <w:t>(1)</w:t>
+        <w:t>(a)</w:t>
       </w:r>
       <w:r>
         <w:t xml:space="preserve"> mean change and observed zones; </w:t>
@@ -5403,7 +6634,7 @@
         <w:rPr>
           <w:b/>
         </w:rPr>
-        <w:t>(2)</w:t>
+        <w:t>(b)</w:t>
       </w:r>
       <w:r>
         <w:t xml:space="preserve"> model versus observed change with the equality line; </w:t>
@@ -5412,7 +6643,7 @@
         <w:rPr>
           <w:b/>
         </w:rPr>
-        <w:t>(3)</w:t>
+        <w:t>(c)</w:t>
       </w:r>
       <w:r>
         <w:t xml:space="preserve"> standardized change; </w:t>
@@ -5421,7 +6652,7 @@
         <w:rPr>
           <w:b/>
         </w:rPr>
-        <w:t>(4)</w:t>
+        <w:t>(d)</w:t>
       </w:r>
       <w:r>
         <w:t xml:space="preserve"> mean baseline/target bed elevations; </w:t>
@@ -5430,7 +6661,7 @@
         <w:rPr>
           <w:b/>
         </w:rPr>
-        <w:t>(5)</w:t>
+        <w:t>(e)</w:t>
       </w:r>
       <w:r>
         <w:t xml:space="preserve"> downstream slope; </w:t>
@@ -5439,7 +6670,7 @@
         <w:rPr>
           <w:b/>
         </w:rPr>
-        <w:t>(6)</w:t>
+        <w:t>(f)</w:t>
       </w:r>
       <w:r>
         <w:t xml:space="preserve"> downstream concavity.</w:t>
@@ -5448,22 +6679,41 @@
     <w:p>
       <w:r>
         <w:t>The quantity selector switches derivatives among change, target bed and baseline bed. Derivatives remain based on downstream-increasing physical chainage even when RM decreases to the right. The default exported diagnostics image uses change; save other views explicitly.</w:t>
+      </w:r>
+    </w:p>
+    <w:p>
+      <w:pPr>
+        <w:keepNext/>
+        <w:pageBreakBefore/>
+        <w:spacing w:after="100"/>
+      </w:pPr>
+      <w:r>
+        <w:rPr>
+          <w:b/>
+          <w:color w:val="287C83"/>
+          <w:sz w:val="17"/>
+        </w:rPr>
+        <w:t>PART III  Diagnose model agreement</w:t>
       </w:r>
     </w:p>
     <w:p>
       <w:bookmarkStart w:id="15" w:name="s15"/>
       <w:pPr>
-        <w:pStyle w:val="Heading1"/>
-        <w:pageBreakBefore/>
+        <w:pStyle w:val="Heading2"/>
+        <w:spacing w:before="0" w:after="160"/>
       </w:pPr>
       <w:r>
+        <w:rPr>
+          <w:color w:val="17354C"/>
+          <w:sz w:val="42"/>
+        </w:rPr>
         <w:t>15  Interpreting the performance metrics</w:t>
       </w:r>
       <w:bookmarkEnd w:id="15"/>
     </w:p>
     <w:p>
       <w:r>
-        <w:t>Use a small set of complementary metrics, not one pass/fail score. Acceptance criteria should reflect the review objective, survey uncertainty and consequences of prediction error. The tool does not supply a universal “calibrated” threshold.</w:t>
+        <w:t>First verify support and dates; then assess magnitude, downstream pattern and lateral variability. Finally examine sensitivity and conditional uncertainty. Use a small set of complementary metrics. Acceptance criteria should reflect the review objective, survey uncertainty and consequences of prediction error. The tool does not supply a universal “calibrated” threshold.</w:t>
       </w:r>
     </w:p>
     <w:tbl>
@@ -5572,7 +6822,7 @@
               <w:rPr>
                 <w:sz w:val="18"/>
               </w:rPr>
-              <w:t>Interval volume RMSE / MAE (yd³)</w:t>
+              <w:t>Completed-reach volume RMSE / MAE (yd³)</w:t>
             </w:r>
           </w:p>
         </w:tc>
@@ -5842,9 +7092,13 @@
     </w:p>
     <w:p>
       <w:pPr>
-        <w:pStyle w:val="Heading2"/>
+        <w:pStyle w:val="Heading3"/>
       </w:pPr>
       <w:r>
+        <w:rPr>
+          <w:color w:val="287C83"/>
+          <w:sz w:val="24"/>
+        </w:rPr>
         <w:t>The illustrative counterexample</w:t>
       </w:r>
     </w:p>
@@ -5856,15 +7110,34 @@
     <w:p>
       <w:r>
         <w:t>A constant series has undefined correlation or spread-based skill when the denominator vanishes. Undefined values appear as null/undefined, not a perfect score. Zone IoU is undefined if neither source contains that class.</w:t>
+      </w:r>
+    </w:p>
+    <w:p>
+      <w:pPr>
+        <w:keepNext/>
+        <w:pageBreakBefore/>
+        <w:spacing w:after="100"/>
+      </w:pPr>
+      <w:r>
+        <w:rPr>
+          <w:b/>
+          <w:color w:val="287C83"/>
+          <w:sz w:val="17"/>
+        </w:rPr>
+        <w:t>PART III  Diagnose model agreement</w:t>
       </w:r>
     </w:p>
     <w:p>
       <w:bookmarkStart w:id="16" w:name="s16"/>
       <w:pPr>
-        <w:pStyle w:val="Heading1"/>
-        <w:pageBreakBefore/>
+        <w:pStyle w:val="Heading2"/>
+        <w:spacing w:before="0" w:after="160"/>
       </w:pPr>
       <w:r>
+        <w:rPr>
+          <w:color w:val="17354C"/>
+          <w:sz w:val="42"/>
+        </w:rPr>
         <w:t>16  Using cross-section and bed-shape plots</w:t>
       </w:r>
       <w:bookmarkEnd w:id="16"/>
@@ -5879,7 +7152,7 @@
         <w:drawing>
           <wp:inline xmlns:a="http://schemas.openxmlformats.org/drawingml/2006/main" xmlns:pic="http://schemas.openxmlformats.org/drawingml/2006/picture">
             <wp:extent cx="6263640" cy="4082876"/>
-            <wp:docPr id="10" name="Picture 10" descr="Actual cross-section rendering for illustrative RM 97.0. The lower panel reveals lateral opposition hidden by the section mean."/>
+            <wp:docPr id="10" name="Picture 10" descr="Tool-generated profiles for illustrative RM 97.0. Dots include interpolated common-grid points, not just original samples. The lower panel reveals lateral opposition."/>
             <wp:cNvGraphicFramePr>
               <a:graphicFrameLocks noChangeAspect="1"/>
             </wp:cNvGraphicFramePr>
@@ -5915,14 +7188,18 @@
         <w:pStyle w:val="Caption"/>
       </w:pPr>
       <w:r>
-        <w:t>Figure 10. Actual cross-section rendering for illustrative RM 97.0. The lower panel reveals lateral opposition hidden by the section mean.</w:t>
+        <w:t>Figure 10. Tool-generated profiles for illustrative RM 97.0. Dots include interpolated common-grid points, not just original samples. The lower panel reveals lateral opposition.</w:t>
       </w:r>
     </w:p>
     <w:p>
       <w:pPr>
-        <w:pStyle w:val="Heading2"/>
+        <w:pStyle w:val="Heading3"/>
       </w:pPr>
       <w:r>
+        <w:rPr>
+          <w:color w:val="287C83"/>
+          <w:sz w:val="24"/>
+        </w:rPr>
         <w:t>Inspect profiles before explaining a residual</w:t>
       </w:r>
     </w:p>
@@ -5956,6 +7233,11 @@
       </w:pPr>
       <w:r>
         <w:t>A line gap marks unsupported lateral intervals; it should not be interpreted as a flat bed or zero change.</w:t>
+      </w:r>
+    </w:p>
+    <w:p>
+      <w:r>
+        <w:t>Finite markers in the upper elevation panel may be visible outside accepted intervals. A visible point alone is not proof that it entered the area integral; verify connected accepted runs or the lateral ledger.</w:t>
       </w:r>
     </w:p>
     <w:p>
@@ -6014,12 +7296,31 @@
       </w:pPr>
     </w:p>
     <w:p>
+      <w:pPr>
+        <w:keepNext/>
+        <w:pageBreakBefore/>
+        <w:spacing w:after="100"/>
+      </w:pPr>
+      <w:r>
+        <w:rPr>
+          <w:b/>
+          <w:color w:val="287C83"/>
+          <w:sz w:val="17"/>
+        </w:rPr>
+        <w:t>PART III  Diagnose model agreement</w:t>
+      </w:r>
+    </w:p>
+    <w:p>
       <w:bookmarkStart w:id="17" w:name="s17"/>
       <w:pPr>
-        <w:pStyle w:val="Heading1"/>
-        <w:pageBreakBefore/>
+        <w:pStyle w:val="Heading2"/>
+        <w:spacing w:before="0" w:after="160"/>
       </w:pPr>
       <w:r>
+        <w:rPr>
+          <w:color w:val="17354C"/>
+          <w:sz w:val="42"/>
+        </w:rPr>
         <w:t>17  Why small net change can hide activity</w:t>
       </w:r>
       <w:bookmarkEnd w:id="17"/>
@@ -6038,7 +7339,7 @@
       <w:r>
         <w:drawing>
           <wp:inline xmlns:a="http://schemas.openxmlformats.org/drawingml/2006/main" xmlns:pic="http://schemas.openxmlformats.org/drawingml/2006/picture">
-            <wp:extent cx="6263640" cy="2453360"/>
+            <wp:extent cx="6263640" cy="2992493"/>
             <wp:docPr id="11" name="Picture 11" descr="Two illustrative sections with the same zero mean change but very different observed bed-change distributions."/>
             <wp:cNvGraphicFramePr>
               <a:graphicFrameLocks noChangeAspect="1"/>
@@ -6059,7 +7360,7 @@
                   <pic:spPr>
                     <a:xfrm>
                       <a:off x="0" y="0"/>
-                      <a:ext cx="6263640" cy="2453360"/>
+                      <a:ext cx="6263640" cy="2992493"/>
                     </a:xfrm>
                     <a:prstGeom prst="rect"/>
                   </pic:spPr>
@@ -6078,19 +7379,183 @@
         <w:t>Figure 11. Two illustrative sections with the same zero mean change but very different observed bed-change distributions.</w:t>
       </w:r>
     </w:p>
+    <w:tbl>
+      <w:tblPr>
+        <w:tblW w:type="auto" w:w="0"/>
+        <w:jc w:val="center"/>
+        <w:tblLayout w:type="fixed"/>
+        <w:tblLook w:firstColumn="1" w:firstRow="1" w:lastColumn="0" w:lastRow="0" w:noHBand="0" w:noVBand="1" w:val="04A0"/>
+      </w:tblPr>
+      <w:tblGrid>
+        <w:gridCol w:w="6552"/>
+        <w:gridCol w:w="3528"/>
+      </w:tblGrid>
+      <w:tr>
+        <w:trPr>
+          <w:tblHeader/>
+        </w:trPr>
+        <w:tc>
+          <w:tcPr>
+            <w:tcW w:type="dxa" w:w="6552"/>
+            <w:shd w:fill="17354C"/>
+          </w:tcPr>
+          <w:p>
+            <w:r>
+              <w:rPr>
+                <w:b/>
+                <w:color w:val="FFFFFF"/>
+                <w:sz w:val="20"/>
+              </w:rPr>
+              <w:t>Calculation</w:t>
+            </w:r>
+          </w:p>
+        </w:tc>
+        <w:tc>
+          <w:tcPr>
+            <w:tcW w:type="dxa" w:w="3528"/>
+            <w:shd w:fill="17354C"/>
+          </w:tcPr>
+          <w:p>
+            <w:r>
+              <w:rPr>
+                <w:b/>
+                <w:color w:val="FFFFFF"/>
+                <w:sz w:val="20"/>
+              </w:rPr>
+              <w:t>Meaning / units</w:t>
+            </w:r>
+          </w:p>
+        </w:tc>
+      </w:tr>
+      <w:tr>
+        <w:trPr>
+          <w:cantSplit/>
+        </w:trPr>
+        <w:tc>
+          <w:tcPr>
+            <w:tcW w:type="dxa" w:w="6552"/>
+            <w:vAlign w:val="center"/>
+            <w:shd w:fill="F3F6F8"/>
+          </w:tcPr>
+          <w:p>
+            <w:pPr>
+              <w:spacing w:after="60" w:before="60" w:line="247" w:lineRule="auto"/>
+            </w:pPr>
+            <w:r>
+              <w:rPr>
+                <w:rFonts w:ascii="Cambria Math" w:hAnsi="Cambria Math"/>
+                <w:sz w:val="22"/>
+              </w:rPr>
+              <w:t>D = ∫ max(Δz, 0) du;   E = ∫ max(−Δz, 0) du</w:t>
+            </w:r>
+          </w:p>
+        </w:tc>
+        <w:tc>
+          <w:tcPr>
+            <w:tcW w:type="dxa" w:w="3528"/>
+            <w:vAlign w:val="center"/>
+            <w:shd w:fill="F3F6F8"/>
+          </w:tcPr>
+          <w:p>
+            <w:pPr>
+              <w:spacing w:after="60" w:before="60" w:line="247" w:lineRule="auto"/>
+            </w:pPr>
+            <w:r>
+              <w:rPr>
+                <w:sz w:val="20"/>
+              </w:rPr>
+              <w:t>Positive magnitudes (ft²)</w:t>
+            </w:r>
+          </w:p>
+        </w:tc>
+      </w:tr>
+      <w:tr>
+        <w:trPr>
+          <w:cantSplit/>
+        </w:trPr>
+        <w:tc>
+          <w:tcPr>
+            <w:tcW w:type="dxa" w:w="6552"/>
+            <w:vAlign w:val="center"/>
+          </w:tcPr>
+          <w:p>
+            <w:pPr>
+              <w:spacing w:after="60" w:before="60" w:line="247" w:lineRule="auto"/>
+            </w:pPr>
+            <w:r>
+              <w:rPr>
+                <w:rFonts w:ascii="Cambria Math" w:hAnsi="Cambria Math"/>
+                <w:sz w:val="22"/>
+              </w:rPr>
+              <w:t>Net = D − E;   gross = D + E</w:t>
+            </w:r>
+          </w:p>
+        </w:tc>
+        <w:tc>
+          <w:tcPr>
+            <w:tcW w:type="dxa" w:w="3528"/>
+            <w:vAlign w:val="center"/>
+          </w:tcPr>
+          <w:p>
+            <w:pPr>
+              <w:spacing w:after="60" w:before="60" w:line="247" w:lineRule="auto"/>
+            </w:pPr>
+            <w:r>
+              <w:rPr>
+                <w:sz w:val="20"/>
+              </w:rPr>
+              <w:t>Section change areas (ft²)</w:t>
+            </w:r>
+          </w:p>
+        </w:tc>
+      </w:tr>
+      <w:tr>
+        <w:trPr>
+          <w:cantSplit/>
+        </w:trPr>
+        <w:tc>
+          <w:tcPr>
+            <w:tcW w:type="dxa" w:w="6552"/>
+            <w:vAlign w:val="center"/>
+            <w:shd w:fill="F3F6F8"/>
+          </w:tcPr>
+          <w:p>
+            <w:pPr>
+              <w:spacing w:after="60" w:before="60" w:line="247" w:lineRule="auto"/>
+            </w:pPr>
+            <w:r>
+              <w:rPr>
+                <w:rFonts w:ascii="Cambria Math" w:hAnsi="Cambria Math"/>
+                <w:sz w:val="22"/>
+              </w:rPr>
+              <w:t>Cancellation = 1 − |net| / gross</w:t>
+            </w:r>
+          </w:p>
+        </w:tc>
+        <w:tc>
+          <w:tcPr>
+            <w:tcW w:type="dxa" w:w="3528"/>
+            <w:vAlign w:val="center"/>
+            <w:shd w:fill="F3F6F8"/>
+          </w:tcPr>
+          <w:p>
+            <w:pPr>
+              <w:spacing w:after="60" w:before="60" w:line="247" w:lineRule="auto"/>
+            </w:pPr>
+            <w:r>
+              <w:rPr>
+                <w:sz w:val="20"/>
+              </w:rPr>
+              <w:t>Fraction; undefined if gross = 0</w:t>
+            </w:r>
+          </w:p>
+        </w:tc>
+      </w:tr>
+    </w:tbl>
     <w:p>
       <w:pPr>
-        <w:pStyle w:val="GuideCode"/>
+        <w:spacing w:line="20" w:lineRule="exact" w:before="0" w:after="60"/>
       </w:pPr>
-      <w:r>
-        <w:t>Deposition area = ∫ max(Δz, 0) du                       [ft²]</w:t>
-        <w:br/>
-        <w:t>Erosion area = ∫ max(−Δz, 0) du                          [ft²]</w:t>
-        <w:br/>
-        <w:t>Net = deposition − erosion; gross = deposition + erosion</w:t>
-        <w:br/>
-        <w:t>Cancellation = 1 − |net| / gross                         [fraction]</w:t>
-      </w:r>
     </w:p>
     <w:p>
       <w:r>
@@ -6099,9 +7564,13 @@
     </w:p>
     <w:p>
       <w:pPr>
-        <w:pStyle w:val="Heading2"/>
+        <w:pStyle w:val="Heading3"/>
       </w:pPr>
       <w:r>
+        <w:rPr>
+          <w:color w:val="287C83"/>
+          <w:sz w:val="24"/>
+        </w:rPr>
         <w:t>Two levels of cancellation</w:t>
       </w:r>
     </w:p>
@@ -6161,12 +7630,31 @@
       </w:pPr>
     </w:p>
     <w:p>
+      <w:pPr>
+        <w:keepNext/>
+        <w:pageBreakBefore/>
+        <w:spacing w:after="100"/>
+      </w:pPr>
+      <w:r>
+        <w:rPr>
+          <w:b/>
+          <w:color w:val="287C83"/>
+          <w:sz w:val="17"/>
+        </w:rPr>
+        <w:t>PART III  Diagnose model agreement</w:t>
+      </w:r>
+    </w:p>
+    <w:p>
       <w:bookmarkStart w:id="18" w:name="s18"/>
       <w:pPr>
-        <w:pStyle w:val="Heading1"/>
-        <w:pageBreakBefore/>
+        <w:pStyle w:val="Heading2"/>
+        <w:spacing w:before="0" w:after="160"/>
       </w:pPr>
       <w:r>
+        <w:rPr>
+          <w:color w:val="17354C"/>
+          <w:sz w:val="42"/>
+        </w:rPr>
         <w:t>18  Reading variability and active-width plots</w:t>
       </w:r>
       <w:bookmarkEnd w:id="18"/>
@@ -6181,7 +7669,7 @@
         <w:drawing>
           <wp:inline xmlns:a="http://schemas.openxmlformats.org/drawingml/2006/main" xmlns:pic="http://schemas.openxmlformats.org/drawingml/2006/picture">
             <wp:extent cx="6263640" cy="4173741"/>
-            <wp:docPr id="12" name="Picture 12" descr="Actual variability rendering of the illustrative case. Similar cancellation can coexist with very different change magnitude."/>
+            <wp:docPr id="12" name="Picture 12" descr="Tool-generated variability for the illustrative case. Dashed observed cancellation coincides with the model curve; scaling change by two preserves cancellation but doubles its standard deviation."/>
             <wp:cNvGraphicFramePr>
               <a:graphicFrameLocks noChangeAspect="1"/>
             </wp:cNvGraphicFramePr>
@@ -6217,7 +7705,7 @@
         <w:pStyle w:val="Caption"/>
       </w:pPr>
       <w:r>
-        <w:t>Figure 12. Actual variability rendering of the illustrative case. Similar cancellation can coexist with very different change magnitude.</w:t>
+        <w:t>Figure 12. Tool-generated variability for the illustrative case. Dashed observed cancellation coincides with the model curve; scaling change by two preserves cancellation but doubles its standard deviation.</w:t>
       </w:r>
     </w:p>
     <w:tbl>
@@ -6441,16 +7929,36 @@
     </w:p>
     <w:p>
       <w:r>
-        <w:t>For linear endpoint changes a and b across width w, the second moment is w(a² + ab + b²)/3. Dividing by accepted width gives mean squared change; subtracting squared mean and taking the square root gives lateral standard deviation.</w:t>
+        <w:t>For linear endpoint changes a and b across width w, the second moment is w(a² + ab + b²)/3. Sum these moments over accepted intervals, divide by total accepted width, subtract the squared section mean, and take the square root to obtain lateral standard deviation.</w:t>
+      </w:r>
+    </w:p>
+    <w:p>
+      <w:pPr>
+        <w:pStyle w:val="Heading1"/>
+        <w:keepNext/>
+        <w:pageBreakBefore/>
+        <w:spacing w:after="100"/>
+      </w:pPr>
+      <w:r>
+        <w:rPr>
+          <w:b/>
+          <w:color w:val="287C83"/>
+          <w:sz w:val="17"/>
+        </w:rPr>
+        <w:t>PART IV  Test assumptions and uncertainty</w:t>
       </w:r>
     </w:p>
     <w:p>
       <w:bookmarkStart w:id="19" w:name="s19"/>
       <w:pPr>
-        <w:pStyle w:val="Heading1"/>
-        <w:pageBreakBefore/>
+        <w:pStyle w:val="Heading2"/>
+        <w:spacing w:before="0" w:after="160"/>
       </w:pPr>
       <w:r>
+        <w:rPr>
+          <w:color w:val="17354C"/>
+          <w:sz w:val="42"/>
+        </w:rPr>
         <w:t>19  Operating the assumption explorer</w:t>
       </w:r>
       <w:bookmarkEnd w:id="19"/>
@@ -6546,9 +8054,13 @@
     </w:p>
     <w:p>
       <w:pPr>
-        <w:pStyle w:val="Heading2"/>
+        <w:pStyle w:val="Heading3"/>
       </w:pPr>
       <w:r>
+        <w:rPr>
+          <w:color w:val="287C83"/>
+          <w:sz w:val="24"/>
+        </w:rPr>
         <w:t>Read the scenario summary</w:t>
       </w:r>
     </w:p>
@@ -6813,12 +8325,31 @@
       </w:r>
     </w:p>
     <w:p>
+      <w:pPr>
+        <w:keepNext/>
+        <w:pageBreakBefore/>
+        <w:spacing w:after="100"/>
+      </w:pPr>
+      <w:r>
+        <w:rPr>
+          <w:b/>
+          <w:color w:val="287C83"/>
+          <w:sz w:val="17"/>
+        </w:rPr>
+        <w:t>PART IV  Test assumptions and uncertainty</w:t>
+      </w:r>
+    </w:p>
+    <w:p>
       <w:bookmarkStart w:id="20" w:name="s20"/>
       <w:pPr>
-        <w:pStyle w:val="Heading1"/>
-        <w:pageBreakBefore/>
+        <w:pStyle w:val="Heading2"/>
+        <w:spacing w:before="0" w:after="160"/>
       </w:pPr>
       <w:r>
+        <w:rPr>
+          <w:color w:val="17354C"/>
+          <w:sz w:val="42"/>
+        </w:rPr>
         <w:t>20  Knobs for support and reconstruction</w:t>
       </w:r>
       <w:bookmarkEnd w:id="20"/>
@@ -7167,7 +8698,7 @@
       <w:r>
         <w:drawing>
           <wp:inline xmlns:a="http://schemas.openxmlformats.org/drawingml/2006/main" xmlns:pic="http://schemas.openxmlformats.org/drawingml/2006/picture">
-            <wp:extent cx="6126480" cy="2527025"/>
+            <wp:extent cx="6126480" cy="2838089"/>
             <wp:docPr id="13" name="Picture 13" descr="Illustrative endpoint-method sensitivity: 27 and 81 ft² over 1,000 ft produce 1,000, 2,000 or 3,000 yd³."/>
             <wp:cNvGraphicFramePr>
               <a:graphicFrameLocks noChangeAspect="1"/>
@@ -7188,7 +8719,7 @@
                   <pic:spPr>
                     <a:xfrm>
                       <a:off x="0" y="0"/>
-                      <a:ext cx="6126480" cy="2527025"/>
+                      <a:ext cx="6126480" cy="2838089"/>
                     </a:xfrm>
                     <a:prstGeom prst="rect"/>
                   </pic:spPr>
@@ -7213,12 +8744,31 @@
       </w:r>
     </w:p>
     <w:p>
+      <w:pPr>
+        <w:keepNext/>
+        <w:pageBreakBefore/>
+        <w:spacing w:after="100"/>
+      </w:pPr>
+      <w:r>
+        <w:rPr>
+          <w:b/>
+          <w:color w:val="287C83"/>
+          <w:sz w:val="17"/>
+        </w:rPr>
+        <w:t>PART IV  Test assumptions and uncertainty</w:t>
+      </w:r>
+    </w:p>
+    <w:p>
       <w:bookmarkStart w:id="21" w:name="s21"/>
       <w:pPr>
-        <w:pStyle w:val="Heading1"/>
-        <w:pageBreakBefore/>
+        <w:pStyle w:val="Heading2"/>
+        <w:spacing w:before="0" w:after="160"/>
       </w:pPr>
       <w:r>
+        <w:rPr>
+          <w:color w:val="17354C"/>
+          <w:sz w:val="42"/>
+        </w:rPr>
         <w:t>21  Knobs for classification, shifts and error</w:t>
       </w:r>
       <w:bookmarkEnd w:id="21"/>
@@ -7480,9 +9030,13 @@
     </w:p>
     <w:p>
       <w:pPr>
-        <w:pStyle w:val="Heading2"/>
+        <w:pStyle w:val="Heading3"/>
       </w:pPr>
       <w:r>
+        <w:rPr>
+          <w:color w:val="287C83"/>
+          <w:sz w:val="24"/>
+        </w:rPr>
         <w:t>Know which settings are upstream of the explorer</w:t>
       </w:r>
     </w:p>
@@ -7493,9 +9047,13 @@
     </w:p>
     <w:p>
       <w:pPr>
-        <w:pStyle w:val="Heading2"/>
+        <w:pStyle w:val="Heading3"/>
       </w:pPr>
       <w:r>
+        <w:rPr>
+          <w:color w:val="287C83"/>
+          <w:sz w:val="24"/>
+        </w:rPr>
         <w:t>Separate classification from error bands</w:t>
       </w:r>
     </w:p>
@@ -7560,12 +9118,31 @@
       </w:r>
     </w:p>
     <w:p>
+      <w:pPr>
+        <w:keepNext/>
+        <w:pageBreakBefore/>
+        <w:spacing w:after="100"/>
+      </w:pPr>
+      <w:r>
+        <w:rPr>
+          <w:b/>
+          <w:color w:val="287C83"/>
+          <w:sz w:val="17"/>
+        </w:rPr>
+        <w:t>PART IV  Test assumptions and uncertainty</w:t>
+      </w:r>
+    </w:p>
+    <w:p>
       <w:bookmarkStart w:id="22" w:name="s22"/>
       <w:pPr>
-        <w:pStyle w:val="Heading1"/>
-        <w:pageBreakBefore/>
+        <w:pStyle w:val="Heading2"/>
+        <w:spacing w:before="0" w:after="160"/>
       </w:pPr>
       <w:r>
+        <w:rPr>
+          <w:color w:val="17354C"/>
+          <w:sz w:val="42"/>
+        </w:rPr>
         <w:t>22  Numerical QA and the integration grid</w:t>
       </w:r>
       <w:bookmarkEnd w:id="22"/>
@@ -7584,7 +9161,7 @@
       <w:r>
         <w:drawing>
           <wp:inline xmlns:a="http://schemas.openxmlformats.org/drawingml/2006/main" xmlns:pic="http://schemas.openxmlformats.org/drawingml/2006/picture">
-            <wp:extent cx="6263640" cy="2629033"/>
+            <wp:extent cx="6263640" cy="3083359"/>
             <wp:docPr id="14" name="Picture 14" descr="Illustrative coarse and fine added grids. Retained source knots preserve the feature and the same 6-ft² integral."/>
             <wp:cNvGraphicFramePr>
               <a:graphicFrameLocks noChangeAspect="1"/>
@@ -7605,7 +9182,7 @@
                   <pic:spPr>
                     <a:xfrm>
                       <a:off x="0" y="0"/>
-                      <a:ext cx="6263640" cy="2629033"/>
+                      <a:ext cx="6263640" cy="3083359"/>
                     </a:xfrm>
                     <a:prstGeom prst="rect"/>
                   </pic:spPr>
@@ -7626,9 +9203,13 @@
     </w:p>
     <w:p>
       <w:pPr>
-        <w:pStyle w:val="Heading2"/>
+        <w:pStyle w:val="Heading3"/>
       </w:pPr>
       <w:r>
+        <w:rPr>
+          <w:color w:val="287C83"/>
+          <w:sz w:val="24"/>
+        </w:rPr>
         <w:t>A useful convergence check</w:t>
       </w:r>
     </w:p>
@@ -7687,9 +9268,13 @@
     </w:p>
     <w:p>
       <w:pPr>
-        <w:pStyle w:val="Heading2"/>
+        <w:pStyle w:val="Heading3"/>
       </w:pPr>
       <w:r>
+        <w:rPr>
+          <w:color w:val="287C83"/>
+          <w:sz w:val="24"/>
+        </w:rPr>
         <w:t>Three different resolutions</w:t>
       </w:r>
     </w:p>
@@ -7919,51 +9504,559 @@
       </w:pPr>
     </w:p>
     <w:p>
+      <w:pPr>
+        <w:keepNext/>
+        <w:pageBreakBefore/>
+        <w:spacing w:after="100"/>
+      </w:pPr>
+      <w:r>
+        <w:rPr>
+          <w:b/>
+          <w:color w:val="287C83"/>
+          <w:sz w:val="17"/>
+        </w:rPr>
+        <w:t>PART IV  Test assumptions and uncertainty</w:t>
+      </w:r>
+    </w:p>
+    <w:p>
       <w:bookmarkStart w:id="23" w:name="s23"/>
       <w:pPr>
-        <w:pStyle w:val="Heading1"/>
-        <w:pageBreakBefore/>
+        <w:pStyle w:val="Heading2"/>
+        <w:spacing w:before="0" w:after="160"/>
       </w:pPr>
       <w:r>
+        <w:rPr>
+          <w:color w:val="17354C"/>
+          <w:sz w:val="42"/>
+        </w:rPr>
         <w:t>23  How survey-volume uncertainty is calculated</w:t>
       </w:r>
       <w:bookmarkEnd w:id="23"/>
     </w:p>
     <w:p>
       <w:r>
-        <w:t>The tool uses a conditional Gaussian error model. Each survey’s elevation error is coherent across the accepted width of a section. Temporal correlation links baseline and target errors; one spatial correlation parameter links all accepted sections, including those in disconnected segments.</w:t>
+        <w:t>The tool uses a conditional Gaussian error model with one sigma per survey, common to every section. Elevation error is coherent across a section’s accepted width. Temporal correlation links before/after errors; one between-XS correlation applies to every section pair, regardless of distance or segment separation. This is a homogeneous section-error model, not a distance-dependent covariance model.</w:t>
+      </w:r>
+    </w:p>
+    <w:tbl>
+      <w:tblPr>
+        <w:tblW w:type="auto" w:w="0"/>
+        <w:jc w:val="center"/>
+        <w:tblLayout w:type="fixed"/>
+        <w:tblLook w:firstColumn="1" w:firstRow="1" w:lastColumn="0" w:lastRow="0" w:noHBand="0" w:noVBand="1" w:val="04A0"/>
+      </w:tblPr>
+      <w:tblGrid>
+        <w:gridCol w:w="6552"/>
+        <w:gridCol w:w="3528"/>
+      </w:tblGrid>
+      <w:tr>
+        <w:trPr>
+          <w:tblHeader/>
+        </w:trPr>
+        <w:tc>
+          <w:tcPr>
+            <w:tcW w:type="dxa" w:w="6552"/>
+            <w:shd w:fill="17354C"/>
+          </w:tcPr>
+          <w:p>
+            <w:r>
+              <w:rPr>
+                <w:b/>
+                <w:color w:val="FFFFFF"/>
+                <w:sz w:val="20"/>
+              </w:rPr>
+              <w:t>Calculation</w:t>
+            </w:r>
+          </w:p>
+        </w:tc>
+        <w:tc>
+          <w:tcPr>
+            <w:tcW w:type="dxa" w:w="3528"/>
+            <w:shd w:fill="17354C"/>
+          </w:tcPr>
+          <w:p>
+            <w:r>
+              <w:rPr>
+                <w:b/>
+                <w:color w:val="FFFFFF"/>
+                <w:sz w:val="20"/>
+              </w:rPr>
+              <w:t>Meaning / units</w:t>
+            </w:r>
+          </w:p>
+        </w:tc>
+      </w:tr>
+      <w:tr>
+        <w:trPr>
+          <w:cantSplit/>
+        </w:trPr>
+        <w:tc>
+          <w:tcPr>
+            <w:tcW w:type="dxa" w:w="6552"/>
+            <w:vAlign w:val="center"/>
+            <w:shd w:fill="F3F6F8"/>
+          </w:tcPr>
+          <w:p>
+            <w:pPr>
+              <w:spacing w:after="60" w:before="60" w:line="247" w:lineRule="auto"/>
+            </w:pPr>
+            <w:r>
+              <w:rPr>
+                <w:rFonts w:ascii="Cambria Math" w:hAnsi="Cambria Math"/>
+                <w:sz w:val="22"/>
+              </w:rPr>
+              <w:t>σ</w:t>
+            </w:r>
+            <w:r>
+              <w:rPr>
+                <w:rFonts w:ascii="Cambria Math" w:hAnsi="Cambria Math"/>
+                <w:sz w:val="20"/>
+                <w:vertAlign w:val="subscript"/>
+              </w:rPr>
+              <w:t>c</w:t>
+            </w:r>
+            <w:r>
+              <w:rPr>
+                <w:rFonts w:ascii="Cambria Math" w:hAnsi="Cambria Math"/>
+                <w:sz w:val="22"/>
+              </w:rPr>
+              <w:t>² = σ</w:t>
+            </w:r>
+            <w:r>
+              <w:rPr>
+                <w:rFonts w:ascii="Cambria Math" w:hAnsi="Cambria Math"/>
+                <w:sz w:val="20"/>
+                <w:vertAlign w:val="subscript"/>
+              </w:rPr>
+              <w:t>b</w:t>
+            </w:r>
+            <w:r>
+              <w:rPr>
+                <w:rFonts w:ascii="Cambria Math" w:hAnsi="Cambria Math"/>
+                <w:sz w:val="22"/>
+              </w:rPr>
+              <w:t>² + σ</w:t>
+            </w:r>
+            <w:r>
+              <w:rPr>
+                <w:rFonts w:ascii="Cambria Math" w:hAnsi="Cambria Math"/>
+                <w:sz w:val="20"/>
+                <w:vertAlign w:val="subscript"/>
+              </w:rPr>
+              <w:t>a</w:t>
+            </w:r>
+            <w:r>
+              <w:rPr>
+                <w:rFonts w:ascii="Cambria Math" w:hAnsi="Cambria Math"/>
+                <w:sz w:val="22"/>
+              </w:rPr>
+              <w:t>² − 2ρ</w:t>
+            </w:r>
+            <w:r>
+              <w:rPr>
+                <w:rFonts w:ascii="Cambria Math" w:hAnsi="Cambria Math"/>
+                <w:sz w:val="20"/>
+                <w:vertAlign w:val="subscript"/>
+              </w:rPr>
+              <w:t>t</w:t>
+            </w:r>
+            <w:r>
+              <w:rPr>
+                <w:rFonts w:ascii="Cambria Math" w:hAnsi="Cambria Math"/>
+                <w:sz w:val="22"/>
+              </w:rPr>
+              <w:t>σ</w:t>
+            </w:r>
+            <w:r>
+              <w:rPr>
+                <w:rFonts w:ascii="Cambria Math" w:hAnsi="Cambria Math"/>
+                <w:sz w:val="20"/>
+                <w:vertAlign w:val="subscript"/>
+              </w:rPr>
+              <w:t>b</w:t>
+            </w:r>
+            <w:r>
+              <w:rPr>
+                <w:rFonts w:ascii="Cambria Math" w:hAnsi="Cambria Math"/>
+                <w:sz w:val="22"/>
+              </w:rPr>
+              <w:t>σ</w:t>
+            </w:r>
+            <w:r>
+              <w:rPr>
+                <w:rFonts w:ascii="Cambria Math" w:hAnsi="Cambria Math"/>
+                <w:sz w:val="20"/>
+                <w:vertAlign w:val="subscript"/>
+              </w:rPr>
+              <w:t>a</w:t>
+            </w:r>
+            <w:r>
+              <w:rPr>
+                <w:rFonts w:ascii="Cambria Math" w:hAnsi="Cambria Math"/>
+                <w:sz w:val="22"/>
+              </w:rPr>
+            </w:r>
+          </w:p>
+        </w:tc>
+        <w:tc>
+          <w:tcPr>
+            <w:tcW w:type="dxa" w:w="3528"/>
+            <w:vAlign w:val="center"/>
+            <w:shd w:fill="F3F6F8"/>
+          </w:tcPr>
+          <w:p>
+            <w:pPr>
+              <w:spacing w:after="60" w:before="60" w:line="247" w:lineRule="auto"/>
+            </w:pPr>
+            <w:r>
+              <w:rPr>
+                <w:sz w:val="20"/>
+              </w:rPr>
+              <w:t>Before/after difference variance (ft²)</w:t>
+            </w:r>
+          </w:p>
+        </w:tc>
+      </w:tr>
+      <w:tr>
+        <w:trPr>
+          <w:cantSplit/>
+        </w:trPr>
+        <w:tc>
+          <w:tcPr>
+            <w:tcW w:type="dxa" w:w="6552"/>
+            <w:vAlign w:val="center"/>
+          </w:tcPr>
+          <w:p>
+            <w:pPr>
+              <w:spacing w:after="60" w:before="60" w:line="247" w:lineRule="auto"/>
+            </w:pPr>
+            <w:r>
+              <w:rPr>
+                <w:rFonts w:ascii="Cambria Math" w:hAnsi="Cambria Math"/>
+                <w:sz w:val="22"/>
+              </w:rPr>
+              <w:t>a</w:t>
+            </w:r>
+            <w:r>
+              <w:rPr>
+                <w:rFonts w:ascii="Cambria Math" w:hAnsi="Cambria Math"/>
+                <w:sz w:val="20"/>
+                <w:vertAlign w:val="subscript"/>
+              </w:rPr>
+              <w:t>i</w:t>
+            </w:r>
+            <w:r>
+              <w:rPr>
+                <w:rFonts w:ascii="Cambria Math" w:hAnsi="Cambria Math"/>
+                <w:sz w:val="22"/>
+              </w:rPr>
+              <w:t xml:space="preserve"> = W</w:t>
+            </w:r>
+            <w:r>
+              <w:rPr>
+                <w:rFonts w:ascii="Cambria Math" w:hAnsi="Cambria Math"/>
+                <w:sz w:val="20"/>
+                <w:vertAlign w:val="subscript"/>
+              </w:rPr>
+              <w:t>i</w:t>
+            </w:r>
+            <w:r>
+              <w:rPr>
+                <w:rFonts w:ascii="Cambria Math" w:hAnsi="Cambria Math"/>
+                <w:sz w:val="22"/>
+              </w:rPr>
+              <w:t>ℓ</w:t>
+            </w:r>
+            <w:r>
+              <w:rPr>
+                <w:rFonts w:ascii="Cambria Math" w:hAnsi="Cambria Math"/>
+                <w:sz w:val="20"/>
+                <w:vertAlign w:val="subscript"/>
+              </w:rPr>
+              <w:t>i</w:t>
+            </w:r>
+            <w:r>
+              <w:rPr>
+                <w:rFonts w:ascii="Cambria Math" w:hAnsi="Cambria Math"/>
+                <w:sz w:val="22"/>
+              </w:rPr>
+            </w:r>
+          </w:p>
+        </w:tc>
+        <w:tc>
+          <w:tcPr>
+            <w:tcW w:type="dxa" w:w="3528"/>
+            <w:vAlign w:val="center"/>
+          </w:tcPr>
+          <w:p>
+            <w:pPr>
+              <w:spacing w:after="60" w:before="60" w:line="247" w:lineRule="auto"/>
+            </w:pPr>
+            <w:r>
+              <w:rPr>
+                <w:sz w:val="20"/>
+              </w:rPr>
+              <w:t>Endpoint area coefficient (ft²)</w:t>
+            </w:r>
+          </w:p>
+        </w:tc>
+      </w:tr>
+      <w:tr>
+        <w:trPr>
+          <w:cantSplit/>
+        </w:trPr>
+        <w:tc>
+          <w:tcPr>
+            <w:tcW w:type="dxa" w:w="6552"/>
+            <w:vAlign w:val="center"/>
+            <w:shd w:fill="F3F6F8"/>
+          </w:tcPr>
+          <w:p>
+            <w:pPr>
+              <w:spacing w:after="60" w:before="60" w:line="247" w:lineRule="auto"/>
+            </w:pPr>
+            <w:r>
+              <w:rPr>
+                <w:rFonts w:ascii="Cambria Math" w:hAnsi="Cambria Math"/>
+                <w:sz w:val="22"/>
+              </w:rPr>
+              <w:t>σ</w:t>
+            </w:r>
+            <w:r>
+              <w:rPr>
+                <w:rFonts w:ascii="Cambria Math" w:hAnsi="Cambria Math"/>
+                <w:sz w:val="20"/>
+                <w:vertAlign w:val="subscript"/>
+              </w:rPr>
+              <w:t>V</w:t>
+            </w:r>
+            <w:r>
+              <w:rPr>
+                <w:rFonts w:ascii="Cambria Math" w:hAnsi="Cambria Math"/>
+                <w:sz w:val="22"/>
+              </w:rPr>
+              <w:t xml:space="preserve"> = (σ</w:t>
+            </w:r>
+            <w:r>
+              <w:rPr>
+                <w:rFonts w:ascii="Cambria Math" w:hAnsi="Cambria Math"/>
+                <w:sz w:val="20"/>
+                <w:vertAlign w:val="subscript"/>
+              </w:rPr>
+              <w:t>c</w:t>
+            </w:r>
+            <w:r>
+              <w:rPr>
+                <w:rFonts w:ascii="Cambria Math" w:hAnsi="Cambria Math"/>
+                <w:sz w:val="22"/>
+              </w:rPr>
+              <w:t xml:space="preserve"> / 27) [(1 − ρ</w:t>
+            </w:r>
+            <w:r>
+              <w:rPr>
+                <w:rFonts w:ascii="Cambria Math" w:hAnsi="Cambria Math"/>
+                <w:sz w:val="20"/>
+                <w:vertAlign w:val="subscript"/>
+              </w:rPr>
+              <w:t>s</w:t>
+            </w:r>
+            <w:r>
+              <w:rPr>
+                <w:rFonts w:ascii="Cambria Math" w:hAnsi="Cambria Math"/>
+                <w:sz w:val="22"/>
+              </w:rPr>
+              <w:t>)Σa</w:t>
+            </w:r>
+            <w:r>
+              <w:rPr>
+                <w:rFonts w:ascii="Cambria Math" w:hAnsi="Cambria Math"/>
+                <w:sz w:val="20"/>
+                <w:vertAlign w:val="subscript"/>
+              </w:rPr>
+              <w:t>i</w:t>
+            </w:r>
+            <w:r>
+              <w:rPr>
+                <w:rFonts w:ascii="Cambria Math" w:hAnsi="Cambria Math"/>
+                <w:sz w:val="22"/>
+              </w:rPr>
+              <w:t>² + ρ</w:t>
+            </w:r>
+            <w:r>
+              <w:rPr>
+                <w:rFonts w:ascii="Cambria Math" w:hAnsi="Cambria Math"/>
+                <w:sz w:val="20"/>
+                <w:vertAlign w:val="subscript"/>
+              </w:rPr>
+              <w:t>s</w:t>
+            </w:r>
+            <w:r>
+              <w:rPr>
+                <w:rFonts w:ascii="Cambria Math" w:hAnsi="Cambria Math"/>
+                <w:sz w:val="22"/>
+              </w:rPr>
+              <w:t>(Σa</w:t>
+            </w:r>
+            <w:r>
+              <w:rPr>
+                <w:rFonts w:ascii="Cambria Math" w:hAnsi="Cambria Math"/>
+                <w:sz w:val="20"/>
+                <w:vertAlign w:val="subscript"/>
+              </w:rPr>
+              <w:t>i</w:t>
+            </w:r>
+            <w:r>
+              <w:rPr>
+                <w:rFonts w:ascii="Cambria Math" w:hAnsi="Cambria Math"/>
+                <w:sz w:val="22"/>
+              </w:rPr>
+              <w:t>)²]</w:t>
+            </w:r>
+            <w:r>
+              <w:rPr>
+                <w:rFonts w:ascii="Cambria Math" w:hAnsi="Cambria Math"/>
+                <w:sz w:val="20"/>
+                <w:vertAlign w:val="superscript"/>
+              </w:rPr>
+              <w:t>1/2</w:t>
+            </w:r>
+            <w:r>
+              <w:rPr>
+                <w:rFonts w:ascii="Cambria Math" w:hAnsi="Cambria Math"/>
+                <w:sz w:val="22"/>
+              </w:rPr>
+            </w:r>
+          </w:p>
+        </w:tc>
+        <w:tc>
+          <w:tcPr>
+            <w:tcW w:type="dxa" w:w="3528"/>
+            <w:vAlign w:val="center"/>
+            <w:shd w:fill="F3F6F8"/>
+          </w:tcPr>
+          <w:p>
+            <w:pPr>
+              <w:spacing w:after="60" w:before="60" w:line="247" w:lineRule="auto"/>
+            </w:pPr>
+            <w:r>
+              <w:rPr>
+                <w:sz w:val="20"/>
+              </w:rPr>
+              <w:t>Volume standard uncertainty (yd³)</w:t>
+            </w:r>
+          </w:p>
+        </w:tc>
+      </w:tr>
+      <w:tr>
+        <w:trPr>
+          <w:cantSplit/>
+        </w:trPr>
+        <w:tc>
+          <w:tcPr>
+            <w:tcW w:type="dxa" w:w="6552"/>
+            <w:vAlign w:val="center"/>
+          </w:tcPr>
+          <w:p>
+            <w:pPr>
+              <w:spacing w:after="60" w:before="60" w:line="247" w:lineRule="auto"/>
+            </w:pPr>
+            <w:r>
+              <w:rPr>
+                <w:rFonts w:ascii="Cambria Math" w:hAnsi="Cambria Math"/>
+                <w:sz w:val="22"/>
+              </w:rPr>
+              <w:t>Bias interval = (V</w:t>
+            </w:r>
+            <w:r>
+              <w:rPr>
+                <w:rFonts w:ascii="Cambria Math" w:hAnsi="Cambria Math"/>
+                <w:sz w:val="20"/>
+                <w:vertAlign w:val="subscript"/>
+              </w:rPr>
+              <w:t>model</w:t>
+            </w:r>
+            <w:r>
+              <w:rPr>
+                <w:rFonts w:ascii="Cambria Math" w:hAnsi="Cambria Math"/>
+                <w:sz w:val="22"/>
+              </w:rPr>
+              <w:t xml:space="preserve"> − V</w:t>
+            </w:r>
+            <w:r>
+              <w:rPr>
+                <w:rFonts w:ascii="Cambria Math" w:hAnsi="Cambria Math"/>
+                <w:sz w:val="20"/>
+                <w:vertAlign w:val="subscript"/>
+              </w:rPr>
+              <w:t>observed</w:t>
+            </w:r>
+            <w:r>
+              <w:rPr>
+                <w:rFonts w:ascii="Cambria Math" w:hAnsi="Cambria Math"/>
+                <w:sz w:val="22"/>
+              </w:rPr>
+              <w:t>) ± 1.96σ</w:t>
+            </w:r>
+            <w:r>
+              <w:rPr>
+                <w:rFonts w:ascii="Cambria Math" w:hAnsi="Cambria Math"/>
+                <w:sz w:val="20"/>
+                <w:vertAlign w:val="subscript"/>
+              </w:rPr>
+              <w:t>V</w:t>
+            </w:r>
+            <w:r>
+              <w:rPr>
+                <w:rFonts w:ascii="Cambria Math" w:hAnsi="Cambria Math"/>
+                <w:sz w:val="22"/>
+              </w:rPr>
+            </w:r>
+          </w:p>
+        </w:tc>
+        <w:tc>
+          <w:tcPr>
+            <w:tcW w:type="dxa" w:w="3528"/>
+            <w:vAlign w:val="center"/>
+          </w:tcPr>
+          <w:p>
+            <w:pPr>
+              <w:spacing w:after="60" w:before="60" w:line="247" w:lineRule="auto"/>
+            </w:pPr>
+            <w:r>
+              <w:rPr>
+                <w:sz w:val="20"/>
+              </w:rPr>
+              <w:t>Conditional 95% interval (yd³)</w:t>
+            </w:r>
+          </w:p>
+        </w:tc>
+      </w:tr>
+    </w:tbl>
+    <w:p>
+      <w:pPr>
+        <w:spacing w:line="20" w:lineRule="exact" w:before="0" w:after="60"/>
+      </w:pPr>
+    </w:p>
+    <w:p>
+      <w:r>
+        <w:t>b/a denote before/after; σc is change-error standard deviation. ρₜ is temporal and ρₛ between-XS correlation; defaults are 0 and 1. Coefficients aᵢ use accepted support and estimator weights; their sum is a quadrature area proxy, not a surveyed polygon (§07).</w:t>
       </w:r>
     </w:p>
     <w:p>
       <w:pPr>
-        <w:pStyle w:val="GuideCode"/>
+        <w:pStyle w:val="Heading3"/>
       </w:pPr>
       <w:r>
-        <w:t>σ_change² = σ_before² + σ_after² − 2ρ_t σ_before σ_after  [ft²]</w:t>
-        <w:br/>
-        <w:t>a_i = accepted width_i × control length_i                [ft²]</w:t>
-        <w:br/>
-        <w:t>σ_volume = σ_change × sqrt[(1−ρ_s)Σa_i² + ρ_s(Σa_i)²] / 27 [yd³]</w:t>
-        <w:br/>
-        <w:t>Bias interval = (V_model − V_observed) ± 1.96 σ_volume    [yd³]</w:t>
+        <w:rPr>
+          <w:color w:val="287C83"/>
+          <w:sz w:val="24"/>
+        </w:rPr>
+        <w:t>A worked error example</w:t>
       </w:r>
     </w:p>
     <w:p>
       <w:r>
-        <w:t>The footprint coefficient a_i uses the selected reconstruction weight. Spatial correlation zero uses the sum of squared coefficients; correlation one uses the square of their sum. Default temporal correlation is zero and default spatial correlation is one.</w:t>
-      </w:r>
-    </w:p>
-    <w:p>
-      <w:pPr>
-        <w:pStyle w:val="Heading2"/>
-      </w:pPr>
-      <w:r>
-        <w:t>A worked error example</w:t>
-      </w:r>
-    </w:p>
-    <w:p>
-      <w:r>
-        <w:t>Assume three sections, each with 100-ft accepted width, spanning two 1,000-ft reaches under average end area. Their control lengths are 500, 1,000 and 500 ft, so a_i = 50,000, 100,000 and 50,000 ft²; total supported bed area is 200,000 ft². Assume both survey sigmas are 0.20 ft and temporal correlation is zero.</w:t>
+        <w:t>Three 100-ft-wide sections span two 1,000-ft reaches. Average end area gives ℓ = [500, 1,000, 500] ft and a = [50,000, 100,000, 50,000] ft², totaling 200,000 ft². Both survey sigmas are 0.20 ft; temporal correlation is zero.</w:t>
       </w:r>
     </w:p>
     <w:tbl>
@@ -8032,7 +10125,7 @@
               <w:rPr>
                 <w:sz w:val="19"/>
               </w:rPr>
-              <w:t>Difference error σ_change</w:t>
+              <w:t>Difference error σc</w:t>
             </w:r>
           </w:p>
         </w:tc>
@@ -8089,7 +10182,7 @@
               <w:rPr>
                 <w:sz w:val="19"/>
               </w:rPr>
-              <w:t>σ_volume = 2,095.13 yd³; 95% margin = 4,106.46 yd³</w:t>
+              <w:t>σV = 2,095.13 yd³; 95% margin = 4,106.46 yd³</w:t>
             </w:r>
           </w:p>
         </w:tc>
@@ -8130,7 +10223,7 @@
               <w:rPr>
                 <w:sz w:val="19"/>
               </w:rPr>
-              <w:t>σ_volume = 1,283.00 yd³; 95% margin = 2,514.68 yd³</w:t>
+              <w:t>σV = 1,283.00 yd³; 95% margin = 2,514.68 yd³</w:t>
             </w:r>
           </w:p>
         </w:tc>
@@ -8169,7 +10262,7 @@
               <w:rPr>
                 <w:sz w:val="19"/>
               </w:rPr>
-              <w:t>1.96 σ_change ≈ 0.554 ft, using unrounded σ; applied if larger than configured threshold</w:t>
+              <w:t>1.96 σc ≈ 0.554 ft, using unrounded σ; applied if larger than configured threshold</w:t>
             </w:r>
           </w:p>
         </w:tc>
@@ -8182,9 +10275,13 @@
     </w:p>
     <w:p>
       <w:pPr>
-        <w:pStyle w:val="Heading2"/>
+        <w:pStyle w:val="Heading3"/>
       </w:pPr>
       <w:r>
+        <w:rPr>
+          <w:color w:val="287C83"/>
+          <w:sz w:val="24"/>
+        </w:rPr>
         <w:t>What is outside this interval</w:t>
       </w:r>
     </w:p>
@@ -8244,12 +10341,31 @@
       </w:pPr>
     </w:p>
     <w:p>
+      <w:pPr>
+        <w:keepNext/>
+        <w:pageBreakBefore/>
+        <w:spacing w:after="100"/>
+      </w:pPr>
+      <w:r>
+        <w:rPr>
+          <w:b/>
+          <w:color w:val="287C83"/>
+          <w:sz w:val="17"/>
+        </w:rPr>
+        <w:t>PART IV  Test assumptions and uncertainty</w:t>
+      </w:r>
+    </w:p>
+    <w:p>
       <w:bookmarkStart w:id="24" w:name="s24"/>
       <w:pPr>
-        <w:pStyle w:val="Heading1"/>
-        <w:pageBreakBefore/>
+        <w:pStyle w:val="Heading2"/>
+        <w:spacing w:before="0" w:after="160"/>
       </w:pPr>
       <w:r>
+        <w:rPr>
+          <w:color w:val="17354C"/>
+          <w:sz w:val="42"/>
+        </w:rPr>
         <w:t>24  Bias screening and conditional significance</w:t>
       </w:r>
       <w:bookmarkEnd w:id="24"/>
@@ -8263,7 +10379,7 @@
       <w:r>
         <w:drawing>
           <wp:inline xmlns:a="http://schemas.openxmlformats.org/drawingml/2006/main" xmlns:pic="http://schemas.openxmlformats.org/drawingml/2006/picture">
-            <wp:extent cx="6263640" cy="2719898"/>
+            <wp:extent cx="6263640" cy="3127279"/>
             <wp:docPr id="15" name="Picture 15" descr="Illustrative ±1.96σ survey-error intervals for the same +3,000-yd³ bias. Correlation assumptions change whether zero is included."/>
             <wp:cNvGraphicFramePr>
               <a:graphicFrameLocks noChangeAspect="1"/>
@@ -8284,7 +10400,7 @@
                   <pic:spPr>
                     <a:xfrm>
                       <a:off x="0" y="0"/>
-                      <a:ext cx="6263640" cy="2719898"/>
+                      <a:ext cx="6263640" cy="3127279"/>
                     </a:xfrm>
                     <a:prstGeom prst="rect"/>
                   </pic:spPr>
@@ -8328,9 +10444,13 @@
     </w:p>
     <w:p>
       <w:pPr>
-        <w:pStyle w:val="Heading2"/>
+        <w:pStyle w:val="Heading3"/>
       </w:pPr>
       <w:r>
+        <w:rPr>
+          <w:color w:val="287C83"/>
+          <w:sz w:val="24"/>
+        </w:rPr>
         <w:t>What the tool’s flag means</w:t>
       </w:r>
     </w:p>
@@ -8450,12 +10570,32 @@
       </w:pPr>
     </w:p>
     <w:p>
+      <w:pPr>
+        <w:pStyle w:val="Heading1"/>
+        <w:keepNext/>
+        <w:pageBreakBefore/>
+        <w:spacing w:after="100"/>
+      </w:pPr>
+      <w:r>
+        <w:rPr>
+          <w:b/>
+          <w:color w:val="287C83"/>
+          <w:sz w:val="17"/>
+        </w:rPr>
+        <w:t>PART V  Extend and document the review</w:t>
+      </w:r>
+    </w:p>
+    <w:p>
       <w:bookmarkStart w:id="25" w:name="s25"/>
       <w:pPr>
-        <w:pStyle w:val="Heading1"/>
-        <w:pageBreakBefore/>
+        <w:pStyle w:val="Heading2"/>
+        <w:spacing w:before="0" w:after="160"/>
       </w:pPr>
       <w:r>
+        <w:rPr>
+          <w:color w:val="17354C"/>
+          <w:sz w:val="42"/>
+        </w:rPr>
         <w:t>25  Multiple surveys and annual change rates</w:t>
       </w:r>
       <w:bookmarkEnd w:id="25"/>
@@ -8475,7 +10615,7 @@
         <w:drawing>
           <wp:inline xmlns:a="http://schemas.openxmlformats.org/drawingml/2006/main" xmlns:pic="http://schemas.openxmlformats.org/drawingml/2006/picture">
             <wp:extent cx="5943600" cy="3879890"/>
-            <wp:docPr id="16" name="Picture 16" descr="Actual tool rendering for three illustrative survey epochs. Red is positive change rate; blue is negative. Cells are discrete XS samples."/>
+            <wp:docPr id="16" name="Picture 16" descr="Tool-generated rates for three illustrative epochs, with shorter colorbar labels. Red is positive; blue is negative. Equal-width cells represent discrete XS samples."/>
             <wp:cNvGraphicFramePr>
               <a:graphicFrameLocks noChangeAspect="1"/>
             </wp:cNvGraphicFramePr>
@@ -8511,14 +10651,18 @@
         <w:pStyle w:val="Caption"/>
       </w:pPr>
       <w:r>
-        <w:t>Figure 16. Actual tool rendering for three illustrative survey epochs. Red is positive change rate; blue is negative. Cells are discrete XS samples.</w:t>
+        <w:t>Figure 16. Tool-generated rates for three illustrative epochs, with shorter colorbar labels. Red is positive; blue is negative. Equal-width cells represent discrete XS samples.</w:t>
       </w:r>
     </w:p>
     <w:p>
       <w:pPr>
-        <w:pStyle w:val="Heading2"/>
+        <w:pStyle w:val="Heading3"/>
       </w:pPr>
       <w:r>
+        <w:rPr>
+          <w:color w:val="287C83"/>
+          <w:sz w:val="24"/>
+        </w:rPr>
         <w:t>Interpret the rates and support</w:t>
       </w:r>
     </w:p>
@@ -8584,21 +10728,35 @@
     </w:p>
     <w:p>
       <w:r>
-        <w:t>The main GUI uses all configured surveys for the series operation. To restrict epochs, use a documented configuration copy or the headless --surveys option. Keep interval results and their dates in the review archive.</w:t>
+        <w:t>The GUI uses all configured surveys. Restrict epochs with a configuration copy or headless --surveys. For a GUI interval inspection, calculate a separate pair; it may have more support because other epochs no longer constrain it. Use archived series results for fixed-support comparisons.</w:t>
       </w:r>
     </w:p>
     <w:p>
-      <w:r>
-        <w:t>To inspect an interval in the GUI, calculate it as a separate pair. That pair can have more support than its time-series counterpart because other epochs no longer constrain its footprint. Use the archived per-interval series results when interpreting the fixed-support series comparison.</w:t>
+      <w:pPr>
+        <w:keepNext/>
+        <w:pageBreakBefore/>
+        <w:spacing w:after="100"/>
+      </w:pPr>
+      <w:r>
+        <w:rPr>
+          <w:b/>
+          <w:color w:val="287C83"/>
+          <w:sz w:val="17"/>
+        </w:rPr>
+        <w:t>PART V  Extend and document the review</w:t>
       </w:r>
     </w:p>
     <w:p>
       <w:bookmarkStart w:id="26" w:name="s26"/>
       <w:pPr>
-        <w:pStyle w:val="Heading1"/>
-        <w:pageBreakBefore/>
+        <w:pStyle w:val="Heading2"/>
+        <w:spacing w:before="0" w:after="160"/>
       </w:pPr>
       <w:r>
+        <w:rPr>
+          <w:color w:val="17354C"/>
+          <w:sz w:val="42"/>
+        </w:rPr>
         <w:t>26  Native HEC-RAS volume as a separate audit</w:t>
       </w:r>
       <w:bookmarkEnd w:id="26"/>
@@ -8785,9 +10943,13 @@
     </w:p>
     <w:p>
       <w:pPr>
-        <w:pStyle w:val="Heading2"/>
+        <w:pStyle w:val="Heading3"/>
       </w:pPr>
       <w:r>
+        <w:rPr>
+          <w:color w:val="287C83"/>
+          <w:sz w:val="24"/>
+        </w:rPr>
         <w:t>Conditions for the tool to run the audit</w:t>
       </w:r>
     </w:p>
@@ -8825,7 +10987,7 @@
     </w:p>
     <w:p>
       <w:r>
-        <w:t>Missing gates skip the audit and leave a persistent reason. The supplied real_config.json does not currently include the native time_dataset and footprint_verified gates, so configuration of the native variable alone does not establish a completed audit. Do not set those flags until the required checks are documented.</w:t>
+        <w:t>Incomplete footprint, segments, exclusions, or missing time/footprint gates skip the audit with a recorded reason. Invalid verification evidence, variable semantics, sign/units or native date matching can instead stop the calculation with an error. The supplied real_config.json does not currently include the native time_dataset and footprint_verified gates, so configuration of the native variable alone does not establish a completed audit. Do not set those flags until the required checks are documented.</w:t>
       </w:r>
     </w:p>
     <w:tbl>
@@ -8884,12 +11046,31 @@
       </w:r>
     </w:p>
     <w:p>
+      <w:pPr>
+        <w:keepNext/>
+        <w:pageBreakBefore/>
+        <w:spacing w:after="100"/>
+      </w:pPr>
+      <w:r>
+        <w:rPr>
+          <w:b/>
+          <w:color w:val="287C83"/>
+          <w:sz w:val="17"/>
+        </w:rPr>
+        <w:t>PART V  Extend and document the review</w:t>
+      </w:r>
+    </w:p>
+    <w:p>
       <w:bookmarkStart w:id="27" w:name="s27"/>
       <w:pPr>
-        <w:pStyle w:val="Heading1"/>
-        <w:pageBreakBefore/>
+        <w:pStyle w:val="Heading2"/>
+        <w:spacing w:before="0" w:after="160"/>
       </w:pPr>
       <w:r>
+        <w:rPr>
+          <w:color w:val="17354C"/>
+          <w:sz w:val="42"/>
+        </w:rPr>
         <w:t>27  Exporting evidence and preparing figures</w:t>
       </w:r>
       <w:bookmarkEnd w:id="27"/>
@@ -9275,9 +11456,13 @@
     </w:p>
     <w:p>
       <w:pPr>
-        <w:pStyle w:val="Heading2"/>
+        <w:pStyle w:val="Heading3"/>
       </w:pPr>
       <w:r>
+        <w:rPr>
+          <w:color w:val="287C83"/>
+          <w:sz w:val="24"/>
+        </w:rPr>
         <w:t>Print-ready plot handling</w:t>
       </w:r>
     </w:p>
@@ -9294,15 +11479,34 @@
     <w:p>
       <w:r>
         <w:t>Archive source plots and numerical tables before editorial resizing. Model and observed dates, units and cumulative convention should survive cropping and placement in the review document.</w:t>
+      </w:r>
+    </w:p>
+    <w:p>
+      <w:pPr>
+        <w:keepNext/>
+        <w:pageBreakBefore/>
+        <w:spacing w:after="100"/>
+      </w:pPr>
+      <w:r>
+        <w:rPr>
+          <w:b/>
+          <w:color w:val="287C83"/>
+          <w:sz w:val="17"/>
+        </w:rPr>
+        <w:t>PART V  Extend and document the review</w:t>
       </w:r>
     </w:p>
     <w:p>
       <w:bookmarkStart w:id="28" w:name="s28"/>
       <w:pPr>
-        <w:pStyle w:val="Heading1"/>
-        <w:pageBreakBefore/>
+        <w:pStyle w:val="Heading2"/>
+        <w:spacing w:before="0" w:after="160"/>
       </w:pPr>
       <w:r>
+        <w:rPr>
+          <w:color w:val="17354C"/>
+          <w:sz w:val="42"/>
+        </w:rPr>
         <w:t>28  A technical-review evidence checklist</w:t>
       </w:r>
       <w:bookmarkEnd w:id="28"/>
@@ -9768,9 +11972,13 @@
     </w:p>
     <w:p>
       <w:pPr>
-        <w:pStyle w:val="Heading2"/>
+        <w:pStyle w:val="Heading3"/>
       </w:pPr>
       <w:r>
+        <w:rPr>
+          <w:color w:val="287C83"/>
+          <w:sz w:val="24"/>
+        </w:rPr>
         <w:t>Recommended review figure set</w:t>
       </w:r>
     </w:p>
@@ -9782,15 +11990,34 @@
     <w:p>
       <w:r>
         <w:t>The report records settings, the model fingerprint, cache identities and review decisions. Retain the source dataset identities and manifest independently; add explicit human-readable hashes for all key inputs when required by the review process.</w:t>
+      </w:r>
+    </w:p>
+    <w:p>
+      <w:pPr>
+        <w:keepNext/>
+        <w:pageBreakBefore/>
+        <w:spacing w:after="100"/>
+      </w:pPr>
+      <w:r>
+        <w:rPr>
+          <w:b/>
+          <w:color w:val="287C83"/>
+          <w:sz w:val="17"/>
+        </w:rPr>
+        <w:t>PART V  Extend and document the review</w:t>
       </w:r>
     </w:p>
     <w:p>
       <w:bookmarkStart w:id="29" w:name="s29"/>
       <w:pPr>
-        <w:pStyle w:val="Heading1"/>
-        <w:pageBreakBefore/>
+        <w:pStyle w:val="Heading2"/>
+        <w:spacing w:before="0" w:after="160"/>
       </w:pPr>
       <w:r>
+        <w:rPr>
+          <w:color w:val="17354C"/>
+          <w:sz w:val="42"/>
+        </w:rPr>
         <w:t>29  Review-ready methods and interpretation text</w:t>
       </w:r>
       <w:bookmarkEnd w:id="29"/>
@@ -9802,9 +12029,13 @@
     </w:p>
     <w:p>
       <w:pPr>
-        <w:pStyle w:val="Heading2"/>
+        <w:pStyle w:val="Heading3"/>
       </w:pPr>
       <w:r>
+        <w:rPr>
+          <w:color w:val="287C83"/>
+          <w:sz w:val="24"/>
+        </w:rPr>
         <w:t>Methods paragraph</w:t>
       </w:r>
     </w:p>
@@ -9815,9 +12046,13 @@
     </w:p>
     <w:p>
       <w:pPr>
-        <w:pStyle w:val="Heading2"/>
+        <w:pStyle w:val="Heading3"/>
       </w:pPr>
       <w:r>
+        <w:rPr>
+          <w:color w:val="287C83"/>
+          <w:sz w:val="24"/>
+        </w:rPr>
         <w:t>Support and cumulative convention</w:t>
       </w:r>
     </w:p>
@@ -9828,9 +12063,13 @@
     </w:p>
     <w:p>
       <w:pPr>
-        <w:pStyle w:val="Heading2"/>
+        <w:pStyle w:val="Heading3"/>
       </w:pPr>
       <w:r>
+        <w:rPr>
+          <w:color w:val="287C83"/>
+          <w:sz w:val="24"/>
+        </w:rPr>
         <w:t>Results and limitations</w:t>
       </w:r>
     </w:p>
@@ -9841,9 +12080,13 @@
     </w:p>
     <w:p>
       <w:pPr>
-        <w:pStyle w:val="Heading2"/>
+        <w:pStyle w:val="Heading3"/>
       </w:pPr>
       <w:r>
+        <w:rPr>
+          <w:color w:val="287C83"/>
+          <w:sz w:val="24"/>
+        </w:rPr>
         <w:t>Assumption sensitivity and uncertainty</w:t>
       </w:r>
     </w:p>
@@ -9903,12 +12146,32 @@
       </w:pPr>
     </w:p>
     <w:p>
+      <w:pPr>
+        <w:pStyle w:val="Heading1"/>
+        <w:keepNext/>
+        <w:pageBreakBefore/>
+        <w:spacing w:after="100"/>
+      </w:pPr>
+      <w:r>
+        <w:rPr>
+          <w:b/>
+          <w:color w:val="287C83"/>
+          <w:sz w:val="17"/>
+        </w:rPr>
+        <w:t>PART VI  Reference</w:t>
+      </w:r>
+    </w:p>
+    <w:p>
       <w:bookmarkStart w:id="30" w:name="s30"/>
       <w:pPr>
-        <w:pStyle w:val="Heading1"/>
-        <w:pageBreakBefore/>
+        <w:pStyle w:val="Heading2"/>
+        <w:spacing w:before="0" w:after="160"/>
       </w:pPr>
       <w:r>
+        <w:rPr>
+          <w:color w:val="17354C"/>
+          <w:sz w:val="42"/>
+        </w:rPr>
         <w:t>30  Troubleshooting and interpretation traps</w:t>
       </w:r>
       <w:bookmarkEnd w:id="30"/>
@@ -10453,12 +12716,31 @@
       </w:r>
     </w:p>
     <w:p>
+      <w:pPr>
+        <w:keepNext/>
+        <w:pageBreakBefore/>
+        <w:spacing w:after="100"/>
+      </w:pPr>
+      <w:r>
+        <w:rPr>
+          <w:b/>
+          <w:color w:val="287C83"/>
+          <w:sz w:val="17"/>
+        </w:rPr>
+        <w:t>PART VI  Reference</w:t>
+      </w:r>
+    </w:p>
+    <w:p>
       <w:bookmarkStart w:id="31" w:name="s31"/>
       <w:pPr>
-        <w:pStyle w:val="Heading1"/>
-        <w:pageBreakBefore/>
+        <w:pStyle w:val="Heading2"/>
+        <w:spacing w:before="0" w:after="160"/>
       </w:pPr>
       <w:r>
+        <w:rPr>
+          <w:color w:val="17354C"/>
+          <w:sz w:val="42"/>
+        </w:rPr>
         <w:t>31  Setup and reproducible command-line use</w:t>
       </w:r>
       <w:bookmarkEnd w:id="31"/>
@@ -10484,9 +12766,13 @@
     </w:p>
     <w:p>
       <w:pPr>
-        <w:pStyle w:val="Heading2"/>
+        <w:pStyle w:val="Heading3"/>
       </w:pPr>
       <w:r>
+        <w:rPr>
+          <w:color w:val="287C83"/>
+          <w:sz w:val="24"/>
+        </w:rPr>
         <w:t>A reproducible pair comparison</w:t>
       </w:r>
     </w:p>
@@ -10506,9 +12792,13 @@
     </w:p>
     <w:p>
       <w:pPr>
-        <w:pStyle w:val="Heading2"/>
+        <w:pStyle w:val="Heading3"/>
       </w:pPr>
       <w:r>
+        <w:rPr>
+          <w:color w:val="287C83"/>
+          <w:sz w:val="24"/>
+        </w:rPr>
         <w:t>Consecutive epochs or survey QA/QC only</w:t>
       </w:r>
     </w:p>
@@ -10531,9 +12821,13 @@
     </w:p>
     <w:p>
       <w:pPr>
-        <w:pStyle w:val="Heading2"/>
+        <w:pStyle w:val="Heading3"/>
       </w:pPr>
       <w:r>
+        <w:rPr>
+          <w:color w:val="287C83"/>
+          <w:sz w:val="24"/>
+        </w:rPr>
         <w:t>Replay saved assumption instructions</w:t>
       </w:r>
     </w:p>
@@ -10558,24 +12852,47 @@
     </w:p>
     <w:p>
       <w:pPr>
-        <w:pStyle w:val="Heading2"/>
+        <w:pStyle w:val="Heading3"/>
       </w:pPr>
       <w:r>
+        <w:rPr>
+          <w:color w:val="287C83"/>
+          <w:sz w:val="24"/>
+        </w:rPr>
         <w:t>Repeating model calibration</w:t>
       </w:r>
     </w:p>
     <w:p>
       <w:r>
         <w:t>Archive the reference, adjust scientifically justified HEC-RAS parameters outside this tool, rerun HEC-RAS, reload the new HDF and repeat the same supported comparison. Keep a run log. Cache reuse concerns raw survey extraction, not a guarantee that the model, geometry or review assumptions are unchanged.</w:t>
+      </w:r>
+    </w:p>
+    <w:p>
+      <w:pPr>
+        <w:keepNext/>
+        <w:pageBreakBefore/>
+        <w:spacing w:after="100"/>
+      </w:pPr>
+      <w:r>
+        <w:rPr>
+          <w:b/>
+          <w:color w:val="287C83"/>
+          <w:sz w:val="17"/>
+        </w:rPr>
+        <w:t>PART VI  Reference</w:t>
       </w:r>
     </w:p>
     <w:p>
       <w:bookmarkStart w:id="32" w:name="s32"/>
       <w:pPr>
-        <w:pStyle w:val="Heading1"/>
-        <w:pageBreakBefore/>
+        <w:pStyle w:val="Heading2"/>
+        <w:spacing w:before="0" w:after="160"/>
       </w:pPr>
       <w:r>
+        <w:rPr>
+          <w:color w:val="17354C"/>
+          <w:sz w:val="42"/>
+        </w:rPr>
         <w:t>32  Key fields in the exported tables</w:t>
       </w:r>
       <w:bookmarkEnd w:id="32"/>
@@ -11370,12 +13687,31 @@
       </w:r>
     </w:p>
     <w:p>
+      <w:pPr>
+        <w:keepNext/>
+        <w:pageBreakBefore/>
+        <w:spacing w:after="100"/>
+      </w:pPr>
+      <w:r>
+        <w:rPr>
+          <w:b/>
+          <w:color w:val="287C83"/>
+          <w:sz w:val="17"/>
+        </w:rPr>
+        <w:t>PART VI  Reference</w:t>
+      </w:r>
+    </w:p>
+    <w:p>
       <w:bookmarkStart w:id="33" w:name="s33"/>
       <w:pPr>
-        <w:pStyle w:val="Heading1"/>
-        <w:pageBreakBefore/>
+        <w:pStyle w:val="Heading2"/>
+        <w:spacing w:before="0" w:after="160"/>
       </w:pPr>
       <w:r>
+        <w:rPr>
+          <w:color w:val="17354C"/>
+          <w:sz w:val="42"/>
+        </w:rPr>
         <w:t>33  Glossary and notation</w:t>
       </w:r>
       <w:bookmarkEnd w:id="33"/>
@@ -11566,7 +13902,7 @@
               <w:rPr>
                 <w:sz w:val="18"/>
               </w:rPr>
-              <w:t>Common domain</w:t>
+              <w:t>Integration reach / date interval</w:t>
             </w:r>
           </w:p>
         </w:tc>
@@ -11583,7 +13919,7 @@
               <w:rPr>
                 <w:sz w:val="18"/>
               </w:rPr>
-              <w:t>Candidate overlap or selected transect extent before unsupported intervals are removed.</w:t>
+              <w:t>An adjacent accepted XS pair / the elapsed time between baseline and target epochs; neither denotes a named HEC-RAS Reach.</w:t>
             </w:r>
           </w:p>
         </w:tc>
@@ -11606,7 +13942,7 @@
               <w:rPr>
                 <w:sz w:val="18"/>
               </w:rPr>
-              <w:t>Control length, ℓ</w:t>
+              <w:t>Common domain</w:t>
             </w:r>
           </w:p>
         </w:tc>
@@ -11624,7 +13960,7 @@
               <w:rPr>
                 <w:sz w:val="18"/>
               </w:rPr>
-              <w:t>Nodal reconstruction weight derived from accepted neighboring reaches and the selected estimator.</w:t>
+              <w:t>Candidate overlap or selected transect extent before unsupported intervals are removed.</w:t>
             </w:r>
           </w:p>
         </w:tc>
@@ -11646,7 +13982,7 @@
               <w:rPr>
                 <w:sz w:val="18"/>
               </w:rPr>
-              <w:t>Cumulative prefix</w:t>
+              <w:t>Control length, ℓ</w:t>
             </w:r>
           </w:p>
         </w:tc>
@@ -11663,7 +13999,7 @@
               <w:rPr>
                 <w:sz w:val="18"/>
               </w:rPr>
-              <w:t>Running sum under either the node-control or completed-reach convention, with explicit segment resets.</w:t>
+              <w:t>Nodal reconstruction weight derived from accepted neighboring reaches and the selected estimator.</w:t>
             </w:r>
           </w:p>
         </w:tc>
@@ -11686,7 +14022,7 @@
               <w:rPr>
                 <w:sz w:val="18"/>
               </w:rPr>
-              <w:t>Datum correction</w:t>
+              <w:t>Cumulative prefix</w:t>
             </w:r>
           </w:p>
         </w:tc>
@@ -11704,7 +14040,7 @@
               <w:rPr>
                 <w:sz w:val="18"/>
               </w:rPr>
-              <w:t>Documented elevation addition backed by independent alignment evidence.</w:t>
+              <w:t>Running sum under either the node-control or completed-reach convention, with explicit segment resets.</w:t>
             </w:r>
           </w:p>
         </w:tc>
@@ -11726,7 +14062,7 @@
               <w:rPr>
                 <w:sz w:val="18"/>
               </w:rPr>
-              <w:t>Gross turnover</w:t>
+              <w:t>Datum correction</w:t>
             </w:r>
           </w:p>
         </w:tc>
@@ -11743,7 +14079,7 @@
               <w:rPr>
                 <w:sz w:val="18"/>
               </w:rPr>
-              <w:t>Erosion magnitude plus deposition magnitude between observed/model bed states.</w:t>
+              <w:t>Documented elevation addition backed by independent alignment evidence.</w:t>
             </w:r>
           </w:p>
         </w:tc>
@@ -11766,7 +14102,7 @@
               <w:rPr>
                 <w:sz w:val="18"/>
               </w:rPr>
-              <w:t>Mean change</w:t>
+              <w:t>Gross turnover</w:t>
             </w:r>
           </w:p>
         </w:tc>
@@ -11784,7 +14120,7 @@
               <w:rPr>
                 <w:sz w:val="18"/>
               </w:rPr>
-              <w:t>Signed lateral change area divided by accepted lateral width.</w:t>
+              <w:t>Erosion magnitude plus deposition magnitude between observed/model bed states.</w:t>
             </w:r>
           </w:p>
         </w:tc>
@@ -11806,7 +14142,7 @@
               <w:rPr>
                 <w:sz w:val="18"/>
               </w:rPr>
-              <w:t>Native audit</w:t>
+              <w:t>Mean change</w:t>
             </w:r>
           </w:p>
         </w:tc>
@@ -11823,7 +14159,7 @@
               <w:rPr>
                 <w:sz w:val="18"/>
               </w:rPr>
-              <w:t>Separate comparison against a verified RAS bed-volume output on an equivalent accounting basis.</w:t>
+              <w:t>Signed lateral change area divided by accepted lateral width.</w:t>
             </w:r>
           </w:p>
         </w:tc>
@@ -11846,7 +14182,7 @@
               <w:rPr>
                 <w:sz w:val="18"/>
               </w:rPr>
-              <w:t>River mile / RM</w:t>
+              <w:t>Native audit</w:t>
             </w:r>
           </w:p>
         </w:tc>
@@ -11864,7 +14200,7 @@
               <w:rPr>
                 <w:sz w:val="18"/>
               </w:rPr>
-              <w:t>Location from model XS stationing or explicit manifest mapping; not a substituted channel length.</w:t>
+              <w:t>Separate comparison against a verified RAS bed-volume output on an equivalent accounting basis.</w:t>
             </w:r>
           </w:p>
         </w:tc>
@@ -11886,7 +14222,7 @@
               <w:rPr>
                 <w:sz w:val="18"/>
               </w:rPr>
-              <w:t>Scenario</w:t>
+              <w:t>River mile / RM</w:t>
             </w:r>
           </w:p>
         </w:tc>
@@ -11903,7 +14239,7 @@
               <w:rPr>
                 <w:sz w:val="18"/>
               </w:rPr>
-              <w:t>A retained assumption experiment recomputed from the reviewed profiles.</w:t>
+              <w:t>Location from model XS stationing or explicit manifest mapping; not a substituted channel length.</w:t>
             </w:r>
           </w:p>
         </w:tc>
@@ -11926,7 +14262,7 @@
               <w:rPr>
                 <w:sz w:val="18"/>
               </w:rPr>
-              <w:t>Spatial correlation, ρ_s</w:t>
+              <w:t>Scenario</w:t>
             </w:r>
           </w:p>
         </w:tc>
@@ -11944,7 +14280,7 @@
               <w:rPr>
                 <w:sz w:val="18"/>
               </w:rPr>
-              <w:t>Assumed coherence of section elevation-difference errors in the conditional volume-error model.</w:t>
+              <w:t>A retained assumption experiment recomputed from the reviewed profiles.</w:t>
             </w:r>
           </w:p>
         </w:tc>
@@ -11966,7 +14302,7 @@
               <w:rPr>
                 <w:sz w:val="18"/>
               </w:rPr>
-              <w:t>Temporal correlation, ρ_t</w:t>
+              <w:t>Spatial correlation, ρ_s</w:t>
             </w:r>
           </w:p>
         </w:tc>
@@ -11983,7 +14319,7 @@
               <w:rPr>
                 <w:sz w:val="18"/>
               </w:rPr>
-              <w:t>Assumed correlation of baseline and target survey elevation errors.</w:t>
+              <w:t>Assumed coherence of section elevation-difference errors in the conditional volume-error model.</w:t>
             </w:r>
           </w:p>
         </w:tc>
@@ -12006,7 +14342,7 @@
               <w:rPr>
                 <w:sz w:val="18"/>
               </w:rPr>
-              <w:t>Threshold</w:t>
+              <w:t>Temporal correlation, ρ_t</w:t>
             </w:r>
           </w:p>
         </w:tc>
@@ -12024,7 +14360,7 @@
               <w:rPr>
                 <w:sz w:val="18"/>
               </w:rPr>
-              <w:t>Symmetric limit for classifying change; does not delete signed or gross volume.</w:t>
+              <w:t>Assumed correlation of baseline and target survey elevation errors.</w:t>
             </w:r>
           </w:p>
         </w:tc>
@@ -12046,7 +14382,7 @@
               <w:rPr>
                 <w:sz w:val="18"/>
               </w:rPr>
-              <w:t>Width fraction</w:t>
+              <w:t>Threshold</w:t>
             </w:r>
           </w:p>
         </w:tc>
@@ -12054,6 +14390,47 @@
           <w:tcPr>
             <w:tcW w:type="dxa" w:w="7200"/>
             <w:vAlign w:val="center"/>
+          </w:tcPr>
+          <w:p>
+            <w:pPr>
+              <w:spacing w:after="60" w:before="60" w:line="247" w:lineRule="auto"/>
+            </w:pPr>
+            <w:r>
+              <w:rPr>
+                <w:sz w:val="18"/>
+              </w:rPr>
+              <w:t>Symmetric limit for classifying change; does not delete signed or gross volume.</w:t>
+            </w:r>
+          </w:p>
+        </w:tc>
+      </w:tr>
+      <w:tr>
+        <w:trPr>
+          <w:cantSplit/>
+        </w:trPr>
+        <w:tc>
+          <w:tcPr>
+            <w:tcW w:type="dxa" w:w="2880"/>
+            <w:vAlign w:val="center"/>
+            <w:shd w:fill="F3F6F8"/>
+          </w:tcPr>
+          <w:p>
+            <w:pPr>
+              <w:spacing w:after="60" w:before="60" w:line="247" w:lineRule="auto"/>
+            </w:pPr>
+            <w:r>
+              <w:rPr>
+                <w:sz w:val="18"/>
+              </w:rPr>
+              <w:t>Width fraction</w:t>
+            </w:r>
+          </w:p>
+        </w:tc>
+        <w:tc>
+          <w:tcPr>
+            <w:tcW w:type="dxa" w:w="7200"/>
+            <w:vAlign w:val="center"/>
+            <w:shd w:fill="F3F6F8"/>
           </w:tcPr>
           <w:p>
             <w:pPr>
@@ -12099,12 +14476,31 @@
       </w:r>
     </w:p>
     <w:p>
+      <w:pPr>
+        <w:keepNext/>
+        <w:pageBreakBefore/>
+        <w:spacing w:after="100"/>
+      </w:pPr>
+      <w:r>
+        <w:rPr>
+          <w:b/>
+          <w:color w:val="287C83"/>
+          <w:sz w:val="17"/>
+        </w:rPr>
+        <w:t>PART VI  Reference</w:t>
+      </w:r>
+    </w:p>
+    <w:p>
       <w:bookmarkStart w:id="34" w:name="s34"/>
       <w:pPr>
-        <w:pStyle w:val="Heading1"/>
-        <w:pageBreakBefore/>
+        <w:pStyle w:val="Heading2"/>
+        <w:spacing w:before="0" w:after="160"/>
       </w:pPr>
       <w:r>
+        <w:rPr>
+          <w:color w:val="17354C"/>
+          <w:sz w:val="42"/>
+        </w:rPr>
         <w:t>34  Version, sources and verification record</w:t>
       </w:r>
       <w:bookmarkEnd w:id="34"/>
@@ -12129,14 +14525,30 @@
         <w:t>commit e43535537c5374700bb065aecd48eba98e2bbf0a</w:t>
       </w:r>
       <w:r>
-        <w:t>, as reviewed for guide version 1.0, 12 October 2026. Record the implementation used for each technical-review run; future changes may alter controls, definitions or exports.</w:t>
+        <w:t>, as reviewed for guide version 1.1, 12 October 2026. Record the implementation used for each technical-review run; future changes may alter controls, definitions or exports.</w:t>
+      </w:r>
+    </w:p>
+    <w:p>
+      <w:r/>
+      <w:r>
+        <w:rPr>
+          <w:b/>
+        </w:rPr>
+        <w:t>Revision 1.1:</w:t>
+      </w:r>
+      <w:r>
+        <w:t xml:space="preserve"> six-part organization and reader routes; redesigned concept diagrams; editable equation panels; clearer node accounting, support-area estimates and conditional error assumptions. The tool implementation is unchanged.</w:t>
       </w:r>
     </w:p>
     <w:p>
       <w:pPr>
-        <w:pStyle w:val="Heading2"/>
+        <w:pStyle w:val="Heading3"/>
       </w:pPr>
       <w:r>
+        <w:rPr>
+          <w:color w:val="287C83"/>
+          <w:sz w:val="24"/>
+        </w:rPr>
         <w:t>Primary implementation references</w:t>
       </w:r>
     </w:p>
@@ -12516,15 +14928,19 @@
     </w:p>
     <w:p>
       <w:pPr>
-        <w:pStyle w:val="Heading2"/>
+        <w:pStyle w:val="Heading3"/>
       </w:pPr>
       <w:r>
+        <w:rPr>
+          <w:color w:val="287C83"/>
+          <w:sz w:val="24"/>
+        </w:rPr>
         <w:t>What was checked for this guide</w:t>
       </w:r>
     </w:p>
     <w:p>
       <w:r>
-        <w:t>The hand-calculated −6,500-yd³ example was reproduced by the calculation engine. The illustrative model–survey figures were generated with the tool from synthetic, fully supported profiles. Their reported shape correlation, amplitude ratio and mean-change zone agreement were numerically checked. The uncertainty example was independently calculated from the stated customary-unit coefficients. The project’s 81-XS range and channel-length total were read from the checked-in manifest.</w:t>
+        <w:t>The hand-calculated −6,500-yd³ example was reproduced by the calculation engine. The illustrative model–survey figures were generated with the tool from synthetic, fully supported profiles. Their reported shape correlation, amplitude ratio and mean-change zone agreement were numerically checked. Gross components, standard deviation, endpoint methods, gap resets, shift response, grid invariance and uncertainty intervals were verified against the engine. The project’s 81-XS range and channel-length total were read from the checked-in manifest.</w:t>
       </w:r>
     </w:p>
     <w:p>
@@ -12534,9 +14950,13 @@
     </w:p>
     <w:p>
       <w:pPr>
-        <w:pStyle w:val="Heading2"/>
+        <w:pStyle w:val="Heading3"/>
       </w:pPr>
       <w:r>
+        <w:rPr>
+          <w:color w:val="287C83"/>
+          <w:sz w:val="24"/>
+        </w:rPr>
         <w:t>Model documentation to use alongside this guide</w:t>
       </w:r>
     </w:p>
@@ -12622,7 +15042,7 @@
         <w:color w:val="626D76"/>
         <w:sz w:val="16"/>
       </w:rPr>
-      <w:t>Version 1.0  •  12 October 2026</w:t>
+      <w:t>Version 1.1  •  12 October 2026</w:t>
       <w:tab/>
     </w:r>
     <w:r>
@@ -24731,9 +27151,9 @@
       <w:spacing w:after="100" w:line="252" w:lineRule="auto"/>
     </w:pPr>
     <w:rPr>
-      <w:rFonts w:ascii="Consolas" w:hAnsi="Consolas"/>
+      <w:rFonts w:ascii="Liberation Mono" w:hAnsi="Liberation Mono"/>
       <w:color w:val="17354C"/>
-      <w:sz w:val="17"/>
+      <w:sz w:val="18"/>
     </w:rPr>
   </w:style>
 </w:styles>
